--- a/templates/SH_Global_Career_Summary_v5.docx
+++ b/templates/SH_Global_Career_Summary_v5.docx
@@ -4004,7 +4004,7 @@
       <w:jc w:val="both"/>
     </w:pPr>
     <w:rPr>
-      <w:rFonts w:ascii="Arial Nova Light" w:eastAsia="Calibri" w:hAnsi="Arial Nova Light" w:cs="Times New Roman"/>
+      <w:rFonts w:ascii="Raleway" w:eastAsia="Calibri" w:hAnsi="Raleway" w:cs="Times New Roman"/>
       <w:color w:val="595959"/>
       <w:lang w:val="en-US" w:eastAsia="en-GB"/>
     </w:rPr>
@@ -4014,7 +4014,7 @@
     <w:link w:val="42DOC-SPACER"/>
     <w:rsid w:val="00F74192"/>
     <w:rPr>
-      <w:rFonts w:ascii="Arial Nova Light" w:eastAsia="Calibri" w:hAnsi="Arial Nova Light" w:cs="Times New Roman"/>
+      <w:rFonts w:ascii="Raleway" w:eastAsia="Calibri" w:hAnsi="Raleway" w:cs="Times New Roman"/>
       <w:color w:val="595959"/>
       <w:kern w:val="0"/>
       <w:lang w:eastAsia="en-GB"/>
@@ -4098,7 +4098,7 @@
       </w:tabs>
     </w:pPr>
     <w:rPr>
-      <w:rFonts w:ascii="Arial Nova" w:hAnsi="Arial Nova"/>
+      <w:rFonts w:ascii="Raleway" w:hAnsi="Raleway"/>
     </w:rPr>
   </w:style>
   <w:style w:type="character" w:customStyle="1" w:styleId="SHTextBoldChar">
@@ -4107,7 +4107,7 @@
     <w:link w:val="SHTextBold"/>
     <w:rsid w:val="00F74192"/>
     <w:rPr>
-      <w:rFonts w:ascii="Arial Nova" w:eastAsia="Calibri" w:hAnsi="Arial Nova" w:cs="Times New Roman"/>
+      <w:rFonts w:ascii="Raleway" w:eastAsia="Calibri" w:hAnsi="Raleway" w:cs="Times New Roman"/>
       <w:color w:val="595959"/>
       <w:kern w:val="0"/>
       <w:lang w:eastAsia="en-GB"/>
@@ -4130,7 +4130,7 @@
       <w:jc w:val="both"/>
     </w:pPr>
     <w:rPr>
-      <w:rFonts w:ascii="Arial Nova Light" w:eastAsia="Calibri" w:hAnsi="Arial Nova Light" w:cs="Times New Roman"/>
+      <w:rFonts w:ascii="Raleway" w:eastAsia="Calibri" w:hAnsi="Raleway" w:cs="Times New Roman"/>
       <w:noProof/>
       <w:color w:val="595959"/>
       <w:sz w:val="21"/>
@@ -4173,7 +4173,7 @@
       <w:jc w:val="both"/>
     </w:pPr>
     <w:rPr>
-      <w:rFonts w:ascii="Arial Nova Light" w:eastAsia="Calibri" w:hAnsi="Arial Nova Light" w:cs="Times New Roman"/>
+      <w:rFonts w:ascii="Raleway" w:eastAsia="Calibri" w:hAnsi="Raleway" w:cs="Times New Roman"/>
       <w:noProof/>
       <w:color w:val="595959"/>
       <w:sz w:val="20"/>
@@ -4219,7 +4219,7 @@
     <w:link w:val="11CV"/>
     <w:rsid w:val="0094139E"/>
     <w:rPr>
-      <w:rFonts w:ascii="Arial Nova Light" w:eastAsia="Calibri" w:hAnsi="Arial Nova Light" w:cs="Times New Roman"/>
+      <w:rFonts w:ascii="Raleway" w:eastAsia="Calibri" w:hAnsi="Raleway" w:cs="Times New Roman"/>
       <w:noProof/>
       <w:color w:val="595959"/>
       <w:kern w:val="0"/>
@@ -4244,7 +4244,7 @@
       <w:jc w:val="both"/>
     </w:pPr>
     <w:rPr>
-      <w:rFonts w:ascii="Arial Nova Light" w:eastAsia="Calibri" w:hAnsi="Arial Nova Light" w:cs="Times New Roman"/>
+      <w:rFonts w:ascii="Raleway" w:eastAsia="Calibri" w:hAnsi="Raleway" w:cs="Times New Roman"/>
       <w:noProof/>
       <w:color w:val="595959"/>
       <w:sz w:val="20"/>
@@ -4257,7 +4257,7 @@
     <w:link w:val="16CV-TITLE"/>
     <w:rsid w:val="00F74192"/>
     <w:rPr>
-      <w:rFonts w:ascii="Arial Nova Light" w:eastAsia="Calibri" w:hAnsi="Arial Nova Light" w:cs="Times New Roman"/>
+      <w:rFonts w:ascii="Raleway" w:eastAsia="Calibri" w:hAnsi="Raleway" w:cs="Times New Roman"/>
       <w:noProof/>
       <w:color w:val="595959"/>
       <w:kern w:val="0"/>
@@ -4273,7 +4273,7 @@
     <w:link w:val="12CV"/>
     <w:rsid w:val="00F74192"/>
     <w:rPr>
-      <w:rFonts w:ascii="Arial Nova Light" w:eastAsia="Calibri" w:hAnsi="Arial Nova Light" w:cs="Times New Roman"/>
+      <w:rFonts w:ascii="Raleway" w:eastAsia="Calibri" w:hAnsi="Raleway" w:cs="Times New Roman"/>
       <w:noProof/>
       <w:color w:val="595959"/>
       <w:kern w:val="0"/>
@@ -4289,7 +4289,7 @@
     <w:link w:val="10CV"/>
     <w:rsid w:val="0094139E"/>
     <w:rPr>
-      <w:rFonts w:ascii="Arial Nova Light" w:eastAsia="Calibri" w:hAnsi="Arial Nova Light" w:cs="Times New Roman"/>
+      <w:rFonts w:ascii="Raleway" w:eastAsia="Calibri" w:hAnsi="Raleway" w:cs="Times New Roman"/>
       <w:noProof/>
       <w:color w:val="595959"/>
       <w:kern w:val="0"/>
@@ -4314,7 +4314,7 @@
       <w:jc w:val="both"/>
     </w:pPr>
     <w:rPr>
-      <w:rFonts w:ascii="Franklin Gothic Medium" w:eastAsia="Calibri" w:hAnsi="Franklin Gothic Medium" w:cs="Times New Roman"/>
+      <w:rFonts w:ascii="Raleway" w:eastAsia="Calibri" w:hAnsi="Raleway" w:cs="Times New Roman"/>
       <w:bCs/>
       <w:color w:val="595959"/>
       <w:lang w:val="en-US" w:eastAsia="en-GB"/>
@@ -4332,7 +4332,7 @@
       <w:jc w:val="both"/>
     </w:pPr>
     <w:rPr>
-      <w:rFonts w:ascii="Arial Nova Light" w:eastAsia="Calibri" w:hAnsi="Arial Nova Light" w:cs="Times New Roman"/>
+      <w:rFonts w:ascii="Raleway" w:eastAsia="Calibri" w:hAnsi="Raleway" w:cs="Times New Roman"/>
       <w:color w:val="595959"/>
       <w:lang w:val="en-US" w:eastAsia="en-GB"/>
     </w:rPr>
@@ -4343,7 +4343,7 @@
     <w:link w:val="15CV-COMPANY"/>
     <w:rsid w:val="00F74192"/>
     <w:rPr>
-      <w:rFonts w:ascii="Franklin Gothic Medium" w:eastAsia="Calibri" w:hAnsi="Franklin Gothic Medium" w:cs="Times New Roman"/>
+      <w:rFonts w:ascii="Raleway" w:eastAsia="Calibri" w:hAnsi="Raleway" w:cs="Times New Roman"/>
       <w:bCs/>
       <w:color w:val="595959"/>
       <w:kern w:val="0"/>
@@ -4356,7 +4356,7 @@
     <w:link w:val="SHText"/>
     <w:rsid w:val="00F74192"/>
     <w:rPr>
-      <w:rFonts w:ascii="Arial Nova Light" w:eastAsia="Calibri" w:hAnsi="Arial Nova Light" w:cs="Times New Roman"/>
+      <w:rFonts w:ascii="Raleway" w:eastAsia="Calibri" w:hAnsi="Raleway" w:cs="Times New Roman"/>
       <w:color w:val="595959"/>
       <w:kern w:val="0"/>
       <w:lang w:eastAsia="en-GB"/>
@@ -4395,7 +4395,7 @@
       <w:ind w:left="-274" w:right="29"/>
     </w:pPr>
     <w:rPr>
-      <w:rFonts w:ascii="Arial Nova" w:eastAsia="+mn-ea" w:hAnsi="Arial Nova" w:cs="+mn-cs"/>
+      <w:rFonts w:ascii="Raleway" w:eastAsia="+mn-ea" w:hAnsi="Raleway" w:cs="+mn-cs"/>
       <w:b/>
       <w:bCs/>
       <w:color w:val="012249"/>
@@ -4410,7 +4410,7 @@
     <w:link w:val="32PD"/>
     <w:rsid w:val="004A2D31"/>
     <w:rPr>
-      <w:rFonts w:ascii="Arial Nova Light" w:eastAsia="Calibri" w:hAnsi="Arial Nova Light" w:cs="Times New Roman"/>
+      <w:rFonts w:ascii="Raleway" w:eastAsia="Calibri" w:hAnsi="Raleway" w:cs="Times New Roman"/>
       <w:noProof/>
       <w:color w:val="595959"/>
       <w:kern w:val="0"/>
@@ -4426,7 +4426,7 @@
     <w:link w:val="27A-SUBHEAD"/>
     <w:rsid w:val="004A2D31"/>
     <w:rPr>
-      <w:rFonts w:ascii="Arial Nova" w:eastAsia="+mn-ea" w:hAnsi="Arial Nova" w:cs="+mn-cs"/>
+      <w:rFonts w:ascii="Raleway" w:eastAsia="+mn-ea" w:hAnsi="Raleway" w:cs="+mn-cs"/>
       <w:b/>
       <w:bCs/>
       <w:color w:val="012249"/>
@@ -4446,8 +4446,8 @@
       <w:ind w:left="-270"/>
     </w:pPr>
     <w:rPr>
-      <w:sz w:val="18"/>
-      <w:szCs w:val="18"/>
+      <w:sz w:val="20"/>
+      <w:szCs w:val="20"/>
     </w:rPr>
   </w:style>
   <w:style w:type="character" w:customStyle="1" w:styleId="14CV-BODYChar">
@@ -4456,7 +4456,7 @@
     <w:link w:val="14CV-BODY"/>
     <w:rsid w:val="0094139E"/>
     <w:rPr>
-      <w:rFonts w:ascii="Arial Nova Light" w:eastAsia="Calibri" w:hAnsi="Arial Nova Light" w:cs="Times New Roman"/>
+      <w:rFonts w:ascii="Raleway" w:eastAsia="Calibri" w:hAnsi="Raleway" w:cs="Times New Roman"/>
       <w:color w:val="595959"/>
       <w:kern w:val="0"/>
       <w:sz w:val="18"/>
@@ -4482,7 +4482,7 @@
     <w:link w:val="31PD-BOD"/>
     <w:rsid w:val="00C238A1"/>
     <w:rPr>
-      <w:rFonts w:ascii="Arial Nova Light" w:eastAsia="Calibri" w:hAnsi="Arial Nova Light" w:cs="Times New Roman"/>
+      <w:rFonts w:ascii="Raleway" w:eastAsia="Calibri" w:hAnsi="Raleway" w:cs="Times New Roman"/>
       <w:noProof/>
       <w:color w:val="595959"/>
       <w:kern w:val="0"/>
@@ -4513,7 +4513,7 @@
     <w:link w:val="31PD-INDENT"/>
     <w:rsid w:val="004A2D31"/>
     <w:rPr>
-      <w:rFonts w:ascii="Arial Nova Light" w:eastAsia="Calibri" w:hAnsi="Arial Nova Light" w:cs="Times New Roman"/>
+      <w:rFonts w:ascii="Raleway" w:eastAsia="Calibri" w:hAnsi="Raleway" w:cs="Times New Roman"/>
       <w:noProof/>
       <w:color w:val="595959"/>
       <w:kern w:val="0"/>
@@ -4539,7 +4539,7 @@
     <w:link w:val="13CV"/>
     <w:rsid w:val="0094139E"/>
     <w:rPr>
-      <w:rFonts w:ascii="Arial Nova Light" w:eastAsia="Calibri" w:hAnsi="Arial Nova Light" w:cs="Times New Roman"/>
+      <w:rFonts w:ascii="Raleway" w:eastAsia="Calibri" w:hAnsi="Raleway" w:cs="Times New Roman"/>
       <w:noProof/>
       <w:color w:val="595959"/>
       <w:kern w:val="0"/>
@@ -4560,7 +4560,7 @@
       <w:ind w:left="-274" w:right="-475"/>
     </w:pPr>
     <w:rPr>
-      <w:rFonts w:ascii="Arial Nova Light" w:hAnsi="Arial Nova Light"/>
+      <w:rFonts w:ascii="Raleway" w:hAnsi="Raleway"/>
       <w:noProof/>
       <w:sz w:val="21"/>
       <w:szCs w:val="21"/>
@@ -4573,7 +4573,7 @@
     <w:link w:val="26A-BOD"/>
     <w:rsid w:val="00567FE8"/>
     <w:rPr>
-      <w:rFonts w:ascii="Arial Nova Light" w:eastAsia="Calibri" w:hAnsi="Arial Nova Light" w:cs="Times New Roman"/>
+      <w:rFonts w:ascii="Raleway" w:eastAsia="Calibri" w:hAnsi="Raleway" w:cs="Times New Roman"/>
       <w:noProof/>
       <w:color w:val="595959"/>
       <w:kern w:val="0"/>
@@ -4596,7 +4596,7 @@
     <w:link w:val="30PD-BOD"/>
     <w:rsid w:val="004A2D31"/>
     <w:rPr>
-      <w:rFonts w:ascii="Arial Nova Light" w:eastAsia="Calibri" w:hAnsi="Arial Nova Light" w:cs="Times New Roman"/>
+      <w:rFonts w:ascii="Raleway" w:eastAsia="Calibri" w:hAnsi="Raleway" w:cs="Times New Roman"/>
       <w:noProof/>
       <w:color w:val="595959"/>
       <w:kern w:val="0"/>
@@ -4622,7 +4622,7 @@
     <w:link w:val="22A"/>
     <w:rsid w:val="00190586"/>
     <w:rPr>
-      <w:rFonts w:ascii="Arial Nova Light" w:eastAsia="Calibri" w:hAnsi="Arial Nova Light" w:cs="Times New Roman"/>
+      <w:rFonts w:ascii="Raleway" w:eastAsia="Calibri" w:hAnsi="Raleway" w:cs="Times New Roman"/>
       <w:noProof/>
       <w:color w:val="595959"/>
       <w:kern w:val="0"/>
@@ -4638,7 +4638,7 @@
     <w:link w:val="23A"/>
     <w:rsid w:val="00190586"/>
     <w:rPr>
-      <w:rFonts w:ascii="Arial Nova Light" w:eastAsia="Calibri" w:hAnsi="Arial Nova Light" w:cs="Times New Roman"/>
+      <w:rFonts w:ascii="Raleway" w:eastAsia="Calibri" w:hAnsi="Raleway" w:cs="Times New Roman"/>
       <w:noProof/>
       <w:color w:val="595959"/>
       <w:kern w:val="0"/>
@@ -4666,7 +4666,7 @@
     <w:link w:val="24A"/>
     <w:rsid w:val="002C3C63"/>
     <w:rPr>
-      <w:rFonts w:ascii="Arial Nova Light" w:eastAsia="Calibri" w:hAnsi="Arial Nova Light" w:cs="Times New Roman"/>
+      <w:rFonts w:ascii="Raleway" w:eastAsia="Calibri" w:hAnsi="Raleway" w:cs="Times New Roman"/>
       <w:noProof/>
       <w:color w:val="595959"/>
       <w:kern w:val="0"/>
@@ -4695,7 +4695,7 @@
     <w:link w:val="25A"/>
     <w:rsid w:val="002C3C63"/>
     <w:rPr>
-      <w:rFonts w:ascii="Arial Nova Light" w:eastAsia="Calibri" w:hAnsi="Arial Nova Light" w:cs="Times New Roman"/>
+      <w:rFonts w:ascii="Raleway" w:eastAsia="Calibri" w:hAnsi="Raleway" w:cs="Times New Roman"/>
       <w:noProof/>
       <w:color w:val="595959"/>
       <w:kern w:val="0"/>
@@ -4748,7 +4748,7 @@
       <w:jc w:val="both"/>
     </w:pPr>
     <w:rPr>
-      <w:rFonts w:ascii="Franklin Gothic Book" w:eastAsia="Calibri" w:hAnsi="Franklin Gothic Book" w:cs="Times New Roman"/>
+      <w:rFonts w:ascii="Raleway" w:eastAsia="Calibri" w:hAnsi="Raleway" w:cs="Times New Roman"/>
       <w:noProof/>
       <w:color w:val="595959"/>
       <w:lang w:val="en-US" w:eastAsia="en-GB"/>
@@ -4795,7 +4795,7 @@
       <w:jc w:val="both"/>
     </w:pPr>
     <w:rPr>
-      <w:rFonts w:ascii="Arial Nova Light" w:eastAsia="Calibri" w:hAnsi="Arial Nova Light" w:cs="Times New Roman"/>
+      <w:rFonts w:ascii="Raleway" w:eastAsia="Calibri" w:hAnsi="Raleway" w:cs="Times New Roman"/>
       <w:noProof/>
       <w:color w:val="595959"/>
       <w:sz w:val="20"/>
@@ -4828,7 +4828,7 @@
     <w:link w:val="2CV"/>
     <w:rsid w:val="001E29B6"/>
     <w:rPr>
-      <w:rFonts w:ascii="Arial Nova Light" w:eastAsia="Calibri" w:hAnsi="Arial Nova Light" w:cs="Times New Roman"/>
+      <w:rFonts w:ascii="Raleway" w:eastAsia="Calibri" w:hAnsi="Raleway" w:cs="Times New Roman"/>
       <w:noProof/>
       <w:color w:val="595959"/>
       <w:kern w:val="0"/>
@@ -4853,7 +4853,7 @@
       <w:jc w:val="both"/>
     </w:pPr>
     <w:rPr>
-      <w:rFonts w:ascii="Arial Nova Light" w:eastAsia="Calibri" w:hAnsi="Arial Nova Light" w:cs="Times New Roman"/>
+      <w:rFonts w:ascii="Raleway" w:eastAsia="Calibri" w:hAnsi="Raleway" w:cs="Times New Roman"/>
       <w:noProof/>
       <w:color w:val="595959"/>
       <w:sz w:val="20"/>
@@ -4866,7 +4866,7 @@
     <w:link w:val="JOBTITLE"/>
     <w:rsid w:val="00D20C3A"/>
     <w:rPr>
-      <w:rFonts w:ascii="Arial Nova Light" w:eastAsia="Calibri" w:hAnsi="Arial Nova Light" w:cs="Times New Roman"/>
+      <w:rFonts w:ascii="Raleway" w:eastAsia="Calibri" w:hAnsi="Raleway" w:cs="Times New Roman"/>
       <w:noProof/>
       <w:color w:val="595959"/>
       <w:kern w:val="0"/>
@@ -4882,7 +4882,7 @@
     <w:link w:val="3CV"/>
     <w:rsid w:val="00D20C3A"/>
     <w:rPr>
-      <w:rFonts w:ascii="Arial Nova Light" w:eastAsia="Calibri" w:hAnsi="Arial Nova Light" w:cs="Times New Roman"/>
+      <w:rFonts w:ascii="Raleway" w:eastAsia="Calibri" w:hAnsi="Raleway" w:cs="Times New Roman"/>
       <w:noProof/>
       <w:color w:val="595959"/>
       <w:kern w:val="0"/>
@@ -4898,7 +4898,7 @@
     <w:link w:val="1CV"/>
     <w:rsid w:val="00D20C3A"/>
     <w:rPr>
-      <w:rFonts w:ascii="Arial Nova Light" w:eastAsia="Calibri" w:hAnsi="Arial Nova Light" w:cs="Times New Roman"/>
+      <w:rFonts w:ascii="Raleway" w:eastAsia="Calibri" w:hAnsi="Raleway" w:cs="Times New Roman"/>
       <w:noProof/>
       <w:color w:val="595959"/>
       <w:kern w:val="0"/>
@@ -4923,7 +4923,7 @@
       <w:jc w:val="both"/>
     </w:pPr>
     <w:rPr>
-      <w:rFonts w:ascii="Franklin Gothic Medium" w:eastAsia="Calibri" w:hAnsi="Franklin Gothic Medium" w:cs="Times New Roman"/>
+      <w:rFonts w:ascii="Raleway" w:eastAsia="Calibri" w:hAnsi="Raleway" w:cs="Times New Roman"/>
       <w:bCs/>
       <w:color w:val="595959"/>
       <w:lang w:eastAsia="en-GB"/>
@@ -4935,7 +4935,7 @@
     <w:link w:val="COMPANYTITLE"/>
     <w:rsid w:val="00D20C3A"/>
     <w:rPr>
-      <w:rFonts w:ascii="Franklin Gothic Medium" w:eastAsia="Calibri" w:hAnsi="Franklin Gothic Medium" w:cs="Times New Roman"/>
+      <w:rFonts w:ascii="Raleway" w:eastAsia="Calibri" w:hAnsi="Raleway" w:cs="Times New Roman"/>
       <w:bCs/>
       <w:color w:val="595959"/>
       <w:kern w:val="0"/>

--- a/templates/SH_Global_Career_Summary_v5.docx
+++ b/templates/SH_Global_Career_Summary_v5.docx
@@ -3491,7 +3491,7 @@
   <w:docDefaults>
     <w:rPrDefault>
       <w:rPr>
-        <w:rFonts w:asciiTheme="minorHAnsi" w:eastAsiaTheme="minorHAnsi" w:hAnsiTheme="minorHAnsi" w:cstheme="minorBidi"/>
+        <w:rFonts w:ascii="Raleway" w:hAnsi="Raleway" w:cs="Raleway"/>
         <w:kern w:val="2"/>
         <w:sz w:val="22"/>
         <w:szCs w:val="22"/>

--- a/templates/SH_Global_Career_Summary_v5.docx
+++ b/templates/SH_Global_Career_Summary_v5.docx
@@ -4196,6 +4196,9 @@
       </w:tabs>
       <w:ind w:left="374" w:hanging="288"/>
     </w:pPr>
+    <w:rPr>
+      <w:rFonts w:ascii="Raleway" w:hAnsi="Raleway" w:cs="Raleway"/>
+    </w:rPr>
   </w:style>
   <w:style w:type="paragraph" w:customStyle="1" w:styleId="12CV">
     <w:name w:val="1.2 CV"/>
@@ -4212,6 +4215,9 @@
       </w:tabs>
       <w:ind w:left="810"/>
     </w:pPr>
+    <w:rPr>
+      <w:rFonts w:ascii="Raleway" w:hAnsi="Raleway" w:cs="Raleway"/>
+    </w:rPr>
   </w:style>
   <w:style w:type="character" w:customStyle="1" w:styleId="11CVChar">
     <w:name w:val="1.1 CV Char"/>
@@ -4446,6 +4452,7 @@
       <w:ind w:left="-270"/>
     </w:pPr>
     <w:rPr>
+      <w:rFonts w:ascii="Raleway" w:hAnsi="Raleway" w:cs="Raleway"/>
       <w:sz w:val="20"/>
       <w:szCs w:val="20"/>
     </w:rPr>
@@ -4532,6 +4539,9 @@
     <w:pPr>
       <w:ind w:left="1080" w:hanging="288"/>
     </w:pPr>
+    <w:rPr>
+      <w:rFonts w:ascii="Raleway" w:hAnsi="Raleway" w:cs="Raleway"/>
+    </w:rPr>
   </w:style>
   <w:style w:type="character" w:customStyle="1" w:styleId="13CVChar">
     <w:name w:val="1.3 CV Char"/>
@@ -4814,6 +4824,9 @@
         <w:numId w:val="4"/>
       </w:numPr>
     </w:pPr>
+    <w:rPr>
+      <w:rFonts w:ascii="Raleway" w:hAnsi="Raleway" w:cs="Raleway"/>
+    </w:rPr>
   </w:style>
   <w:style w:type="paragraph" w:customStyle="1" w:styleId="3CV">
     <w:name w:val="3 CV"/>
@@ -4821,6 +4834,9 @@
     <w:link w:val="3CVChar"/>
     <w:qFormat/>
     <w:rsid w:val="00D20C3A"/>
+    <w:rPr>
+      <w:rFonts w:ascii="Raleway" w:hAnsi="Raleway" w:cs="Raleway"/>
+    </w:rPr>
   </w:style>
   <w:style w:type="character" w:customStyle="1" w:styleId="2CVChar">
     <w:name w:val="2 CV Char"/>

--- a/templates/SH_Global_Career_Summary_v5.docx
+++ b/templates/SH_Global_Career_Summary_v5.docx
@@ -3491,7 +3491,7 @@
   <w:docDefaults>
     <w:rPrDefault>
       <w:rPr>
-        <w:rFonts w:asciiTheme="minorHAnsi" w:eastAsiaTheme="minorHAnsi" w:hAnsiTheme="minorHAnsi" w:cstheme="minorBidi"/>
+        <w:rFonts w:ascii="Raleway" w:hAnsi="Raleway" w:cs="Raleway"/>
         <w:kern w:val="2"/>
         <w:sz w:val="22"/>
         <w:szCs w:val="22"/>
@@ -4004,7 +4004,7 @@
       <w:jc w:val="both"/>
     </w:pPr>
     <w:rPr>
-      <w:rFonts w:ascii="Arial Nova Light" w:eastAsia="Calibri" w:hAnsi="Arial Nova Light" w:cs="Times New Roman"/>
+      <w:rFonts w:ascii="Raleway" w:eastAsia="Calibri" w:hAnsi="Raleway" w:cs="Times New Roman"/>
       <w:color w:val="595959"/>
       <w:lang w:val="en-US" w:eastAsia="en-GB"/>
     </w:rPr>
@@ -4014,7 +4014,7 @@
     <w:link w:val="42DOC-SPACER"/>
     <w:rsid w:val="00F74192"/>
     <w:rPr>
-      <w:rFonts w:ascii="Arial Nova Light" w:eastAsia="Calibri" w:hAnsi="Arial Nova Light" w:cs="Times New Roman"/>
+      <w:rFonts w:ascii="Raleway" w:eastAsia="Calibri" w:hAnsi="Raleway" w:cs="Times New Roman"/>
       <w:color w:val="595959"/>
       <w:kern w:val="0"/>
       <w:lang w:eastAsia="en-GB"/>
@@ -4098,7 +4098,7 @@
       </w:tabs>
     </w:pPr>
     <w:rPr>
-      <w:rFonts w:ascii="Arial Nova" w:hAnsi="Arial Nova"/>
+      <w:rFonts w:ascii="Raleway" w:hAnsi="Raleway"/>
     </w:rPr>
   </w:style>
   <w:style w:type="character" w:customStyle="1" w:styleId="SHTextBoldChar">
@@ -4107,7 +4107,7 @@
     <w:link w:val="SHTextBold"/>
     <w:rsid w:val="00F74192"/>
     <w:rPr>
-      <w:rFonts w:ascii="Arial Nova" w:eastAsia="Calibri" w:hAnsi="Arial Nova" w:cs="Times New Roman"/>
+      <w:rFonts w:ascii="Raleway" w:eastAsia="Calibri" w:hAnsi="Raleway" w:cs="Times New Roman"/>
       <w:color w:val="595959"/>
       <w:kern w:val="0"/>
       <w:lang w:eastAsia="en-GB"/>
@@ -4130,7 +4130,7 @@
       <w:jc w:val="both"/>
     </w:pPr>
     <w:rPr>
-      <w:rFonts w:ascii="Arial Nova Light" w:eastAsia="Calibri" w:hAnsi="Arial Nova Light" w:cs="Times New Roman"/>
+      <w:rFonts w:ascii="Raleway" w:eastAsia="Calibri" w:hAnsi="Raleway" w:cs="Times New Roman"/>
       <w:noProof/>
       <w:color w:val="595959"/>
       <w:sz w:val="21"/>
@@ -4173,7 +4173,7 @@
       <w:jc w:val="both"/>
     </w:pPr>
     <w:rPr>
-      <w:rFonts w:ascii="Arial Nova Light" w:eastAsia="Calibri" w:hAnsi="Arial Nova Light" w:cs="Times New Roman"/>
+      <w:rFonts w:ascii="Raleway" w:eastAsia="Calibri" w:hAnsi="Raleway" w:cs="Times New Roman"/>
       <w:noProof/>
       <w:color w:val="595959"/>
       <w:sz w:val="20"/>
@@ -4196,6 +4196,9 @@
       </w:tabs>
       <w:ind w:left="374" w:hanging="288"/>
     </w:pPr>
+    <w:rPr>
+      <w:rFonts w:ascii="Raleway" w:hAnsi="Raleway" w:cs="Raleway"/>
+    </w:rPr>
   </w:style>
   <w:style w:type="paragraph" w:customStyle="1" w:styleId="12CV">
     <w:name w:val="1.2 CV"/>
@@ -4212,6 +4215,9 @@
       </w:tabs>
       <w:ind w:left="810"/>
     </w:pPr>
+    <w:rPr>
+      <w:rFonts w:ascii="Raleway" w:hAnsi="Raleway" w:cs="Raleway"/>
+    </w:rPr>
   </w:style>
   <w:style w:type="character" w:customStyle="1" w:styleId="11CVChar">
     <w:name w:val="1.1 CV Char"/>
@@ -4219,7 +4225,7 @@
     <w:link w:val="11CV"/>
     <w:rsid w:val="0094139E"/>
     <w:rPr>
-      <w:rFonts w:ascii="Arial Nova Light" w:eastAsia="Calibri" w:hAnsi="Arial Nova Light" w:cs="Times New Roman"/>
+      <w:rFonts w:ascii="Raleway" w:eastAsia="Calibri" w:hAnsi="Raleway" w:cs="Times New Roman"/>
       <w:noProof/>
       <w:color w:val="595959"/>
       <w:kern w:val="0"/>
@@ -4244,7 +4250,7 @@
       <w:jc w:val="both"/>
     </w:pPr>
     <w:rPr>
-      <w:rFonts w:ascii="Arial Nova Light" w:eastAsia="Calibri" w:hAnsi="Arial Nova Light" w:cs="Times New Roman"/>
+      <w:rFonts w:ascii="Raleway" w:eastAsia="Calibri" w:hAnsi="Raleway" w:cs="Times New Roman"/>
       <w:noProof/>
       <w:color w:val="595959"/>
       <w:sz w:val="20"/>
@@ -4257,7 +4263,7 @@
     <w:link w:val="16CV-TITLE"/>
     <w:rsid w:val="00F74192"/>
     <w:rPr>
-      <w:rFonts w:ascii="Arial Nova Light" w:eastAsia="Calibri" w:hAnsi="Arial Nova Light" w:cs="Times New Roman"/>
+      <w:rFonts w:ascii="Raleway" w:eastAsia="Calibri" w:hAnsi="Raleway" w:cs="Times New Roman"/>
       <w:noProof/>
       <w:color w:val="595959"/>
       <w:kern w:val="0"/>
@@ -4273,7 +4279,7 @@
     <w:link w:val="12CV"/>
     <w:rsid w:val="00F74192"/>
     <w:rPr>
-      <w:rFonts w:ascii="Arial Nova Light" w:eastAsia="Calibri" w:hAnsi="Arial Nova Light" w:cs="Times New Roman"/>
+      <w:rFonts w:ascii="Raleway" w:eastAsia="Calibri" w:hAnsi="Raleway" w:cs="Times New Roman"/>
       <w:noProof/>
       <w:color w:val="595959"/>
       <w:kern w:val="0"/>
@@ -4289,7 +4295,7 @@
     <w:link w:val="10CV"/>
     <w:rsid w:val="0094139E"/>
     <w:rPr>
-      <w:rFonts w:ascii="Arial Nova Light" w:eastAsia="Calibri" w:hAnsi="Arial Nova Light" w:cs="Times New Roman"/>
+      <w:rFonts w:ascii="Raleway" w:eastAsia="Calibri" w:hAnsi="Raleway" w:cs="Times New Roman"/>
       <w:noProof/>
       <w:color w:val="595959"/>
       <w:kern w:val="0"/>
@@ -4314,7 +4320,7 @@
       <w:jc w:val="both"/>
     </w:pPr>
     <w:rPr>
-      <w:rFonts w:ascii="Franklin Gothic Medium" w:eastAsia="Calibri" w:hAnsi="Franklin Gothic Medium" w:cs="Times New Roman"/>
+      <w:rFonts w:ascii="Raleway" w:eastAsia="Calibri" w:hAnsi="Raleway" w:cs="Times New Roman"/>
       <w:bCs/>
       <w:color w:val="595959"/>
       <w:lang w:val="en-US" w:eastAsia="en-GB"/>
@@ -4332,7 +4338,7 @@
       <w:jc w:val="both"/>
     </w:pPr>
     <w:rPr>
-      <w:rFonts w:ascii="Arial Nova Light" w:eastAsia="Calibri" w:hAnsi="Arial Nova Light" w:cs="Times New Roman"/>
+      <w:rFonts w:ascii="Raleway" w:eastAsia="Calibri" w:hAnsi="Raleway" w:cs="Times New Roman"/>
       <w:color w:val="595959"/>
       <w:lang w:val="en-US" w:eastAsia="en-GB"/>
     </w:rPr>
@@ -4343,7 +4349,7 @@
     <w:link w:val="15CV-COMPANY"/>
     <w:rsid w:val="00F74192"/>
     <w:rPr>
-      <w:rFonts w:ascii="Franklin Gothic Medium" w:eastAsia="Calibri" w:hAnsi="Franklin Gothic Medium" w:cs="Times New Roman"/>
+      <w:rFonts w:ascii="Raleway" w:eastAsia="Calibri" w:hAnsi="Raleway" w:cs="Times New Roman"/>
       <w:bCs/>
       <w:color w:val="595959"/>
       <w:kern w:val="0"/>
@@ -4356,7 +4362,7 @@
     <w:link w:val="SHText"/>
     <w:rsid w:val="00F74192"/>
     <w:rPr>
-      <w:rFonts w:ascii="Arial Nova Light" w:eastAsia="Calibri" w:hAnsi="Arial Nova Light" w:cs="Times New Roman"/>
+      <w:rFonts w:ascii="Raleway" w:eastAsia="Calibri" w:hAnsi="Raleway" w:cs="Times New Roman"/>
       <w:color w:val="595959"/>
       <w:kern w:val="0"/>
       <w:lang w:eastAsia="en-GB"/>
@@ -4395,7 +4401,7 @@
       <w:ind w:left="-274" w:right="29"/>
     </w:pPr>
     <w:rPr>
-      <w:rFonts w:ascii="Arial Nova" w:eastAsia="+mn-ea" w:hAnsi="Arial Nova" w:cs="+mn-cs"/>
+      <w:rFonts w:ascii="Raleway" w:eastAsia="+mn-ea" w:hAnsi="Raleway" w:cs="+mn-cs"/>
       <w:b/>
       <w:bCs/>
       <w:color w:val="012249"/>
@@ -4410,7 +4416,7 @@
     <w:link w:val="32PD"/>
     <w:rsid w:val="004A2D31"/>
     <w:rPr>
-      <w:rFonts w:ascii="Arial Nova Light" w:eastAsia="Calibri" w:hAnsi="Arial Nova Light" w:cs="Times New Roman"/>
+      <w:rFonts w:ascii="Raleway" w:eastAsia="Calibri" w:hAnsi="Raleway" w:cs="Times New Roman"/>
       <w:noProof/>
       <w:color w:val="595959"/>
       <w:kern w:val="0"/>
@@ -4426,7 +4432,7 @@
     <w:link w:val="27A-SUBHEAD"/>
     <w:rsid w:val="004A2D31"/>
     <w:rPr>
-      <w:rFonts w:ascii="Arial Nova" w:eastAsia="+mn-ea" w:hAnsi="Arial Nova" w:cs="+mn-cs"/>
+      <w:rFonts w:ascii="Raleway" w:eastAsia="+mn-ea" w:hAnsi="Raleway" w:cs="+mn-cs"/>
       <w:b/>
       <w:bCs/>
       <w:color w:val="012249"/>
@@ -4446,8 +4452,9 @@
       <w:ind w:left="-270"/>
     </w:pPr>
     <w:rPr>
-      <w:sz w:val="18"/>
-      <w:szCs w:val="18"/>
+      <w:rFonts w:ascii="Raleway" w:hAnsi="Raleway" w:cs="Raleway"/>
+      <w:sz w:val="20"/>
+      <w:szCs w:val="20"/>
     </w:rPr>
   </w:style>
   <w:style w:type="character" w:customStyle="1" w:styleId="14CV-BODYChar">
@@ -4456,7 +4463,7 @@
     <w:link w:val="14CV-BODY"/>
     <w:rsid w:val="0094139E"/>
     <w:rPr>
-      <w:rFonts w:ascii="Arial Nova Light" w:eastAsia="Calibri" w:hAnsi="Arial Nova Light" w:cs="Times New Roman"/>
+      <w:rFonts w:ascii="Raleway" w:eastAsia="Calibri" w:hAnsi="Raleway" w:cs="Times New Roman"/>
       <w:color w:val="595959"/>
       <w:kern w:val="0"/>
       <w:sz w:val="18"/>
@@ -4482,7 +4489,7 @@
     <w:link w:val="31PD-BOD"/>
     <w:rsid w:val="00C238A1"/>
     <w:rPr>
-      <w:rFonts w:ascii="Arial Nova Light" w:eastAsia="Calibri" w:hAnsi="Arial Nova Light" w:cs="Times New Roman"/>
+      <w:rFonts w:ascii="Raleway" w:eastAsia="Calibri" w:hAnsi="Raleway" w:cs="Times New Roman"/>
       <w:noProof/>
       <w:color w:val="595959"/>
       <w:kern w:val="0"/>
@@ -4513,7 +4520,7 @@
     <w:link w:val="31PD-INDENT"/>
     <w:rsid w:val="004A2D31"/>
     <w:rPr>
-      <w:rFonts w:ascii="Arial Nova Light" w:eastAsia="Calibri" w:hAnsi="Arial Nova Light" w:cs="Times New Roman"/>
+      <w:rFonts w:ascii="Raleway" w:eastAsia="Calibri" w:hAnsi="Raleway" w:cs="Times New Roman"/>
       <w:noProof/>
       <w:color w:val="595959"/>
       <w:kern w:val="0"/>
@@ -4532,6 +4539,9 @@
     <w:pPr>
       <w:ind w:left="1080" w:hanging="288"/>
     </w:pPr>
+    <w:rPr>
+      <w:rFonts w:ascii="Raleway" w:hAnsi="Raleway" w:cs="Raleway"/>
+    </w:rPr>
   </w:style>
   <w:style w:type="character" w:customStyle="1" w:styleId="13CVChar">
     <w:name w:val="1.3 CV Char"/>
@@ -4539,7 +4549,7 @@
     <w:link w:val="13CV"/>
     <w:rsid w:val="0094139E"/>
     <w:rPr>
-      <w:rFonts w:ascii="Arial Nova Light" w:eastAsia="Calibri" w:hAnsi="Arial Nova Light" w:cs="Times New Roman"/>
+      <w:rFonts w:ascii="Raleway" w:eastAsia="Calibri" w:hAnsi="Raleway" w:cs="Times New Roman"/>
       <w:noProof/>
       <w:color w:val="595959"/>
       <w:kern w:val="0"/>
@@ -4560,7 +4570,7 @@
       <w:ind w:left="-274" w:right="-475"/>
     </w:pPr>
     <w:rPr>
-      <w:rFonts w:ascii="Arial Nova Light" w:hAnsi="Arial Nova Light"/>
+      <w:rFonts w:ascii="Raleway" w:hAnsi="Raleway"/>
       <w:noProof/>
       <w:sz w:val="21"/>
       <w:szCs w:val="21"/>
@@ -4573,7 +4583,7 @@
     <w:link w:val="26A-BOD"/>
     <w:rsid w:val="00567FE8"/>
     <w:rPr>
-      <w:rFonts w:ascii="Arial Nova Light" w:eastAsia="Calibri" w:hAnsi="Arial Nova Light" w:cs="Times New Roman"/>
+      <w:rFonts w:ascii="Raleway" w:eastAsia="Calibri" w:hAnsi="Raleway" w:cs="Times New Roman"/>
       <w:noProof/>
       <w:color w:val="595959"/>
       <w:kern w:val="0"/>
@@ -4596,7 +4606,7 @@
     <w:link w:val="30PD-BOD"/>
     <w:rsid w:val="004A2D31"/>
     <w:rPr>
-      <w:rFonts w:ascii="Arial Nova Light" w:eastAsia="Calibri" w:hAnsi="Arial Nova Light" w:cs="Times New Roman"/>
+      <w:rFonts w:ascii="Raleway" w:eastAsia="Calibri" w:hAnsi="Raleway" w:cs="Times New Roman"/>
       <w:noProof/>
       <w:color w:val="595959"/>
       <w:kern w:val="0"/>
@@ -4622,7 +4632,7 @@
     <w:link w:val="22A"/>
     <w:rsid w:val="00190586"/>
     <w:rPr>
-      <w:rFonts w:ascii="Arial Nova Light" w:eastAsia="Calibri" w:hAnsi="Arial Nova Light" w:cs="Times New Roman"/>
+      <w:rFonts w:ascii="Raleway" w:eastAsia="Calibri" w:hAnsi="Raleway" w:cs="Times New Roman"/>
       <w:noProof/>
       <w:color w:val="595959"/>
       <w:kern w:val="0"/>
@@ -4638,7 +4648,7 @@
     <w:link w:val="23A"/>
     <w:rsid w:val="00190586"/>
     <w:rPr>
-      <w:rFonts w:ascii="Arial Nova Light" w:eastAsia="Calibri" w:hAnsi="Arial Nova Light" w:cs="Times New Roman"/>
+      <w:rFonts w:ascii="Raleway" w:eastAsia="Calibri" w:hAnsi="Raleway" w:cs="Times New Roman"/>
       <w:noProof/>
       <w:color w:val="595959"/>
       <w:kern w:val="0"/>
@@ -4666,7 +4676,7 @@
     <w:link w:val="24A"/>
     <w:rsid w:val="002C3C63"/>
     <w:rPr>
-      <w:rFonts w:ascii="Arial Nova Light" w:eastAsia="Calibri" w:hAnsi="Arial Nova Light" w:cs="Times New Roman"/>
+      <w:rFonts w:ascii="Raleway" w:eastAsia="Calibri" w:hAnsi="Raleway" w:cs="Times New Roman"/>
       <w:noProof/>
       <w:color w:val="595959"/>
       <w:kern w:val="0"/>
@@ -4695,7 +4705,7 @@
     <w:link w:val="25A"/>
     <w:rsid w:val="002C3C63"/>
     <w:rPr>
-      <w:rFonts w:ascii="Arial Nova Light" w:eastAsia="Calibri" w:hAnsi="Arial Nova Light" w:cs="Times New Roman"/>
+      <w:rFonts w:ascii="Raleway" w:eastAsia="Calibri" w:hAnsi="Raleway" w:cs="Times New Roman"/>
       <w:noProof/>
       <w:color w:val="595959"/>
       <w:kern w:val="0"/>
@@ -4748,7 +4758,7 @@
       <w:jc w:val="both"/>
     </w:pPr>
     <w:rPr>
-      <w:rFonts w:ascii="Franklin Gothic Book" w:eastAsia="Calibri" w:hAnsi="Franklin Gothic Book" w:cs="Times New Roman"/>
+      <w:rFonts w:ascii="Raleway" w:eastAsia="Calibri" w:hAnsi="Raleway" w:cs="Times New Roman"/>
       <w:noProof/>
       <w:color w:val="595959"/>
       <w:lang w:val="en-US" w:eastAsia="en-GB"/>
@@ -4795,7 +4805,7 @@
       <w:jc w:val="both"/>
     </w:pPr>
     <w:rPr>
-      <w:rFonts w:ascii="Arial Nova Light" w:eastAsia="Calibri" w:hAnsi="Arial Nova Light" w:cs="Times New Roman"/>
+      <w:rFonts w:ascii="Raleway" w:eastAsia="Calibri" w:hAnsi="Raleway" w:cs="Times New Roman"/>
       <w:noProof/>
       <w:color w:val="595959"/>
       <w:sz w:val="20"/>
@@ -4814,6 +4824,9 @@
         <w:numId w:val="4"/>
       </w:numPr>
     </w:pPr>
+    <w:rPr>
+      <w:rFonts w:ascii="Raleway" w:hAnsi="Raleway" w:cs="Raleway"/>
+    </w:rPr>
   </w:style>
   <w:style w:type="paragraph" w:customStyle="1" w:styleId="3CV">
     <w:name w:val="3 CV"/>
@@ -4821,6 +4834,9 @@
     <w:link w:val="3CVChar"/>
     <w:qFormat/>
     <w:rsid w:val="00D20C3A"/>
+    <w:rPr>
+      <w:rFonts w:ascii="Raleway" w:hAnsi="Raleway" w:cs="Raleway"/>
+    </w:rPr>
   </w:style>
   <w:style w:type="character" w:customStyle="1" w:styleId="2CVChar">
     <w:name w:val="2 CV Char"/>
@@ -4828,7 +4844,7 @@
     <w:link w:val="2CV"/>
     <w:rsid w:val="001E29B6"/>
     <w:rPr>
-      <w:rFonts w:ascii="Arial Nova Light" w:eastAsia="Calibri" w:hAnsi="Arial Nova Light" w:cs="Times New Roman"/>
+      <w:rFonts w:ascii="Raleway" w:eastAsia="Calibri" w:hAnsi="Raleway" w:cs="Times New Roman"/>
       <w:noProof/>
       <w:color w:val="595959"/>
       <w:kern w:val="0"/>
@@ -4853,7 +4869,7 @@
       <w:jc w:val="both"/>
     </w:pPr>
     <w:rPr>
-      <w:rFonts w:ascii="Arial Nova Light" w:eastAsia="Calibri" w:hAnsi="Arial Nova Light" w:cs="Times New Roman"/>
+      <w:rFonts w:ascii="Raleway" w:eastAsia="Calibri" w:hAnsi="Raleway" w:cs="Times New Roman"/>
       <w:noProof/>
       <w:color w:val="595959"/>
       <w:sz w:val="20"/>
@@ -4866,7 +4882,7 @@
     <w:link w:val="JOBTITLE"/>
     <w:rsid w:val="00D20C3A"/>
     <w:rPr>
-      <w:rFonts w:ascii="Arial Nova Light" w:eastAsia="Calibri" w:hAnsi="Arial Nova Light" w:cs="Times New Roman"/>
+      <w:rFonts w:ascii="Raleway" w:eastAsia="Calibri" w:hAnsi="Raleway" w:cs="Times New Roman"/>
       <w:noProof/>
       <w:color w:val="595959"/>
       <w:kern w:val="0"/>
@@ -4882,7 +4898,7 @@
     <w:link w:val="3CV"/>
     <w:rsid w:val="00D20C3A"/>
     <w:rPr>
-      <w:rFonts w:ascii="Arial Nova Light" w:eastAsia="Calibri" w:hAnsi="Arial Nova Light" w:cs="Times New Roman"/>
+      <w:rFonts w:ascii="Raleway" w:eastAsia="Calibri" w:hAnsi="Raleway" w:cs="Times New Roman"/>
       <w:noProof/>
       <w:color w:val="595959"/>
       <w:kern w:val="0"/>
@@ -4898,7 +4914,7 @@
     <w:link w:val="1CV"/>
     <w:rsid w:val="00D20C3A"/>
     <w:rPr>
-      <w:rFonts w:ascii="Arial Nova Light" w:eastAsia="Calibri" w:hAnsi="Arial Nova Light" w:cs="Times New Roman"/>
+      <w:rFonts w:ascii="Raleway" w:eastAsia="Calibri" w:hAnsi="Raleway" w:cs="Times New Roman"/>
       <w:noProof/>
       <w:color w:val="595959"/>
       <w:kern w:val="0"/>
@@ -4923,7 +4939,7 @@
       <w:jc w:val="both"/>
     </w:pPr>
     <w:rPr>
-      <w:rFonts w:ascii="Franklin Gothic Medium" w:eastAsia="Calibri" w:hAnsi="Franklin Gothic Medium" w:cs="Times New Roman"/>
+      <w:rFonts w:ascii="Raleway" w:eastAsia="Calibri" w:hAnsi="Raleway" w:cs="Times New Roman"/>
       <w:bCs/>
       <w:color w:val="595959"/>
       <w:lang w:eastAsia="en-GB"/>
@@ -4935,7 +4951,7 @@
     <w:link w:val="COMPANYTITLE"/>
     <w:rsid w:val="00D20C3A"/>
     <w:rPr>
-      <w:rFonts w:ascii="Franklin Gothic Medium" w:eastAsia="Calibri" w:hAnsi="Franklin Gothic Medium" w:cs="Times New Roman"/>
+      <w:rFonts w:ascii="Raleway" w:eastAsia="Calibri" w:hAnsi="Raleway" w:cs="Times New Roman"/>
       <w:bCs/>
       <w:color w:val="595959"/>
       <w:kern w:val="0"/>

--- a/templates/SH_Global_Career_Summary_v5.docx
+++ b/templates/SH_Global_Career_Summary_v5.docx
@@ -3493,8 +3493,8 @@
       <w:rPr>
         <w:rFonts w:ascii="Raleway" w:hAnsi="Raleway" w:cs="Raleway"/>
         <w:kern w:val="2"/>
-        <w:sz w:val="22"/>
-        <w:szCs w:val="22"/>
+        <w:sz w:val="20"/>
+        <w:szCs w:val="20"/>
         <w:lang w:val="en-US" w:eastAsia="en-US" w:bidi="ar-SA"/>
         <w14:ligatures w14:val="standardContextual"/>
       </w:rPr>
@@ -4175,7 +4175,7 @@
     <w:rPr>
       <w:rFonts w:ascii="Raleway" w:eastAsia="Calibri" w:hAnsi="Raleway" w:cs="Times New Roman"/>
       <w:noProof/>
-      <w:color w:val="595959"/>
+      <w:color w:val="012249"/>
       <w:sz w:val="20"/>
       <w:szCs w:val="20"/>
       <w:lang w:val="en-US" w:eastAsia="en-GB"/>
@@ -4197,6 +4197,7 @@
       <w:ind w:left="374" w:hanging="288"/>
     </w:pPr>
     <w:rPr>
+      <w:color w:val="012249"/>
       <w:rFonts w:ascii="Raleway" w:hAnsi="Raleway" w:cs="Raleway"/>
     </w:rPr>
   </w:style>
@@ -4216,6 +4217,7 @@
       <w:ind w:left="810"/>
     </w:pPr>
     <w:rPr>
+      <w:color w:val="012249"/>
       <w:rFonts w:ascii="Raleway" w:hAnsi="Raleway" w:cs="Raleway"/>
     </w:rPr>
   </w:style>
@@ -4252,7 +4254,7 @@
     <w:rPr>
       <w:rFonts w:ascii="Raleway" w:eastAsia="Calibri" w:hAnsi="Raleway" w:cs="Times New Roman"/>
       <w:noProof/>
-      <w:color w:val="595959"/>
+      <w:color w:val="012249"/>
       <w:sz w:val="20"/>
       <w:szCs w:val="20"/>
       <w:lang w:val="en-US" w:eastAsia="en-GB"/>
@@ -4322,7 +4324,7 @@
     <w:rPr>
       <w:rFonts w:ascii="Raleway" w:eastAsia="Calibri" w:hAnsi="Raleway" w:cs="Times New Roman"/>
       <w:bCs/>
-      <w:color w:val="595959"/>
+      <w:color w:val="012249"/>
       <w:lang w:val="en-US" w:eastAsia="en-GB"/>
     </w:rPr>
   </w:style>
@@ -4452,6 +4454,7 @@
       <w:ind w:left="-270"/>
     </w:pPr>
     <w:rPr>
+      <w:color w:val="012249"/>
       <w:rFonts w:ascii="Raleway" w:hAnsi="Raleway" w:cs="Raleway"/>
       <w:sz w:val="20"/>
       <w:szCs w:val="20"/>
@@ -4540,6 +4543,7 @@
       <w:ind w:left="1080" w:hanging="288"/>
     </w:pPr>
     <w:rPr>
+      <w:color w:val="012249"/>
       <w:rFonts w:ascii="Raleway" w:hAnsi="Raleway" w:cs="Raleway"/>
     </w:rPr>
   </w:style>
@@ -4807,7 +4811,7 @@
     <w:rPr>
       <w:rFonts w:ascii="Raleway" w:eastAsia="Calibri" w:hAnsi="Raleway" w:cs="Times New Roman"/>
       <w:noProof/>
-      <w:color w:val="595959"/>
+      <w:color w:val="012249"/>
       <w:sz w:val="20"/>
       <w:szCs w:val="20"/>
       <w:lang w:eastAsia="en-GB"/>
@@ -4825,6 +4829,7 @@
       </w:numPr>
     </w:pPr>
     <w:rPr>
+      <w:color w:val="012249"/>
       <w:rFonts w:ascii="Raleway" w:hAnsi="Raleway" w:cs="Raleway"/>
     </w:rPr>
   </w:style>
@@ -4835,6 +4840,7 @@
     <w:qFormat/>
     <w:rsid w:val="00D20C3A"/>
     <w:rPr>
+      <w:color w:val="012249"/>
       <w:rFonts w:ascii="Raleway" w:hAnsi="Raleway" w:cs="Raleway"/>
     </w:rPr>
   </w:style>

--- a/templates/SH_Global_Career_Summary_v5.docx
+++ b/templates/SH_Global_Career_Summary_v5.docx
@@ -4005,7 +4005,7 @@
     </w:pPr>
     <w:rPr>
       <w:rFonts w:ascii="Raleway" w:eastAsia="Calibri" w:hAnsi="Raleway" w:cs="Times New Roman"/>
-      <w:color w:val="595959"/>
+      <w:color w:val="012249"/>
       <w:lang w:val="en-US" w:eastAsia="en-GB"/>
     </w:rPr>
   </w:style>
@@ -4015,7 +4015,7 @@
     <w:rsid w:val="00F74192"/>
     <w:rPr>
       <w:rFonts w:ascii="Raleway" w:eastAsia="Calibri" w:hAnsi="Raleway" w:cs="Times New Roman"/>
-      <w:color w:val="595959"/>
+      <w:color w:val="012249"/>
       <w:kern w:val="0"/>
       <w:lang w:eastAsia="en-GB"/>
       <w14:ligatures w14:val="none"/>
@@ -4108,7 +4108,7 @@
     <w:rsid w:val="00F74192"/>
     <w:rPr>
       <w:rFonts w:ascii="Raleway" w:eastAsia="Calibri" w:hAnsi="Raleway" w:cs="Times New Roman"/>
-      <w:color w:val="595959"/>
+      <w:color w:val="012249"/>
       <w:kern w:val="0"/>
       <w:lang w:eastAsia="en-GB"/>
       <w14:ligatures w14:val="none"/>
@@ -4132,7 +4132,7 @@
     <w:rPr>
       <w:rFonts w:ascii="Raleway" w:eastAsia="Calibri" w:hAnsi="Raleway" w:cs="Times New Roman"/>
       <w:noProof/>
-      <w:color w:val="595959"/>
+      <w:color w:val="012249"/>
       <w:sz w:val="21"/>
       <w:szCs w:val="21"/>
       <w:lang w:val="en-US" w:eastAsia="en-GB" w:bidi="en-US"/>
@@ -4229,7 +4229,7 @@
     <w:rPr>
       <w:rFonts w:ascii="Raleway" w:eastAsia="Calibri" w:hAnsi="Raleway" w:cs="Times New Roman"/>
       <w:noProof/>
-      <w:color w:val="595959"/>
+      <w:color w:val="012249"/>
       <w:kern w:val="0"/>
       <w:sz w:val="20"/>
       <w:szCs w:val="20"/>
@@ -4267,7 +4267,7 @@
     <w:rPr>
       <w:rFonts w:ascii="Raleway" w:eastAsia="Calibri" w:hAnsi="Raleway" w:cs="Times New Roman"/>
       <w:noProof/>
-      <w:color w:val="595959"/>
+      <w:color w:val="012249"/>
       <w:kern w:val="0"/>
       <w:sz w:val="20"/>
       <w:szCs w:val="20"/>
@@ -4283,7 +4283,7 @@
     <w:rPr>
       <w:rFonts w:ascii="Raleway" w:eastAsia="Calibri" w:hAnsi="Raleway" w:cs="Times New Roman"/>
       <w:noProof/>
-      <w:color w:val="595959"/>
+      <w:color w:val="012249"/>
       <w:kern w:val="0"/>
       <w:sz w:val="20"/>
       <w:szCs w:val="20"/>
@@ -4299,7 +4299,7 @@
     <w:rPr>
       <w:rFonts w:ascii="Raleway" w:eastAsia="Calibri" w:hAnsi="Raleway" w:cs="Times New Roman"/>
       <w:noProof/>
-      <w:color w:val="595959"/>
+      <w:color w:val="012249"/>
       <w:kern w:val="0"/>
       <w:sz w:val="20"/>
       <w:szCs w:val="20"/>
@@ -4341,7 +4341,7 @@
     </w:pPr>
     <w:rPr>
       <w:rFonts w:ascii="Raleway" w:eastAsia="Calibri" w:hAnsi="Raleway" w:cs="Times New Roman"/>
-      <w:color w:val="595959"/>
+      <w:color w:val="012249"/>
       <w:lang w:val="en-US" w:eastAsia="en-GB"/>
     </w:rPr>
   </w:style>
@@ -4353,7 +4353,7 @@
     <w:rPr>
       <w:rFonts w:ascii="Raleway" w:eastAsia="Calibri" w:hAnsi="Raleway" w:cs="Times New Roman"/>
       <w:bCs/>
-      <w:color w:val="595959"/>
+      <w:color w:val="012249"/>
       <w:kern w:val="0"/>
       <w:lang w:val="en-GB" w:eastAsia="en-GB"/>
       <w14:ligatures w14:val="none"/>
@@ -4365,7 +4365,7 @@
     <w:rsid w:val="00F74192"/>
     <w:rPr>
       <w:rFonts w:ascii="Raleway" w:eastAsia="Calibri" w:hAnsi="Raleway" w:cs="Times New Roman"/>
-      <w:color w:val="595959"/>
+      <w:color w:val="012249"/>
       <w:kern w:val="0"/>
       <w:lang w:eastAsia="en-GB"/>
       <w14:ligatures w14:val="none"/>
@@ -4420,7 +4420,7 @@
     <w:rPr>
       <w:rFonts w:ascii="Raleway" w:eastAsia="Calibri" w:hAnsi="Raleway" w:cs="Times New Roman"/>
       <w:noProof/>
-      <w:color w:val="595959"/>
+      <w:color w:val="012249"/>
       <w:kern w:val="0"/>
       <w:sz w:val="20"/>
       <w:szCs w:val="20"/>
@@ -4467,7 +4467,7 @@
     <w:rsid w:val="0094139E"/>
     <w:rPr>
       <w:rFonts w:ascii="Raleway" w:eastAsia="Calibri" w:hAnsi="Raleway" w:cs="Times New Roman"/>
-      <w:color w:val="595959"/>
+      <w:color w:val="012249"/>
       <w:kern w:val="0"/>
       <w:sz w:val="18"/>
       <w:szCs w:val="18"/>
@@ -4494,7 +4494,7 @@
     <w:rPr>
       <w:rFonts w:ascii="Raleway" w:eastAsia="Calibri" w:hAnsi="Raleway" w:cs="Times New Roman"/>
       <w:noProof/>
-      <w:color w:val="595959"/>
+      <w:color w:val="012249"/>
       <w:kern w:val="0"/>
       <w:sz w:val="20"/>
       <w:szCs w:val="20"/>
@@ -4525,7 +4525,7 @@
     <w:rPr>
       <w:rFonts w:ascii="Raleway" w:eastAsia="Calibri" w:hAnsi="Raleway" w:cs="Times New Roman"/>
       <w:noProof/>
-      <w:color w:val="595959"/>
+      <w:color w:val="012249"/>
       <w:kern w:val="0"/>
       <w:sz w:val="20"/>
       <w:szCs w:val="20"/>
@@ -4555,7 +4555,7 @@
     <w:rPr>
       <w:rFonts w:ascii="Raleway" w:eastAsia="Calibri" w:hAnsi="Raleway" w:cs="Times New Roman"/>
       <w:noProof/>
-      <w:color w:val="595959"/>
+      <w:color w:val="012249"/>
       <w:kern w:val="0"/>
       <w:sz w:val="20"/>
       <w:szCs w:val="20"/>
@@ -4589,7 +4589,7 @@
     <w:rPr>
       <w:rFonts w:ascii="Raleway" w:eastAsia="Calibri" w:hAnsi="Raleway" w:cs="Times New Roman"/>
       <w:noProof/>
-      <w:color w:val="595959"/>
+      <w:color w:val="012249"/>
       <w:kern w:val="0"/>
       <w:sz w:val="21"/>
       <w:szCs w:val="21"/>
@@ -4612,7 +4612,7 @@
     <w:rPr>
       <w:rFonts w:ascii="Raleway" w:eastAsia="Calibri" w:hAnsi="Raleway" w:cs="Times New Roman"/>
       <w:noProof/>
-      <w:color w:val="595959"/>
+      <w:color w:val="012249"/>
       <w:kern w:val="0"/>
       <w:sz w:val="20"/>
       <w:szCs w:val="20"/>
@@ -4638,7 +4638,7 @@
     <w:rPr>
       <w:rFonts w:ascii="Raleway" w:eastAsia="Calibri" w:hAnsi="Raleway" w:cs="Times New Roman"/>
       <w:noProof/>
-      <w:color w:val="595959"/>
+      <w:color w:val="012249"/>
       <w:kern w:val="0"/>
       <w:sz w:val="21"/>
       <w:szCs w:val="21"/>
@@ -4654,7 +4654,7 @@
     <w:rPr>
       <w:rFonts w:ascii="Raleway" w:eastAsia="Calibri" w:hAnsi="Raleway" w:cs="Times New Roman"/>
       <w:noProof/>
-      <w:color w:val="595959"/>
+      <w:color w:val="012249"/>
       <w:kern w:val="0"/>
       <w:sz w:val="21"/>
       <w:szCs w:val="21"/>
@@ -4682,7 +4682,7 @@
     <w:rPr>
       <w:rFonts w:ascii="Raleway" w:eastAsia="Calibri" w:hAnsi="Raleway" w:cs="Times New Roman"/>
       <w:noProof/>
-      <w:color w:val="595959"/>
+      <w:color w:val="012249"/>
       <w:kern w:val="0"/>
       <w:sz w:val="21"/>
       <w:szCs w:val="21"/>
@@ -4711,7 +4711,7 @@
     <w:rPr>
       <w:rFonts w:ascii="Raleway" w:eastAsia="Calibri" w:hAnsi="Raleway" w:cs="Times New Roman"/>
       <w:noProof/>
-      <w:color w:val="595959"/>
+      <w:color w:val="012249"/>
       <w:kern w:val="0"/>
       <w:sz w:val="21"/>
       <w:szCs w:val="21"/>
@@ -4764,7 +4764,7 @@
     <w:rPr>
       <w:rFonts w:ascii="Raleway" w:eastAsia="Calibri" w:hAnsi="Raleway" w:cs="Times New Roman"/>
       <w:noProof/>
-      <w:color w:val="595959"/>
+      <w:color w:val="012249"/>
       <w:lang w:val="en-US" w:eastAsia="en-GB"/>
     </w:rPr>
   </w:style>
@@ -4852,7 +4852,7 @@
     <w:rPr>
       <w:rFonts w:ascii="Raleway" w:eastAsia="Calibri" w:hAnsi="Raleway" w:cs="Times New Roman"/>
       <w:noProof/>
-      <w:color w:val="595959"/>
+      <w:color w:val="012249"/>
       <w:kern w:val="0"/>
       <w:sz w:val="20"/>
       <w:szCs w:val="20"/>
@@ -4877,7 +4877,7 @@
     <w:rPr>
       <w:rFonts w:ascii="Raleway" w:eastAsia="Calibri" w:hAnsi="Raleway" w:cs="Times New Roman"/>
       <w:noProof/>
-      <w:color w:val="595959"/>
+      <w:color w:val="012249"/>
       <w:sz w:val="20"/>
       <w:szCs w:val="20"/>
       <w:lang w:eastAsia="en-GB"/>
@@ -4890,7 +4890,7 @@
     <w:rPr>
       <w:rFonts w:ascii="Raleway" w:eastAsia="Calibri" w:hAnsi="Raleway" w:cs="Times New Roman"/>
       <w:noProof/>
-      <w:color w:val="595959"/>
+      <w:color w:val="012249"/>
       <w:kern w:val="0"/>
       <w:sz w:val="20"/>
       <w:szCs w:val="20"/>
@@ -4906,7 +4906,7 @@
     <w:rPr>
       <w:rFonts w:ascii="Raleway" w:eastAsia="Calibri" w:hAnsi="Raleway" w:cs="Times New Roman"/>
       <w:noProof/>
-      <w:color w:val="595959"/>
+      <w:color w:val="012249"/>
       <w:kern w:val="0"/>
       <w:sz w:val="20"/>
       <w:szCs w:val="20"/>
@@ -4922,7 +4922,7 @@
     <w:rPr>
       <w:rFonts w:ascii="Raleway" w:eastAsia="Calibri" w:hAnsi="Raleway" w:cs="Times New Roman"/>
       <w:noProof/>
-      <w:color w:val="595959"/>
+      <w:color w:val="012249"/>
       <w:kern w:val="0"/>
       <w:sz w:val="20"/>
       <w:szCs w:val="20"/>
@@ -4947,7 +4947,7 @@
     <w:rPr>
       <w:rFonts w:ascii="Raleway" w:eastAsia="Calibri" w:hAnsi="Raleway" w:cs="Times New Roman"/>
       <w:bCs/>
-      <w:color w:val="595959"/>
+      <w:color w:val="012249"/>
       <w:lang w:eastAsia="en-GB"/>
     </w:rPr>
   </w:style>
@@ -4959,7 +4959,7 @@
     <w:rPr>
       <w:rFonts w:ascii="Raleway" w:eastAsia="Calibri" w:hAnsi="Raleway" w:cs="Times New Roman"/>
       <w:bCs/>
-      <w:color w:val="595959"/>
+      <w:color w:val="012249"/>
       <w:kern w:val="0"/>
       <w:lang w:val="en-GB" w:eastAsia="en-GB"/>
       <w14:ligatures w14:val="none"/>

--- a/templates/SH_Global_Career_Summary_v5.docx
+++ b/templates/SH_Global_Career_Summary_v5.docx
@@ -46,13 +46,11 @@
       <w:pPr>
         <w:pStyle w:val="40DOC-HEADING"/>
         <w:rPr>
-          <w:rFonts w:ascii="Raleway" w:hAnsi="Raleway"/>
-          <w:noProof w:val="0"/>
-        </w:rPr>
-      </w:pPr>
-      <w:r>
-        <w:rPr>
-          <w:rFonts w:ascii="Raleway" w:hAnsi="Raleway"/>
+          <w:noProof w:val="0"/>
+        </w:rPr>
+      </w:pPr>
+      <w:r>
+        <w:rPr>
           <w:noProof w:val="0"/>
         </w:rPr>
         <w:t>Candidate Profile</w:t>
@@ -64,73 +62,45 @@
       <w:pPr>
         <w:pStyle w:val="42DOC-SPACER"/>
         <w:ind w:left="-270"/>
-        <w:rPr>
-          <w:rFonts w:ascii="Raleway" w:hAnsi="Raleway"/>
-        </w:rPr>
       </w:pPr>
     </w:p>
     <w:p>
       <w:pPr>
         <w:pStyle w:val="42DOC-SPACER"/>
         <w:ind w:left="-270"/>
-        <w:rPr>
-          <w:rFonts w:ascii="Raleway" w:hAnsi="Raleway"/>
-        </w:rPr>
       </w:pPr>
     </w:p>
     <w:p>
       <w:pPr>
         <w:pStyle w:val="42DOC-SPACER"/>
         <w:ind w:left="-270"/>
-        <w:rPr>
-          <w:rFonts w:ascii="Raleway" w:hAnsi="Raleway"/>
-        </w:rPr>
       </w:pPr>
     </w:p>
     <w:p>
       <w:pPr>
         <w:pStyle w:val="41DOC-CLIENTJOB"/>
-        <w:rPr>
-          <w:rFonts w:ascii="Raleway" w:hAnsi="Raleway"/>
-        </w:rPr>
-      </w:pPr>
-      <w:r>
-        <w:rPr>
-          <w:rFonts w:ascii="Raleway" w:hAnsi="Raleway"/>
-        </w:rPr>
-      </w:r>
+      </w:pPr>
       <w:bookmarkStart w:id="4" w:name="Text31"/>
       <w:r>
-        <w:rPr>
-          <w:rFonts w:ascii="Raleway" w:hAnsi="Raleway"/>
-        </w:rPr>
         <w:t>{{CANDIDATE_NAME}}</w:t>
       </w:r>
       <w:bookmarkEnd w:id="4"/>
       <w:r>
-        <w:rPr>
-          <w:rFonts w:ascii="Raleway" w:hAnsi="Raleway"/>
-        </w:rPr>
         <w:t xml:space="preserve"> </w:t>
       </w:r>
       <w:r>
         <w:rPr>
-          <w:rFonts w:ascii="Raleway" w:hAnsi="Raleway"/>
           <w:color w:val="00B0F0"/>
         </w:rPr>
         <w:t>|</w:t>
       </w:r>
       <w:r>
         <w:rPr>
-          <w:rFonts w:ascii="Raleway" w:hAnsi="Raleway"/>
           <w:color w:val="808080"/>
         </w:rPr>
         <w:t xml:space="preserve"> </w:t>
       </w:r>
       <w:r>
-        <w:rPr>
-          <w:rFonts w:ascii="Raleway" w:hAnsi="Raleway"/>
-        </w:rPr>
         <w:t>{{CURRENT_EMPLOYER}}</w:t>
       </w:r>
     </w:p>
@@ -138,40 +108,25 @@
       <w:pPr>
         <w:pStyle w:val="42DOC-SPACER"/>
         <w:ind w:left="-270"/>
-        <w:rPr>
-          <w:rFonts w:ascii="Raleway" w:hAnsi="Raleway"/>
-        </w:rPr>
       </w:pPr>
     </w:p>
     <w:p>
       <w:pPr>
         <w:pStyle w:val="42DOC-SPACER"/>
         <w:ind w:left="-270"/>
-        <w:rPr>
-          <w:rFonts w:ascii="Raleway" w:hAnsi="Raleway"/>
-        </w:rPr>
       </w:pPr>
     </w:p>
     <w:p>
       <w:pPr>
         <w:pStyle w:val="42DOC-SPACER"/>
         <w:ind w:left="-270"/>
-        <w:rPr>
-          <w:rFonts w:ascii="Raleway" w:hAnsi="Raleway"/>
-        </w:rPr>
       </w:pPr>
     </w:p>
     <w:p>
       <w:pPr>
         <w:pStyle w:val="41DOC-CLIENTJOB"/>
-        <w:rPr>
-          <w:rFonts w:ascii="Raleway" w:hAnsi="Raleway"/>
-        </w:rPr>
-      </w:pPr>
-      <w:r>
-        <w:rPr>
-          <w:rFonts w:ascii="Raleway" w:hAnsi="Raleway"/>
-        </w:rPr>
+      </w:pPr>
+      <w:r>
         <w:t>{{CLIENT_COMPANY}}</w:t>
       </w:r>
     </w:p>
@@ -181,14 +136,12 @@
         <w:spacing w:after="120"/>
         <w:ind w:left="-270" w:right="-778"/>
         <w:rPr>
-          <w:rFonts w:ascii="Raleway" w:hAnsi="Raleway"/>
           <w:sz w:val="29"/>
           <w:szCs w:val="29"/>
         </w:rPr>
       </w:pPr>
       <w:r>
         <w:rPr>
-          <w:rFonts w:ascii="Raleway" w:hAnsi="Raleway"/>
           <w:sz w:val="29"/>
           <w:szCs w:val="29"/>
         </w:rPr>
@@ -198,25 +151,16 @@
     <w:p>
       <w:pPr>
         <w:pStyle w:val="42DOC-SPACER"/>
-        <w:rPr>
-          <w:rFonts w:ascii="Raleway" w:hAnsi="Raleway"/>
-        </w:rPr>
       </w:pPr>
     </w:p>
     <w:p>
       <w:pPr>
         <w:pStyle w:val="42DOC-SPACER"/>
-        <w:rPr>
-          <w:rFonts w:ascii="Raleway" w:hAnsi="Raleway"/>
-        </w:rPr>
       </w:pPr>
     </w:p>
     <w:p>
       <w:pPr>
         <w:pStyle w:val="42DOC-SPACER"/>
-        <w:rPr>
-          <w:rFonts w:ascii="Raleway" w:hAnsi="Raleway"/>
-        </w:rPr>
       </w:pPr>
     </w:p>
     <w:p>
@@ -231,7 +175,7 @@
       </w:pPr>
       <w:r>
         <w:rPr>
-          <w:rFonts w:ascii="Raleway" w:eastAsia="Calibri" w:hAnsi="Raleway" w:cs="Times New Roman"/>
+          <w:rFonts w:ascii="Raleway" w:eastAsia="Calibri" w:hAnsi="Raleway"/>
           <w:color w:val="00B0F0"/>
           <w:sz w:val="27"/>
           <w:szCs w:val="27"/>
@@ -244,190 +188,121 @@
       <w:pPr>
         <w:pStyle w:val="42DOC-SPACER"/>
         <w:ind w:left="-270"/>
-        <w:rPr>
-          <w:rFonts w:ascii="Raleway" w:hAnsi="Raleway"/>
-        </w:rPr>
       </w:pPr>
     </w:p>
     <w:p>
       <w:pPr>
         <w:pStyle w:val="42DOC-SPACER"/>
-        <w:rPr>
-          <w:rFonts w:ascii="Raleway" w:hAnsi="Raleway"/>
-        </w:rPr>
       </w:pPr>
     </w:p>
     <w:p>
       <w:pPr>
         <w:pStyle w:val="42DOC-SPACER"/>
-        <w:rPr>
-          <w:rFonts w:ascii="Raleway" w:hAnsi="Raleway"/>
-        </w:rPr>
       </w:pPr>
     </w:p>
     <w:p>
       <w:pPr>
         <w:pStyle w:val="42DOC-SPACER"/>
-        <w:rPr>
-          <w:rFonts w:ascii="Raleway" w:hAnsi="Raleway"/>
-        </w:rPr>
       </w:pPr>
     </w:p>
     <w:p>
       <w:pPr>
         <w:pStyle w:val="42DOC-SPACER"/>
-        <w:rPr>
-          <w:rFonts w:ascii="Raleway" w:hAnsi="Raleway"/>
-        </w:rPr>
       </w:pPr>
     </w:p>
     <w:p>
       <w:pPr>
         <w:pStyle w:val="42DOC-SPACER"/>
         <w:ind w:left="0"/>
-        <w:rPr>
-          <w:rFonts w:ascii="Raleway" w:hAnsi="Raleway"/>
-        </w:rPr>
       </w:pPr>
     </w:p>
     <w:p>
       <w:pPr>
         <w:pStyle w:val="42DOC-SPACER"/>
-        <w:rPr>
-          <w:rFonts w:ascii="Raleway" w:hAnsi="Raleway"/>
-        </w:rPr>
       </w:pPr>
     </w:p>
     <w:p>
       <w:pPr>
         <w:pStyle w:val="42DOC-SPACER"/>
-        <w:rPr>
-          <w:rFonts w:ascii="Raleway" w:hAnsi="Raleway"/>
-        </w:rPr>
       </w:pPr>
     </w:p>
     <w:p>
       <w:pPr>
         <w:pStyle w:val="42DOC-SPACER"/>
-        <w:rPr>
-          <w:rFonts w:ascii="Raleway" w:hAnsi="Raleway"/>
-        </w:rPr>
       </w:pPr>
     </w:p>
     <w:p>
       <w:pPr>
         <w:pStyle w:val="42DOC-SPACER"/>
-        <w:rPr>
-          <w:rFonts w:ascii="Raleway" w:hAnsi="Raleway"/>
-        </w:rPr>
       </w:pPr>
     </w:p>
     <w:p>
       <w:pPr>
         <w:pStyle w:val="42DOC-SPACER"/>
-        <w:rPr>
-          <w:rFonts w:ascii="Raleway" w:hAnsi="Raleway"/>
-        </w:rPr>
       </w:pPr>
     </w:p>
     <w:p>
       <w:pPr>
         <w:pStyle w:val="42DOC-SPACER"/>
-        <w:rPr>
-          <w:rFonts w:ascii="Raleway" w:hAnsi="Raleway"/>
-        </w:rPr>
       </w:pPr>
     </w:p>
     <w:p>
       <w:pPr>
         <w:pStyle w:val="42DOC-SPACER"/>
-        <w:rPr>
-          <w:rFonts w:ascii="Raleway" w:hAnsi="Raleway"/>
-        </w:rPr>
       </w:pPr>
     </w:p>
     <w:p>
       <w:pPr>
         <w:pStyle w:val="42DOC-SPACER"/>
-        <w:rPr>
-          <w:rFonts w:ascii="Raleway" w:hAnsi="Raleway"/>
-        </w:rPr>
       </w:pPr>
     </w:p>
     <w:p>
       <w:pPr>
         <w:pStyle w:val="42DOC-SPACER"/>
-        <w:rPr>
-          <w:rFonts w:ascii="Raleway" w:hAnsi="Raleway"/>
-        </w:rPr>
       </w:pPr>
     </w:p>
     <w:p>
       <w:pPr>
         <w:pStyle w:val="42DOC-SPACER"/>
-        <w:rPr>
-          <w:rFonts w:ascii="Raleway" w:hAnsi="Raleway"/>
-        </w:rPr>
       </w:pPr>
     </w:p>
     <w:p>
       <w:pPr>
         <w:pStyle w:val="42DOC-SPACER"/>
-        <w:rPr>
-          <w:rFonts w:ascii="Raleway" w:hAnsi="Raleway"/>
-        </w:rPr>
       </w:pPr>
     </w:p>
     <w:p>
       <w:pPr>
         <w:pStyle w:val="42DOC-SPACER"/>
-        <w:rPr>
-          <w:rFonts w:ascii="Raleway" w:hAnsi="Raleway"/>
-        </w:rPr>
       </w:pPr>
     </w:p>
     <w:p>
       <w:pPr>
         <w:pStyle w:val="42DOC-SPACER"/>
         <w:ind w:left="-270"/>
-        <w:rPr>
-          <w:rFonts w:ascii="Raleway" w:hAnsi="Raleway"/>
-        </w:rPr>
       </w:pPr>
     </w:p>
     <w:p>
       <w:pPr>
         <w:pStyle w:val="42DOC-SPACER"/>
         <w:ind w:left="-270"/>
-        <w:rPr>
-          <w:rFonts w:ascii="Raleway" w:hAnsi="Raleway"/>
-        </w:rPr>
       </w:pPr>
     </w:p>
     <w:p>
       <w:pPr>
         <w:pStyle w:val="42DOC-SPACER"/>
         <w:ind w:left="-270"/>
-        <w:rPr>
-          <w:rFonts w:ascii="Raleway" w:hAnsi="Raleway"/>
-        </w:rPr>
       </w:pPr>
     </w:p>
     <w:p>
       <w:pPr>
         <w:pStyle w:val="42DOC-SPACER"/>
         <w:ind w:left="-270"/>
-        <w:rPr>
-          <w:rFonts w:ascii="Raleway" w:hAnsi="Raleway"/>
-        </w:rPr>
       </w:pPr>
     </w:p>
     <w:p>
       <w:pPr>
         <w:pStyle w:val="42DOC-SPACER"/>
-        <w:rPr>
-          <w:rFonts w:ascii="Raleway" w:hAnsi="Raleway"/>
-        </w:rPr>
       </w:pPr>
     </w:p>
     <w:p>
@@ -450,7 +325,6 @@
         <w:pStyle w:val="40DOC-HEADING"/>
         <w:rPr>
           <w:rStyle w:val="SubtleReference"/>
-          <w:rFonts w:ascii="Raleway" w:hAnsi="Raleway"/>
           <w:smallCaps w:val="0"/>
           <w:noProof w:val="0"/>
           <w:color w:val="012249"/>
@@ -461,7 +335,6 @@
       <w:bookmarkEnd w:id="1"/>
       <w:r>
         <w:rPr>
-          <w:rFonts w:ascii="Raleway" w:hAnsi="Raleway"/>
           <w:noProof w:val="0"/>
         </w:rPr>
         <w:lastRenderedPageBreak/>
@@ -472,7 +345,6 @@
       <w:pPr>
         <w:pStyle w:val="14CV-BODY"/>
         <w:rPr>
-          <w:rFonts w:ascii="Raleway" w:hAnsi="Raleway"/>
           <w:lang w:bidi="en-US"/>
         </w:rPr>
       </w:pPr>
@@ -481,22 +353,17 @@
     <w:p>
       <w:pPr>
         <w:pStyle w:val="14CV-BODY"/>
-        <w:rPr>
-          <w:rFonts w:ascii="Raleway" w:hAnsi="Raleway"/>
-        </w:rPr>
       </w:pPr>
     </w:p>
     <w:p>
       <w:pPr>
         <w:pStyle w:val="26A-BOD"/>
         <w:rPr>
-          <w:rFonts w:ascii="Raleway" w:hAnsi="Raleway"/>
-          <w:noProof w:val="0"/>
-        </w:rPr>
-      </w:pPr>
-      <w:r>
-        <w:rPr>
-          <w:rFonts w:ascii="Raleway" w:hAnsi="Raleway"/>
+          <w:noProof w:val="0"/>
+        </w:rPr>
+      </w:pPr>
+      <w:r>
+        <w:rPr>
           <w:noProof w:val="0"/>
         </w:rPr>
         <w:t>[INSERT TEXT]</w:t>
@@ -506,7 +373,6 @@
       <w:pPr>
         <w:pStyle w:val="26A-BOD"/>
         <w:rPr>
-          <w:rFonts w:ascii="Raleway" w:hAnsi="Raleway"/>
           <w:noProof w:val="0"/>
         </w:rPr>
       </w:pPr>
@@ -514,19 +380,12 @@
     <w:p>
       <w:pPr>
         <w:pStyle w:val="27A-SUBHEAD"/>
-        <w:rPr>
-          <w:rFonts w:ascii="Raleway" w:hAnsi="Raleway"/>
-        </w:rPr>
-      </w:pPr>
-      <w:r>
-        <w:rPr>
-          <w:rFonts w:ascii="Raleway" w:hAnsi="Raleway"/>
-        </w:rPr>
+      </w:pPr>
+      <w:r>
         <w:t>Motivations</w:t>
       </w:r>
       <w:r>
         <w:rPr>
-          <w:rFonts w:ascii="Raleway" w:hAnsi="Raleway"/>
           <w:b w:val="0"/>
           <w:bCs w:val="0"/>
         </w:rPr>
@@ -538,7 +397,6 @@
         <w:pStyle w:val="20A"/>
         <w:ind w:left="14" w:hanging="288"/>
         <w:rPr>
-          <w:rFonts w:ascii="Raleway" w:hAnsi="Raleway"/>
           <w:noProof w:val="0"/>
         </w:rPr>
       </w:pPr>
@@ -547,7 +405,6 @@
       <w:pPr>
         <w:pStyle w:val="26A-BOD"/>
         <w:rPr>
-          <w:rFonts w:ascii="Raleway" w:hAnsi="Raleway"/>
           <w:noProof w:val="0"/>
         </w:rPr>
       </w:pPr>
@@ -555,14 +412,8 @@
     <w:p>
       <w:pPr>
         <w:pStyle w:val="27A-SUBHEAD"/>
-        <w:rPr>
-          <w:rFonts w:ascii="Raleway" w:hAnsi="Raleway"/>
-        </w:rPr>
-      </w:pPr>
-      <w:r>
-        <w:rPr>
-          <w:rFonts w:ascii="Raleway" w:hAnsi="Raleway"/>
-        </w:rPr>
+      </w:pPr>
+      <w:r>
         <w:t>Client Coverage:</w:t>
       </w:r>
     </w:p>
@@ -571,7 +422,6 @@
         <w:pStyle w:val="20A"/>
         <w:ind w:left="14" w:hanging="288"/>
         <w:rPr>
-          <w:rFonts w:ascii="Raleway" w:hAnsi="Raleway"/>
           <w:noProof w:val="0"/>
         </w:rPr>
       </w:pPr>
@@ -580,7 +430,6 @@
       <w:pPr>
         <w:pStyle w:val="26A-BOD"/>
         <w:rPr>
-          <w:rFonts w:ascii="Raleway" w:hAnsi="Raleway"/>
           <w:noProof w:val="0"/>
         </w:rPr>
       </w:pPr>
@@ -588,14 +437,8 @@
     <w:p>
       <w:pPr>
         <w:pStyle w:val="27A-SUBHEAD"/>
-        <w:rPr>
-          <w:rFonts w:ascii="Raleway" w:hAnsi="Raleway"/>
-        </w:rPr>
-      </w:pPr>
-      <w:r>
-        <w:rPr>
-          <w:rFonts w:ascii="Raleway" w:hAnsi="Raleway"/>
-        </w:rPr>
+      </w:pPr>
+      <w:r>
         <w:t>Strategy Experience:</w:t>
       </w:r>
     </w:p>
@@ -604,7 +447,6 @@
         <w:pStyle w:val="20A"/>
         <w:ind w:left="14" w:hanging="288"/>
         <w:rPr>
-          <w:rFonts w:ascii="Raleway" w:hAnsi="Raleway"/>
           <w:noProof w:val="0"/>
         </w:rPr>
       </w:pPr>
@@ -613,7 +455,6 @@
       <w:pPr>
         <w:pStyle w:val="26A-BOD"/>
         <w:rPr>
-          <w:rFonts w:ascii="Raleway" w:hAnsi="Raleway"/>
           <w:noProof w:val="0"/>
         </w:rPr>
       </w:pPr>
@@ -621,14 +462,8 @@
     <w:p>
       <w:pPr>
         <w:pStyle w:val="27A-SUBHEAD"/>
-        <w:rPr>
-          <w:rFonts w:ascii="Raleway" w:hAnsi="Raleway"/>
-        </w:rPr>
-      </w:pPr>
-      <w:r>
-        <w:rPr>
-          <w:rFonts w:ascii="Raleway" w:hAnsi="Raleway"/>
-        </w:rPr>
+      </w:pPr>
+      <w:r>
         <w:t>Fundraising Track Record:</w:t>
       </w:r>
     </w:p>
@@ -638,7 +473,6 @@
         <w:pStyle w:val="20A"/>
         <w:ind w:left="14" w:hanging="288"/>
         <w:rPr>
-          <w:rFonts w:ascii="Raleway" w:hAnsi="Raleway"/>
           <w:noProof w:val="0"/>
         </w:rPr>
       </w:pPr>
@@ -648,7 +482,6 @@
       <w:pPr>
         <w:pStyle w:val="26A-BOD"/>
         <w:rPr>
-          <w:rFonts w:ascii="Raleway" w:hAnsi="Raleway"/>
           <w:noProof w:val="0"/>
         </w:rPr>
       </w:pPr>
@@ -656,14 +489,8 @@
     <w:p>
       <w:pPr>
         <w:pStyle w:val="27A-SUBHEAD"/>
-        <w:rPr>
-          <w:rFonts w:ascii="Raleway" w:hAnsi="Raleway"/>
-        </w:rPr>
-      </w:pPr>
-      <w:r>
-        <w:rPr>
-          <w:rFonts w:ascii="Raleway" w:hAnsi="Raleway"/>
-        </w:rPr>
+      </w:pPr>
+      <w:r>
         <w:t>Areas of Strength:</w:t>
       </w:r>
     </w:p>
@@ -672,7 +499,6 @@
         <w:pStyle w:val="20A"/>
         <w:ind w:left="14" w:hanging="288"/>
         <w:rPr>
-          <w:rFonts w:ascii="Raleway" w:hAnsi="Raleway"/>
           <w:noProof w:val="0"/>
         </w:rPr>
       </w:pPr>
@@ -681,7 +507,6 @@
       <w:pPr>
         <w:pStyle w:val="26A-BOD"/>
         <w:rPr>
-          <w:rFonts w:ascii="Raleway" w:hAnsi="Raleway"/>
           <w:noProof w:val="0"/>
         </w:rPr>
       </w:pPr>
@@ -689,14 +514,8 @@
     <w:p>
       <w:pPr>
         <w:pStyle w:val="27A-SUBHEAD"/>
-        <w:rPr>
-          <w:rFonts w:ascii="Raleway" w:hAnsi="Raleway"/>
-        </w:rPr>
-      </w:pPr>
-      <w:r>
-        <w:rPr>
-          <w:rFonts w:ascii="Raleway" w:hAnsi="Raleway"/>
-        </w:rPr>
+      </w:pPr>
+      <w:r>
         <w:t>Areas to Explore Further:</w:t>
       </w:r>
     </w:p>
@@ -705,7 +524,6 @@
         <w:pStyle w:val="20A"/>
         <w:ind w:left="14" w:hanging="288"/>
         <w:rPr>
-          <w:rFonts w:ascii="Raleway" w:hAnsi="Raleway"/>
           <w:noProof w:val="0"/>
         </w:rPr>
       </w:pPr>
@@ -714,7 +532,6 @@
       <w:pPr>
         <w:pStyle w:val="26A-BOD"/>
         <w:rPr>
-          <w:rFonts w:ascii="Raleway" w:hAnsi="Raleway"/>
           <w:noProof w:val="0"/>
         </w:rPr>
       </w:pPr>
@@ -722,14 +539,8 @@
     <w:p>
       <w:pPr>
         <w:pStyle w:val="27A-SUBHEAD"/>
-        <w:rPr>
-          <w:rFonts w:ascii="Raleway" w:hAnsi="Raleway"/>
-        </w:rPr>
-      </w:pPr>
-      <w:r>
-        <w:rPr>
-          <w:rFonts w:ascii="Raleway" w:hAnsi="Raleway"/>
-        </w:rPr>
+      </w:pPr>
+      <w:r>
         <w:t>Closing Summary / Preferred Location:</w:t>
       </w:r>
     </w:p>
@@ -868,31 +679,27 @@
       <w:pPr>
         <w:pStyle w:val="40DOC-HEADING"/>
         <w:rPr>
-          <w:rFonts w:ascii="Raleway" w:hAnsi="Raleway"/>
-          <w:noProof w:val="0"/>
-        </w:rPr>
-      </w:pPr>
-      <w:r>
-        <w:rPr>
-          <w:rFonts w:ascii="Raleway" w:hAnsi="Raleway"/>
+          <w:noProof w:val="0"/>
+        </w:rPr>
+      </w:pPr>
+      <w:r>
+        <w:rPr>
           <w:noProof w:val="0"/>
         </w:rPr>
         <w:lastRenderedPageBreak/>
         <w:t>Business Experience</w:t>
       </w:r>
     </w:p>
-{{BUSINESS_EXPERIENCE_BLOCK}}
     <w:p>
       <w:pPr>
         <w:pStyle w:val="40DOC-HEADING"/>
-        <w:rPr>
-          <w:rFonts w:ascii="Raleway" w:hAnsi="Raleway"/>
-          <w:noProof w:val="0"/>
-        </w:rPr>
-      </w:pPr>
-      <w:r>
-        <w:rPr>
-          <w:rFonts w:ascii="Raleway" w:hAnsi="Raleway"/>
+        <w:pageBreakBefore/>
+        <w:rPr>
+          <w:noProof w:val="0"/>
+        </w:rPr>
+      </w:pPr>
+      <w:r>
+        <w:rPr>
           <w:noProof w:val="0"/>
         </w:rPr>
         <w:lastRenderedPageBreak/>
@@ -902,17 +709,11 @@
     <w:p>
       <w:pPr>
         <w:pStyle w:val="14CV-BODY"/>
-        <w:rPr>
-          <w:rFonts w:ascii="Raleway" w:hAnsi="Raleway"/>
-        </w:rPr>
       </w:pPr>
     </w:p>
     <w:p>
       <w:pPr>
         <w:pStyle w:val="14CV-BODY"/>
-        <w:rPr>
-          <w:rFonts w:ascii="Raleway" w:hAnsi="Raleway"/>
-        </w:rPr>
       </w:pPr>
     </w:p>
     <w:p>
@@ -920,7 +721,6 @@
         <w:pStyle w:val="SHText"/>
         <w:ind w:left="-274" w:right="-475"/>
         <w:rPr>
-          <w:rFonts w:ascii="Raleway" w:hAnsi="Raleway"/>
           <w:b/>
           <w:bCs/>
           <w:spacing w:val="6"/>
@@ -928,7 +728,6 @@
       </w:pPr>
       <w:r>
         <w:rPr>
-          <w:rFonts w:ascii="Raleway" w:hAnsi="Raleway"/>
           <w:b/>
           <w:bCs/>
           <w:spacing w:val="6"/>
@@ -940,7 +739,6 @@
       <w:pPr>
         <w:pStyle w:val="30PD-BOD"/>
         <w:rPr>
-          <w:rFonts w:ascii="Raleway" w:hAnsi="Raleway"/>
           <w:noProof w:val="0"/>
         </w:rPr>
       </w:pPr>
@@ -949,90 +747,51 @@
       <w:pPr>
         <w:pStyle w:val="SHText"/>
         <w:ind w:left="-270"/>
-        <w:rPr>
-          <w:rFonts w:ascii="Raleway" w:hAnsi="Raleway"/>
-          <w:sz w:val="20"/>
-          <w:szCs w:val="20"/>
-        </w:rPr>
-      </w:pPr>
-      <w:r>
-        <w:rPr>
-          <w:rFonts w:ascii="Raleway" w:hAnsi="Raleway"/>
-          <w:sz w:val="20"/>
-          <w:szCs w:val="20"/>
-        </w:rPr>
-      </w:r>
-      <w:bookmarkStart w:id="8" w:name="Text9"/>
-      <w:r>
-        <w:rPr>
-          <w:rFonts w:ascii="Raleway" w:hAnsi="Raleway"/>
-          <w:sz w:val="20"/>
-          <w:szCs w:val="20"/>
-        </w:rPr>
+      </w:pPr>
+      <w:bookmarkStart w:id="7" w:name="Text9"/>
+      <w:r>
         <w:t>{{EDU_1_START}}</w:t>
       </w:r>
+      <w:bookmarkEnd w:id="7"/>
+      <w:r>
+        <w:t xml:space="preserve"> – {{EDU_1_END}}:</w:t>
+      </w:r>
+      <w:r>
+        <w:tab/>
+      </w:r>
+      <w:r>
+        <w:tab/>
+      </w:r>
+      <w:bookmarkStart w:id="8" w:name="Text10"/>
+      <w:r>
+        <w:rPr>
+          <w:b/>
+        </w:rPr>
+        <w:t>{{EDU_1_INSTITUTION}}</w:t>
+      </w:r>
       <w:bookmarkEnd w:id="8"/>
       <w:r>
         <w:rPr>
-          <w:rFonts w:ascii="Raleway" w:hAnsi="Raleway"/>
-          <w:sz w:val="20"/>
-          <w:szCs w:val="20"/>
-        </w:rPr>
-        <w:t xml:space="preserve"> – </w:t>
-        <w:t>{{EDU_1_END}}</w:t>
-        <w:t>:</w:t>
-        <w:tab/>
-        <w:tab/>
-      </w:r>
-      <w:r>
-        <w:rPr>
-          <w:rFonts w:ascii="Raleway" w:hAnsi="Raleway"/>
           <w:b/>
-          <w:sz w:val="20"/>
-          <w:szCs w:val="20"/>
-        </w:rPr>
-      </w:r>
-      <w:bookmarkStart w:id="9" w:name="Text10"/>
-      <w:r>
-        <w:rPr>
-          <w:rFonts w:ascii="Raleway" w:hAnsi="Raleway"/>
-          <w:b/>
-          <w:sz w:val="20"/>
-          <w:szCs w:val="20"/>
-        </w:rPr>
-        <w:t>{{EDU_1_INSTITUTION}}</w:t>
-      </w:r>
-      <w:bookmarkEnd w:id="9"/>
-      <w:r>
-        <w:rPr>
-          <w:rFonts w:ascii="Raleway" w:hAnsi="Raleway"/>
-          <w:b/>
-          <w:sz w:val="20"/>
-          <w:szCs w:val="20"/>
-        </w:rPr>
-        <w:t xml:space="preserve"> – </w:t>
-        <w:t>{{EDU_1_LOCATION}}</w:t>
+        </w:rPr>
+        <w:t xml:space="preserve"> – {{EDU_1_LOCATION}}</w:t>
       </w:r>
     </w:p>
     <w:p>
       <w:pPr>
         <w:pStyle w:val="SHText"/>
         <w:ind w:left="-360"/>
-        <w:rPr>
-          <w:rFonts w:ascii="Raleway" w:hAnsi="Raleway"/>
-          <w:sz w:val="20"/>
-          <w:szCs w:val="20"/>
-        </w:rPr>
-      </w:pPr>
-      <w:r>
-        <w:rPr>
-          <w:rFonts w:ascii="Raleway" w:hAnsi="Raleway"/>
-          <w:sz w:val="20"/>
-          <w:szCs w:val="20"/>
-        </w:rPr>
+      </w:pPr>
+      <w:r>
         <w:tab/>
+      </w:r>
+      <w:r>
         <w:tab/>
+      </w:r>
+      <w:r>
         <w:tab/>
+      </w:r>
+      <w:r>
         <w:tab/>
         <w:t>{{EDU_1_DEGREE}}</w:t>
       </w:r>
@@ -1040,14 +799,8 @@
     <w:p>
       <w:pPr>
         <w:pStyle w:val="32PD"/>
-        <w:rPr>
-          <w:rFonts w:ascii="Raleway" w:hAnsi="Raleway"/>
-        </w:rPr>
-      </w:pPr>
-      <w:r>
-        <w:rPr>
-          <w:rFonts w:ascii="Raleway" w:hAnsi="Raleway"/>
-        </w:rPr>
+      </w:pPr>
+      <w:r>
         <w:t>{{EDU_1_EXTRA}}</w:t>
       </w:r>
     </w:p>
@@ -1055,7 +808,6 @@
       <w:pPr>
         <w:pStyle w:val="30PD-BOD"/>
         <w:rPr>
-          <w:rFonts w:ascii="Raleway" w:hAnsi="Raleway"/>
           <w:noProof w:val="0"/>
         </w:rPr>
       </w:pPr>
@@ -1064,56 +816,38 @@
       <w:pPr>
         <w:pStyle w:val="SHText"/>
         <w:ind w:left="-270"/>
-        <w:rPr>
-          <w:rFonts w:ascii="Raleway" w:hAnsi="Raleway"/>
-          <w:sz w:val="20"/>
-          <w:szCs w:val="20"/>
-        </w:rPr>
-      </w:pPr>
-      <w:r>
-        <w:rPr>
-          <w:rFonts w:ascii="Raleway" w:hAnsi="Raleway"/>
-          <w:sz w:val="20"/>
-          <w:szCs w:val="20"/>
-        </w:rPr>
-        <w:t>{{EDU_2_START}}</w:t>
-        <w:t xml:space="preserve"> – </w:t>
-        <w:t>{{EDU_2_END}}</w:t>
-        <w:t>:</w:t>
+      </w:pPr>
+      <w:r>
+        <w:t>{{EDU_2_START}} – {{EDU_2_END}}:</w:t>
+      </w:r>
+      <w:r>
         <w:tab/>
+      </w:r>
+      <w:r>
         <w:tab/>
       </w:r>
       <w:r>
         <w:rPr>
-          <w:rFonts w:ascii="Raleway" w:hAnsi="Raleway"/>
           <w:b/>
-          <w:sz w:val="20"/>
-          <w:szCs w:val="20"/>
-        </w:rPr>
-        <w:t>{{EDU_2_INSTITUTION}}</w:t>
-        <w:t xml:space="preserve"> – </w:t>
-        <w:t>{{EDU_2_LOCATION}}</w:t>
+        </w:rPr>
+        <w:t>{{EDU_2_INSTITUTION}} – {{EDU_2_LOCATION}}</w:t>
       </w:r>
     </w:p>
     <w:p>
       <w:pPr>
         <w:pStyle w:val="SHText"/>
         <w:ind w:left="-360"/>
-        <w:rPr>
-          <w:rFonts w:ascii="Raleway" w:hAnsi="Raleway"/>
-          <w:sz w:val="20"/>
-          <w:szCs w:val="20"/>
-        </w:rPr>
-      </w:pPr>
-      <w:r>
-        <w:rPr>
-          <w:rFonts w:ascii="Raleway" w:hAnsi="Raleway"/>
-          <w:sz w:val="20"/>
-          <w:szCs w:val="20"/>
-        </w:rPr>
+      </w:pPr>
+      <w:r>
         <w:tab/>
+      </w:r>
+      <w:r>
         <w:tab/>
+      </w:r>
+      <w:r>
         <w:tab/>
+      </w:r>
+      <w:r>
         <w:tab/>
         <w:t>{{EDU_2_DEGREE}}</w:t>
       </w:r>
@@ -1122,13 +856,11 @@
       <w:pPr>
         <w:pStyle w:val="32PD"/>
         <w:rPr>
-          <w:rFonts w:ascii="Raleway" w:hAnsi="Raleway"/>
-          <w:noProof w:val="0"/>
-        </w:rPr>
-      </w:pPr>
-      <w:r>
-        <w:rPr>
-          <w:rFonts w:ascii="Raleway" w:hAnsi="Raleway"/>
+          <w:noProof w:val="0"/>
+        </w:rPr>
+      </w:pPr>
+      <w:r>
+        <w:rPr>
           <w:noProof w:val="0"/>
         </w:rPr>
         <w:t>{{EDU_2_EXTRA}}</w:t>
@@ -1138,7 +870,6 @@
       <w:pPr>
         <w:pStyle w:val="30PD-BOD"/>
         <w:rPr>
-          <w:rFonts w:ascii="Raleway" w:hAnsi="Raleway"/>
           <w:noProof w:val="0"/>
         </w:rPr>
       </w:pPr>
@@ -1147,7 +878,6 @@
       <w:pPr>
         <w:pStyle w:val="30PD-BOD"/>
         <w:rPr>
-          <w:rFonts w:ascii="Raleway" w:hAnsi="Raleway"/>
           <w:noProof w:val="0"/>
         </w:rPr>
       </w:pPr>
@@ -1158,7 +888,6 @@
         <w:spacing w:after="280"/>
         <w:ind w:left="-270" w:right="-475"/>
         <w:rPr>
-          <w:rFonts w:ascii="Raleway" w:hAnsi="Raleway"/>
           <w:b/>
           <w:bCs/>
           <w:spacing w:val="6"/>
@@ -1166,7 +895,6 @@
       </w:pPr>
       <w:r>
         <w:rPr>
-          <w:rFonts w:ascii="Raleway" w:hAnsi="Raleway"/>
           <w:b/>
           <w:bCs/>
           <w:spacing w:val="6"/>
@@ -1178,30 +906,22 @@
       <w:pPr>
         <w:pStyle w:val="SHText"/>
         <w:ind w:left="-270"/>
-        <w:rPr>
-          <w:rFonts w:ascii="Raleway" w:hAnsi="Raleway"/>
-          <w:sz w:val="20"/>
-          <w:szCs w:val="20"/>
-        </w:rPr>
-      </w:pPr>
-      <w:r>
-        <w:rPr>
-          <w:rFonts w:ascii="Raleway" w:hAnsi="Raleway"/>
+      </w:pPr>
+      <w:r>
+        <w:rPr>
           <w:bCs/>
         </w:rPr>
         <w:t>Accreditations</w:t>
       </w:r>
       <w:r>
-        <w:rPr>
-          <w:rFonts w:ascii="Raleway" w:hAnsi="Raleway"/>
-        </w:rPr>
         <w:tab/>
+      </w:r>
+      <w:r>
         <w:tab/>
       </w:r>
       <w:r>
         <w:rPr>
           <w:rStyle w:val="31PD-INDENTChar"/>
-          <w:rFonts w:ascii="Raleway" w:hAnsi="Raleway"/>
           <w:noProof w:val="0"/>
         </w:rPr>
         <w:t>{{QUAL_1}}</w:t>
@@ -1211,7 +931,6 @@
       <w:pPr>
         <w:pStyle w:val="30PD-BOD"/>
         <w:rPr>
-          <w:rFonts w:ascii="Raleway" w:hAnsi="Raleway"/>
           <w:noProof w:val="0"/>
         </w:rPr>
       </w:pPr>
@@ -1220,7 +939,6 @@
       <w:pPr>
         <w:pStyle w:val="30PD-BOD"/>
         <w:rPr>
-          <w:rFonts w:ascii="Raleway" w:hAnsi="Raleway"/>
           <w:noProof w:val="0"/>
         </w:rPr>
       </w:pPr>
@@ -1230,35 +948,31 @@
         <w:pStyle w:val="SHText"/>
         <w:ind w:left="-270"/>
         <w:rPr>
-          <w:rFonts w:ascii="Raleway" w:hAnsi="Raleway"/>
           <w:b/>
           <w:bCs/>
-          <w:sz w:val="20"/>
-          <w:szCs w:val="20"/>
-        </w:rPr>
-      </w:pPr>
-      <w:r>
-        <w:rPr>
-          <w:rFonts w:ascii="Raleway" w:hAnsi="Raleway"/>
+        </w:rPr>
+      </w:pPr>
+      <w:r>
+        <w:rPr>
           <w:bCs/>
         </w:rPr>
         <w:t>Technical Skills</w:t>
       </w:r>
       <w:r>
         <w:rPr>
-          <w:rFonts w:ascii="Raleway" w:hAnsi="Raleway"/>
           <w:b/>
           <w:bCs/>
         </w:rPr>
         <w:tab/>
+      </w:r>
+      <w:r>
+        <w:rPr>
+          <w:b/>
+          <w:bCs/>
+        </w:rPr>
         <w:tab/>
       </w:r>
       <w:r>
-        <w:rPr>
-          <w:rFonts w:ascii="Raleway" w:hAnsi="Raleway"/>
-          <w:sz w:val="20"/>
-          <w:szCs w:val="20"/>
-        </w:rPr>
         <w:t>{{TECH_SKILLS}}</w:t>
       </w:r>
     </w:p>
@@ -1266,7 +980,6 @@
       <w:pPr>
         <w:pStyle w:val="30PD-BOD"/>
         <w:rPr>
-          <w:rFonts w:ascii="Raleway" w:hAnsi="Raleway"/>
           <w:noProof w:val="0"/>
         </w:rPr>
       </w:pPr>
@@ -1275,7 +988,6 @@
       <w:pPr>
         <w:pStyle w:val="30PD-BOD"/>
         <w:rPr>
-          <w:rFonts w:ascii="Raleway" w:hAnsi="Raleway"/>
           <w:noProof w:val="0"/>
         </w:rPr>
       </w:pPr>
@@ -1284,27 +996,32 @@
       <w:pPr>
         <w:pStyle w:val="SHText"/>
         <w:ind w:left="-270"/>
-        <w:rPr>
-          <w:rFonts w:ascii="Raleway" w:hAnsi="Raleway"/>
-          <w:sz w:val="20"/>
-          <w:szCs w:val="20"/>
-        </w:rPr>
-      </w:pPr>
-      <w:r>
-        <w:rPr>
-          <w:rFonts w:ascii="Raleway" w:hAnsi="Raleway"/>
+      </w:pPr>
+      <w:r>
+        <w:rPr>
           <w:bCs/>
         </w:rPr>
         <w:t>Affiliations</w:t>
+      </w:r>
+      <w:r>
+        <w:rPr>
+          <w:bCs/>
+        </w:rPr>
         <w:tab/>
+      </w:r>
+      <w:r>
+        <w:rPr>
+          <w:bCs/>
+        </w:rPr>
         <w:tab/>
       </w:r>
       <w:r>
         <w:rPr>
-          <w:rFonts w:ascii="Raleway" w:hAnsi="Raleway"/>
-          <w:sz w:val="20"/>
-          <w:szCs w:val="20"/>
-        </w:rPr>
+          <w:bCs/>
+        </w:rPr>
+        <w:tab/>
+      </w:r>
+      <w:r>
         <w:t>{{AFFILIATION_1}}</w:t>
       </w:r>
     </w:p>
@@ -1312,7 +1029,6 @@
       <w:pPr>
         <w:pStyle w:val="30PD-BOD"/>
         <w:rPr>
-          <w:rFonts w:ascii="Raleway" w:hAnsi="Raleway"/>
           <w:noProof w:val="0"/>
         </w:rPr>
       </w:pPr>
@@ -1321,7 +1037,6 @@
       <w:pPr>
         <w:pStyle w:val="30PD-BOD"/>
         <w:rPr>
-          <w:rFonts w:ascii="Raleway" w:hAnsi="Raleway"/>
           <w:noProof w:val="0"/>
         </w:rPr>
       </w:pPr>
@@ -1330,27 +1045,23 @@
       <w:pPr>
         <w:pStyle w:val="SHText"/>
         <w:ind w:left="-270" w:right="-475"/>
-        <w:rPr>
-          <w:rFonts w:ascii="Raleway" w:hAnsi="Raleway"/>
-          <w:sz w:val="20"/>
-          <w:szCs w:val="20"/>
-        </w:rPr>
-      </w:pPr>
-      <w:r>
-        <w:rPr>
-          <w:rFonts w:ascii="Raleway" w:hAnsi="Raleway"/>
+      </w:pPr>
+      <w:r>
+        <w:rPr>
           <w:bCs/>
         </w:rPr>
         <w:t>Media</w:t>
+      </w:r>
+      <w:r>
+        <w:rPr>
+          <w:bCs/>
+        </w:rPr>
         <w:tab/>
       </w:r>
       <w:r>
-        <w:rPr>
-          <w:rFonts w:ascii="Raleway" w:hAnsi="Raleway"/>
-          <w:sz w:val="20"/>
-          <w:szCs w:val="20"/>
-        </w:rPr>
         <w:tab/>
+      </w:r>
+      <w:r>
         <w:tab/>
         <w:t>{{MEDIA_1}}</w:t>
       </w:r>
@@ -1359,7 +1070,6 @@
       <w:pPr>
         <w:pStyle w:val="30PD-BOD"/>
         <w:rPr>
-          <w:rFonts w:ascii="Raleway" w:hAnsi="Raleway"/>
           <w:noProof w:val="0"/>
         </w:rPr>
       </w:pPr>
@@ -1368,7 +1078,6 @@
       <w:pPr>
         <w:pStyle w:val="30PD-BOD"/>
         <w:rPr>
-          <w:rFonts w:ascii="Raleway" w:hAnsi="Raleway"/>
           <w:noProof w:val="0"/>
         </w:rPr>
       </w:pPr>
@@ -1377,34 +1086,28 @@
       <w:pPr>
         <w:pStyle w:val="SHText"/>
         <w:ind w:left="-270"/>
-        <w:rPr>
-          <w:rFonts w:ascii="Raleway" w:hAnsi="Raleway"/>
-          <w:sz w:val="20"/>
-          <w:szCs w:val="20"/>
-        </w:rPr>
-      </w:pPr>
-      <w:r>
-        <w:rPr>
-          <w:rFonts w:ascii="Raleway" w:hAnsi="Raleway"/>
+      </w:pPr>
+      <w:r>
+        <w:rPr>
           <w:bCs/>
         </w:rPr>
         <w:t>Publications</w:t>
       </w:r>
       <w:r>
         <w:rPr>
-          <w:rFonts w:ascii="Raleway" w:hAnsi="Raleway"/>
           <w:b/>
           <w:bCs/>
         </w:rPr>
         <w:tab/>
+      </w:r>
+      <w:r>
+        <w:rPr>
+          <w:b/>
+          <w:bCs/>
+        </w:rPr>
         <w:tab/>
       </w:r>
       <w:r>
-        <w:rPr>
-          <w:rFonts w:ascii="Raleway" w:hAnsi="Raleway"/>
-          <w:sz w:val="20"/>
-          <w:szCs w:val="20"/>
-        </w:rPr>
         <w:t>{{PUBLICATIONS}}</w:t>
       </w:r>
     </w:p>
@@ -1412,7 +1115,6 @@
       <w:pPr>
         <w:pStyle w:val="30PD-BOD"/>
         <w:rPr>
-          <w:rFonts w:ascii="Raleway" w:hAnsi="Raleway"/>
           <w:noProof w:val="0"/>
         </w:rPr>
       </w:pPr>
@@ -1421,7 +1123,6 @@
       <w:pPr>
         <w:pStyle w:val="30PD-BOD"/>
         <w:rPr>
-          <w:rFonts w:ascii="Raleway" w:hAnsi="Raleway"/>
           <w:noProof w:val="0"/>
         </w:rPr>
       </w:pPr>
@@ -1430,32 +1131,18 @@
       <w:pPr>
         <w:pStyle w:val="SHText"/>
         <w:ind w:left="-270"/>
-        <w:rPr>
-          <w:rFonts w:ascii="Raleway" w:hAnsi="Raleway"/>
-          <w:sz w:val="20"/>
-          <w:szCs w:val="20"/>
-        </w:rPr>
-      </w:pPr>
-      <w:r>
-        <w:rPr>
-          <w:rFonts w:ascii="Raleway" w:hAnsi="Raleway"/>
+      </w:pPr>
+      <w:r>
+        <w:rPr>
           <w:bCs/>
         </w:rPr>
         <w:t>Nationality</w:t>
       </w:r>
       <w:r>
-        <w:rPr>
-          <w:rFonts w:ascii="Raleway" w:hAnsi="Raleway"/>
-        </w:rPr>
         <w:tab/>
+      </w:r>
+      <w:r>
         <w:tab/>
-      </w:r>
-      <w:r>
-        <w:rPr>
-          <w:rFonts w:ascii="Raleway" w:hAnsi="Raleway"/>
-          <w:sz w:val="20"/>
-          <w:szCs w:val="20"/>
-        </w:rPr>
         <w:t>{{NATIONALITY}}</w:t>
       </w:r>
     </w:p>
@@ -1463,7 +1150,6 @@
       <w:pPr>
         <w:pStyle w:val="30PD-BOD"/>
         <w:rPr>
-          <w:rFonts w:ascii="Raleway" w:hAnsi="Raleway"/>
           <w:noProof w:val="0"/>
         </w:rPr>
       </w:pPr>
@@ -1472,7 +1158,6 @@
       <w:pPr>
         <w:pStyle w:val="30PD-BOD"/>
         <w:rPr>
-          <w:rFonts w:ascii="Raleway" w:hAnsi="Raleway"/>
           <w:noProof w:val="0"/>
         </w:rPr>
       </w:pPr>
@@ -1481,34 +1166,24 @@
       <w:pPr>
         <w:pStyle w:val="SHText"/>
         <w:ind w:left="-270"/>
-        <w:rPr>
-          <w:rFonts w:ascii="Raleway" w:hAnsi="Raleway"/>
-          <w:sz w:val="20"/>
-          <w:szCs w:val="20"/>
-        </w:rPr>
-      </w:pPr>
-      <w:r>
-        <w:rPr>
-          <w:rFonts w:ascii="Raleway" w:hAnsi="Raleway"/>
+      </w:pPr>
+      <w:r>
+        <w:rPr>
           <w:bCs/>
         </w:rPr>
         <w:t>Languages</w:t>
       </w:r>
       <w:r>
-        <w:rPr>
-          <w:rFonts w:ascii="Raleway" w:hAnsi="Raleway"/>
-        </w:rPr>
         <w:tab/>
+      </w:r>
+      <w:r>
         <w:tab/>
-      </w:r>
-      <w:r>
-        <w:rPr>
-          <w:rFonts w:ascii="Raleway" w:hAnsi="Raleway"/>
-          <w:sz w:val="20"/>
-          <w:szCs w:val="20"/>
-        </w:rPr>
         <w:t>{{LANGUAGES}}</w:t>
+      </w:r>
+      <w:r>
         <w:tab/>
+      </w:r>
+      <w:r>
         <w:tab/>
         <w:t>{{LANGUAGES_LEVEL}}</w:t>
       </w:r>
@@ -1517,7 +1192,6 @@
       <w:pPr>
         <w:pStyle w:val="31PD-INDENT"/>
         <w:rPr>
-          <w:rFonts w:ascii="Raleway" w:hAnsi="Raleway"/>
           <w:noProof w:val="0"/>
         </w:rPr>
       </w:pPr>
@@ -1526,7 +1200,6 @@
       <w:pPr>
         <w:pStyle w:val="30PD-BOD"/>
         <w:rPr>
-          <w:rFonts w:ascii="Raleway" w:hAnsi="Raleway"/>
           <w:noProof w:val="0"/>
         </w:rPr>
       </w:pPr>
@@ -1535,35 +1208,34 @@
       <w:pPr>
         <w:pStyle w:val="SHText"/>
         <w:ind w:left="-270"/>
-        <w:rPr>
-          <w:rFonts w:ascii="Raleway" w:hAnsi="Raleway"/>
-          <w:sz w:val="20"/>
-          <w:szCs w:val="20"/>
-        </w:rPr>
-      </w:pPr>
-      <w:r>
-        <w:rPr>
-          <w:rFonts w:ascii="Raleway" w:hAnsi="Raleway"/>
+      </w:pPr>
+      <w:r>
+        <w:rPr>
           <w:bCs/>
         </w:rPr>
         <w:t>Interests</w:t>
+      </w:r>
+      <w:r>
+        <w:rPr>
+          <w:bCs/>
+        </w:rPr>
         <w:tab/>
       </w:r>
       <w:r>
         <w:rPr>
-          <w:rFonts w:ascii="Raleway" w:hAnsi="Raleway"/>
           <w:b/>
           <w:bCs/>
         </w:rPr>
         <w:tab/>
+      </w:r>
+      <w:r>
+        <w:rPr>
+          <w:b/>
+          <w:bCs/>
+        </w:rPr>
         <w:tab/>
       </w:r>
       <w:r>
-        <w:rPr>
-          <w:rFonts w:ascii="Raleway" w:hAnsi="Raleway"/>
-          <w:sz w:val="20"/>
-          <w:szCs w:val="20"/>
-        </w:rPr>
         <w:t>{{INTERESTS}}</w:t>
       </w:r>
     </w:p>
@@ -1572,9 +1244,6 @@
       <w:pPr>
         <w:pStyle w:val="30PD-BOD"/>
         <w:jc w:val="left"/>
-        <w:rPr>
-          <w:rFonts w:ascii="Raleway" w:hAnsi="Raleway"/>
-        </w:rPr>
       </w:pPr>
     </w:p>
     <w:sectPr>
@@ -1764,8 +1433,6 @@
                             <w:rPr>
                               <w:rFonts w:ascii="Raleway Medium" w:hAnsi="Raleway Medium"/>
                               <w:color w:val="2F5496" w:themeColor="accent1" w:themeShade="BF"/>
-                              <w:sz w:val="20"/>
-                              <w:szCs w:val="20"/>
                             </w:rPr>
                           </w:pPr>
                           <w:r>
@@ -1773,8 +1440,6 @@
                               <w:rFonts w:ascii="Raleway Medium" w:hAnsi="Raleway Medium"/>
                               <w:i/>
                               <w:color w:val="2F5496" w:themeColor="accent1" w:themeShade="BF"/>
-                              <w:sz w:val="20"/>
-                              <w:szCs w:val="20"/>
                             </w:rPr>
                             <w:t>This profile is submitted in confidence and subject to Sheffield Haworth’s standard terms and conditions. A copy of these can be provided upon request.</w:t>
                           </w:r>
@@ -1796,8 +1461,6 @@
                               <w:rFonts w:ascii="Raleway" w:hAnsi="Raleway"/>
                               <w:noProof/>
                               <w:color w:val="002060"/>
-                              <w:sz w:val="20"/>
-                              <w:szCs w:val="20"/>
                             </w:rPr>
                           </w:pPr>
                         </w:p>
@@ -1818,8 +1481,6 @@
                               <w:rFonts w:ascii="Raleway" w:hAnsi="Raleway"/>
                               <w:noProof/>
                               <w:color w:val="002060"/>
-                              <w:sz w:val="20"/>
-                              <w:szCs w:val="20"/>
                             </w:rPr>
                           </w:pPr>
                         </w:p>
@@ -1841,8 +1502,6 @@
                               <w:rFonts w:ascii="Raleway" w:hAnsi="Raleway"/>
                               <w:noProof/>
                               <w:color w:val="002060"/>
-                              <w:sz w:val="20"/>
-                              <w:szCs w:val="20"/>
                             </w:rPr>
                           </w:pPr>
                           <w:r>
@@ -1850,8 +1509,6 @@
                               <w:rFonts w:ascii="Raleway" w:hAnsi="Raleway"/>
                               <w:noProof/>
                               <w:color w:val="002060"/>
-                              <w:sz w:val="20"/>
-                              <w:szCs w:val="20"/>
                             </w:rPr>
                             <w:t>www.sheffieldhaworth.com</w:t>
                           </w:r>
@@ -1891,7 +1548,7 @@
               <v:stroke joinstyle="miter"/>
               <v:path gradientshapeok="t" o:connecttype="rect"/>
             </v:shapetype>
-            <v:shape id="Text Box 20" o:spid="_x0000_s1026" type="#_x0000_t202" style="position:absolute;left:0;text-align:left;margin-left:-.55pt;margin-top:-48.5pt;width:451.85pt;height:80.7pt;z-index:251658243;visibility:visible;mso-wrap-style:square;mso-width-percent:0;mso-height-percent:0;mso-wrap-distance-left:9pt;mso-wrap-distance-top:0;mso-wrap-distance-right:9pt;mso-wrap-distance-bottom:0;mso-position-horizontal:absolute;mso-position-horizontal-relative:margin;mso-position-vertical:absolute;mso-position-vertical-relative:text;mso-width-percent:0;mso-height-percent:0;mso-width-relative:page;mso-height-relative:page;v-text-anchor:top" o:gfxdata="UEsDBBQABgAIAAAAIQC2gziS/gAAAOEBAAATAAAAW0NvbnRlbnRfVHlwZXNdLnhtbJSRQU7DMBBF 90jcwfIWJU67QAgl6YK0S0CoHGBkTxKLZGx5TGhvj5O2G0SRWNoz/78nu9wcxkFMGNg6quQqL6RA 0s5Y6ir5vt9lD1JwBDIwOMJKHpHlpr69KfdHjyxSmriSfYz+USnWPY7AufNIadK6MEJMx9ApD/oD OlTrorhX2lFEilmcO2RdNtjC5xDF9pCuTyYBB5bi6bQ4syoJ3g9WQ0ymaiLzg5KdCXlKLjvcW893 SUOqXwnz5DrgnHtJTxOsQfEKIT7DmDSUCaxw7Rqn8787ZsmRM9e2VmPeBN4uqYvTtW7jvijg9N/y JsXecLq0q+WD6m8AAAD//wMAUEsDBBQABgAIAAAAIQA4/SH/1gAAAJQBAAALAAAAX3JlbHMvLnJl bHOkkMFqwzAMhu+DvYPRfXGawxijTi+j0GvpHsDYimMaW0Yy2fr2M4PBMnrbUb/Q94l/f/hMi1qR JVI2sOt6UJgd+ZiDgffL8ekFlFSbvV0oo4EbChzGx4f9GRdb25HMsYhqlCwG5lrLq9biZkxWOiqY 22YiTra2kYMu1l1tQD30/bPm3wwYN0x18gb45AdQl1tp5j/sFB2T0FQ7R0nTNEV3j6o9feQzro1i OWA14Fm+Q8a1a8+Bvu/d/dMb2JY5uiPbhG/ktn4cqGU/er3pcvwCAAD//wMAUEsDBBQABgAIAAAA IQBLvbs53AEAAKIDAAAOAAAAZHJzL2Uyb0RvYy54bWysU8tu2zAQvBfoPxC815Jc5yVYDtIEKQqk DyDNB1AUKRGVuOyStuR+fZeU47jNreiF4JLU7MzsaH09DT3bKfQGbMWLRc6ZshIaY9uKP32/f3fJ mQ/CNqIHqyq+V55fb96+WY+uVEvooG8UMgKxvhxdxbsQXJllXnZqEH4BTlm61ICDCFRimzUoRkIf +myZ5+fZCNg4BKm8p9O7+ZJvEr7WSoavWnsVWF9x4hbSimmt45pt1qJsUbjOyAMN8Q8sBmEsNT1C 3Ykg2BbNK6jBSAQPOiwkDBlobaRKGkhNkf+l5rETTiUtZI53R5v8/4OVX3aP7huyMH2AiQaYRHj3 APKHZxZuO2FbdYMIY6dEQ42LaFk2Ol8ePo1W+9JHkHr8DA0NWWwDJKBJ4xBdIZ2M0GkA+6PpagpM 0uHZxfvL8xXFRNJdkS9XF2dXqYconz936MNHBQOLm4ojTTXBi92DD5GOKJ+fxG4W7k3fp8n29o8D ehhPEv3IeOYepnqi11FGDc2ehCDMQaFg06YD/MXZSCGpuP+5Fag46z9ZMuOqWK1iqk4LPC3q00JY SVAVD5zN29swJ3Hr0LQddZrtt3BDBmqTpL2wOvCmICTFh9DGpJ3W6dXLr7X5DQAA//8DAFBLAwQU AAYACAAAACEASyeiot4AAAAJAQAADwAAAGRycy9kb3ducmV2LnhtbEyPy07DMBBF90j8gzWV2LVO qpK0IU6FivgASiW2TuzGUe1xFDsP+vUMK1iNRnN059zyuDjLJj2EzqOAdJMA09h41WEr4PL5vt4D C1GiktajFvCtAxyrx4dSFsrP+KGnc2wZhWAopAATY19wHhqjnQwb32uk29UPTkZah5arQc4U7izf JknGneyQPhjZ65PRze08OgHNfXzbn7p6mu/5V14vxj5f0QrxtFpeX4BFvcQ/GH71SR0qcqr9iCow K2CdpkTSPOTUiYBDss2A1QKy3Q54VfL/DaofAAAA//8DAFBLAQItABQABgAIAAAAIQC2gziS/gAA AOEBAAATAAAAAAAAAAAAAAAAAAAAAABbQ29udGVudF9UeXBlc10ueG1sUEsBAi0AFAAGAAgAAAAh ADj9If/WAAAAlAEAAAsAAAAAAAAAAAAAAAAALwEAAF9yZWxzLy5yZWxzUEsBAi0AFAAGAAgAAAAh AEu9uzncAQAAogMAAA4AAAAAAAAAAAAAAAAALgIAAGRycy9lMm9Eb2MueG1sUEsBAi0AFAAGAAgA AAAhAEsnoqLeAAAACQEAAA8AAAAAAAAAAAAAAAAANgQAAGRycy9kb3ducmV2LnhtbFBLBQYAAAAA BAAEAPMAAABBBQAAAAA= " filled="f" stroked="f">
+            <v:shape id="Text Box 20" o:spid="_x0000_s1026" type="#_x0000_t202" style="position:absolute;left:0;text-align:left;margin-left:-.55pt;margin-top:-48.5pt;width:451.85pt;height:80.7pt;z-index:251658243;visibility:visible;mso-wrap-style:square;mso-width-percent:0;mso-height-percent:0;mso-wrap-distance-left:9pt;mso-wrap-distance-top:0;mso-wrap-distance-right:9pt;mso-wrap-distance-bottom:0;mso-position-horizontal:absolute;mso-position-horizontal-relative:margin;mso-position-vertical:absolute;mso-position-vertical-relative:text;mso-width-percent:0;mso-height-percent:0;mso-width-relative:page;mso-height-relative:page;v-text-anchor:top" o:gfxdata="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" filled="f" stroked="f">
               <v:textbox inset=",7.2pt,,7.2pt">
                 <w:txbxContent>
                   <w:p>
@@ -1902,8 +1559,6 @@
                       <w:rPr>
                         <w:rFonts w:ascii="Raleway Medium" w:hAnsi="Raleway Medium"/>
                         <w:color w:val="2F5496" w:themeColor="accent1" w:themeShade="BF"/>
-                        <w:sz w:val="20"/>
-                        <w:szCs w:val="20"/>
                       </w:rPr>
                     </w:pPr>
                     <w:r>
@@ -1911,8 +1566,6 @@
                         <w:rFonts w:ascii="Raleway Medium" w:hAnsi="Raleway Medium"/>
                         <w:i/>
                         <w:color w:val="2F5496" w:themeColor="accent1" w:themeShade="BF"/>
-                        <w:sz w:val="20"/>
-                        <w:szCs w:val="20"/>
                       </w:rPr>
                       <w:t>This profile is submitted in confidence and subject to Sheffield Haworth’s standard terms and conditions. A copy of these can be provided upon request.</w:t>
                     </w:r>
@@ -1934,8 +1587,6 @@
                         <w:rFonts w:ascii="Raleway" w:hAnsi="Raleway"/>
                         <w:noProof/>
                         <w:color w:val="002060"/>
-                        <w:sz w:val="20"/>
-                        <w:szCs w:val="20"/>
                       </w:rPr>
                     </w:pPr>
                   </w:p>
@@ -1956,8 +1607,6 @@
                         <w:rFonts w:ascii="Raleway" w:hAnsi="Raleway"/>
                         <w:noProof/>
                         <w:color w:val="002060"/>
-                        <w:sz w:val="20"/>
-                        <w:szCs w:val="20"/>
                       </w:rPr>
                     </w:pPr>
                   </w:p>
@@ -1979,8 +1628,6 @@
                         <w:rFonts w:ascii="Raleway" w:hAnsi="Raleway"/>
                         <w:noProof/>
                         <w:color w:val="002060"/>
-                        <w:sz w:val="20"/>
-                        <w:szCs w:val="20"/>
                       </w:rPr>
                     </w:pPr>
                     <w:r>
@@ -1988,8 +1635,6 @@
                         <w:rFonts w:ascii="Raleway" w:hAnsi="Raleway"/>
                         <w:noProof/>
                         <w:color w:val="002060"/>
-                        <w:sz w:val="20"/>
-                        <w:szCs w:val="20"/>
                       </w:rPr>
                       <w:t>www.sheffieldhaworth.com</w:t>
                     </w:r>
@@ -2406,14 +2051,12 @@
       <w:ind w:right="-514"/>
       <w:jc w:val="right"/>
       <w:rPr>
-        <w:rFonts w:ascii="Raleway" w:hAnsi="Raleway"/>
         <w:sz w:val="29"/>
         <w:szCs w:val="29"/>
       </w:rPr>
     </w:pPr>
     <w:r>
       <w:rPr>
-        <w:rFonts w:ascii="Raleway" w:hAnsi="Raleway"/>
         <w:sz w:val="29"/>
         <w:szCs w:val="29"/>
       </w:rPr>
@@ -3491,10 +3134,8 @@
   <w:docDefaults>
     <w:rPrDefault>
       <w:rPr>
-        <w:rFonts w:ascii="Raleway" w:hAnsi="Raleway" w:cs="Raleway"/>
+        <w:rFonts w:ascii="Raleway" w:eastAsia="Times New Roman" w:hAnsi="Raleway" w:cs="Raleway"/>
         <w:kern w:val="2"/>
-        <w:sz w:val="20"/>
-        <w:szCs w:val="20"/>
         <w:lang w:val="en-US" w:eastAsia="en-US" w:bidi="ar-SA"/>
         <w14:ligatures w14:val="standardContextual"/>
       </w:rPr>
@@ -4045,8 +3686,6 @@
       <w:ind w:right="-784"/>
     </w:pPr>
     <w:rPr>
-      <w:rFonts w:ascii="Georgia" w:hAnsi="Georgia"/>
-      <w:color w:val="012249"/>
       <w:sz w:val="28"/>
       <w:szCs w:val="28"/>
       <w:lang w:bidi="en-US"/>
@@ -4057,7 +3696,7 @@
     <w:link w:val="SmallHeading"/>
     <w:rsid w:val="00F74192"/>
     <w:rPr>
-      <w:rFonts w:ascii="Georgia" w:eastAsia="Calibri" w:hAnsi="Georgia" w:cs="Times New Roman"/>
+      <w:rFonts w:ascii="Raleway" w:eastAsia="Calibri" w:hAnsi="Raleway" w:cs="Raleway"/>
       <w:color w:val="012249"/>
       <w:kern w:val="0"/>
       <w:sz w:val="28"/>
@@ -4071,7 +3710,7 @@
     <w:link w:val="40DOC-HEADING"/>
     <w:rsid w:val="00F74192"/>
     <w:rPr>
-      <w:rFonts w:ascii="Georgia" w:eastAsia="Calibri" w:hAnsi="Georgia" w:cs="Times New Roman"/>
+      <w:rFonts w:ascii="Raleway" w:eastAsia="Calibri" w:hAnsi="Raleway" w:cs="Raleway"/>
       <w:noProof/>
       <w:color w:val="012249"/>
       <w:kern w:val="0"/>
@@ -4097,9 +3736,6 @@
         <w:tab w:val="right" w:pos="9498"/>
       </w:tabs>
     </w:pPr>
-    <w:rPr>
-      <w:rFonts w:ascii="Raleway" w:hAnsi="Raleway"/>
-    </w:rPr>
   </w:style>
   <w:style w:type="character" w:customStyle="1" w:styleId="SHTextBoldChar">
     <w:name w:val="SH Text (Bold) Char"/>
@@ -4176,8 +3812,6 @@
       <w:rFonts w:ascii="Raleway" w:eastAsia="Calibri" w:hAnsi="Raleway" w:cs="Times New Roman"/>
       <w:noProof/>
       <w:color w:val="012249"/>
-      <w:sz w:val="20"/>
-      <w:szCs w:val="20"/>
       <w:lang w:val="en-US" w:eastAsia="en-GB"/>
     </w:rPr>
   </w:style>
@@ -4197,8 +3831,7 @@
       <w:ind w:left="374" w:hanging="288"/>
     </w:pPr>
     <w:rPr>
-      <w:color w:val="012249"/>
-      <w:rFonts w:ascii="Raleway" w:hAnsi="Raleway" w:cs="Raleway"/>
+      <w:rFonts w:cs="Raleway"/>
     </w:rPr>
   </w:style>
   <w:style w:type="paragraph" w:customStyle="1" w:styleId="12CV">
@@ -4216,10 +3849,6 @@
       </w:tabs>
       <w:ind w:left="810"/>
     </w:pPr>
-    <w:rPr>
-      <w:color w:val="012249"/>
-      <w:rFonts w:ascii="Raleway" w:hAnsi="Raleway" w:cs="Raleway"/>
-    </w:rPr>
   </w:style>
   <w:style w:type="character" w:customStyle="1" w:styleId="11CVChar">
     <w:name w:val="1.1 CV Char"/>
@@ -4255,8 +3884,6 @@
       <w:rFonts w:ascii="Raleway" w:eastAsia="Calibri" w:hAnsi="Raleway" w:cs="Times New Roman"/>
       <w:noProof/>
       <w:color w:val="012249"/>
-      <w:sz w:val="20"/>
-      <w:szCs w:val="20"/>
       <w:lang w:val="en-US" w:eastAsia="en-GB"/>
     </w:rPr>
   </w:style>
@@ -4385,8 +4012,6 @@
     </w:pPr>
     <w:rPr>
       <w:noProof/>
-      <w:sz w:val="20"/>
-      <w:szCs w:val="20"/>
     </w:rPr>
   </w:style>
   <w:style w:type="paragraph" w:customStyle="1" w:styleId="27A-SUBHEAD">
@@ -4454,10 +4079,7 @@
       <w:ind w:left="-270"/>
     </w:pPr>
     <w:rPr>
-      <w:color w:val="012249"/>
-      <w:rFonts w:ascii="Raleway" w:hAnsi="Raleway" w:cs="Raleway"/>
-      <w:sz w:val="20"/>
-      <w:szCs w:val="20"/>
+      <w:rFonts w:cs="Raleway"/>
     </w:rPr>
   </w:style>
   <w:style w:type="character" w:customStyle="1" w:styleId="14CV-BODYChar">
@@ -4482,8 +4104,6 @@
     <w:rsid w:val="00C238A1"/>
     <w:rPr>
       <w:noProof/>
-      <w:sz w:val="20"/>
-      <w:szCs w:val="20"/>
     </w:rPr>
   </w:style>
   <w:style w:type="character" w:customStyle="1" w:styleId="31PD-BODChar">
@@ -4513,8 +4133,6 @@
     </w:pPr>
     <w:rPr>
       <w:noProof/>
-      <w:sz w:val="20"/>
-      <w:szCs w:val="20"/>
     </w:rPr>
   </w:style>
   <w:style w:type="character" w:customStyle="1" w:styleId="31PD-INDENTChar">
@@ -4542,10 +4160,6 @@
     <w:pPr>
       <w:ind w:left="1080" w:hanging="288"/>
     </w:pPr>
-    <w:rPr>
-      <w:color w:val="012249"/>
-      <w:rFonts w:ascii="Raleway" w:hAnsi="Raleway" w:cs="Raleway"/>
-    </w:rPr>
   </w:style>
   <w:style w:type="character" w:customStyle="1" w:styleId="13CVChar">
     <w:name w:val="1.3 CV Char"/>
@@ -4574,7 +4188,6 @@
       <w:ind w:left="-274" w:right="-475"/>
     </w:pPr>
     <w:rPr>
-      <w:rFonts w:ascii="Raleway" w:hAnsi="Raleway"/>
       <w:noProof/>
       <w:sz w:val="21"/>
       <w:szCs w:val="21"/>
@@ -4740,7 +4353,7 @@
     <w:link w:val="41DOC-CLIENTJOB"/>
     <w:rsid w:val="00524182"/>
     <w:rPr>
-      <w:rFonts w:ascii="Georgia" w:eastAsia="Calibri" w:hAnsi="Georgia" w:cs="Times New Roman"/>
+      <w:rFonts w:ascii="Raleway" w:eastAsia="Calibri" w:hAnsi="Raleway" w:cs="Raleway"/>
       <w:color w:val="012249"/>
       <w:kern w:val="0"/>
       <w:sz w:val="29"/>
@@ -4787,7 +4400,7 @@
     <w:link w:val="SHHeading"/>
     <w:rsid w:val="00EE5326"/>
     <w:rPr>
-      <w:rFonts w:ascii="Georgia" w:eastAsia="Calibri" w:hAnsi="Georgia" w:cs="Times New Roman"/>
+      <w:rFonts w:ascii="Raleway" w:eastAsia="Calibri" w:hAnsi="Raleway" w:cs="Raleway"/>
       <w:noProof/>
       <w:color w:val="012249"/>
       <w:kern w:val="0"/>
@@ -4812,8 +4425,6 @@
       <w:rFonts w:ascii="Raleway" w:eastAsia="Calibri" w:hAnsi="Raleway" w:cs="Times New Roman"/>
       <w:noProof/>
       <w:color w:val="012249"/>
-      <w:sz w:val="20"/>
-      <w:szCs w:val="20"/>
       <w:lang w:eastAsia="en-GB"/>
     </w:rPr>
   </w:style>
@@ -4829,8 +4440,7 @@
       </w:numPr>
     </w:pPr>
     <w:rPr>
-      <w:color w:val="012249"/>
-      <w:rFonts w:ascii="Raleway" w:hAnsi="Raleway" w:cs="Raleway"/>
+      <w:rFonts w:cs="Raleway"/>
     </w:rPr>
   </w:style>
   <w:style w:type="paragraph" w:customStyle="1" w:styleId="3CV">
@@ -4839,10 +4449,6 @@
     <w:link w:val="3CVChar"/>
     <w:qFormat/>
     <w:rsid w:val="00D20C3A"/>
-    <w:rPr>
-      <w:color w:val="012249"/>
-      <w:rFonts w:ascii="Raleway" w:hAnsi="Raleway" w:cs="Raleway"/>
-    </w:rPr>
   </w:style>
   <w:style w:type="character" w:customStyle="1" w:styleId="2CVChar">
     <w:name w:val="2 CV Char"/>
@@ -4878,8 +4484,6 @@
       <w:rFonts w:ascii="Raleway" w:eastAsia="Calibri" w:hAnsi="Raleway" w:cs="Times New Roman"/>
       <w:noProof/>
       <w:color w:val="012249"/>
-      <w:sz w:val="20"/>
-      <w:szCs w:val="20"/>
       <w:lang w:eastAsia="en-GB"/>
     </w:rPr>
   </w:style>
@@ -5264,15 +4868,6 @@
 </file>
 
 <file path=customXml/item1.xml><?xml version="1.0" encoding="utf-8"?>
-<?mso-contentType ?>
-<FormTemplates xmlns="http://schemas.microsoft.com/sharepoint/v3/contenttype/forms">
-  <Display>DocumentLibraryForm</Display>
-  <Edit>DocumentLibraryForm</Edit>
-  <New>DocumentLibraryForm</New>
-</FormTemplates>
-</file>
-
-<file path=customXml/item2.xml><?xml version="1.0" encoding="utf-8"?>
 <ct:contentTypeSchema xmlns:ct="http://schemas.microsoft.com/office/2006/metadata/contentType" xmlns:ma="http://schemas.microsoft.com/office/2006/metadata/properties/metaAttributes" ct:_="" ma:_="" ma:contentTypeName="Document" ma:contentTypeID="0x0101008F53A95BB45A1943AAE590E5142CE3F5" ma:contentTypeVersion="23" ma:contentTypeDescription="Create a new document." ma:contentTypeScope="" ma:versionID="d48639c435e92db2ae0c5523832ef200">
   <xsd:schema xmlns:xsd="http://www.w3.org/2001/XMLSchema" xmlns:xs="http://www.w3.org/2001/XMLSchema" xmlns:p="http://schemas.microsoft.com/office/2006/metadata/properties" xmlns:ns2="8fe6d124-157e-4db3-accf-90154e53f67d" xmlns:ns3="73926186-4678-4be0-9959-e45b63b3b802" targetNamespace="http://schemas.microsoft.com/office/2006/metadata/properties" ma:root="true" ma:fieldsID="d7d563db477a324b4802383da70580ec" ns2:_="" ns3:_="">
     <xsd:import namespace="8fe6d124-157e-4db3-accf-90154e53f67d"/>
@@ -5527,7 +5122,20 @@
 </ct:contentTypeSchema>
 </file>
 
+<file path=customXml/item2.xml><?xml version="1.0" encoding="utf-8"?>
+<?mso-contentType ?>
+<FormTemplates xmlns="http://schemas.microsoft.com/sharepoint/v3/contenttype/forms">
+  <Display>DocumentLibraryForm</Display>
+  <Edit>DocumentLibraryForm</Edit>
+  <New>DocumentLibraryForm</New>
+</FormTemplates>
+</file>
+
 <file path=customXml/item3.xml><?xml version="1.0" encoding="utf-8"?>
+<b:Sources xmlns:b="http://schemas.openxmlformats.org/officeDocument/2006/bibliography" xmlns="http://schemas.openxmlformats.org/officeDocument/2006/bibliography" SelectedStyle="\APASixthEditionOfficeOnline.xsl" StyleName="APA" Version="6"/>
+</file>
+
+<file path=customXml/item4.xml><?xml version="1.0" encoding="utf-8"?>
 <p:properties xmlns:p="http://schemas.microsoft.com/office/2006/metadata/properties" xmlns:xsi="http://www.w3.org/2001/XMLSchema-instance" xmlns:pc="http://schemas.microsoft.com/office/infopath/2007/PartnerControls">
   <documentManagement>
     <TaxCatchAll xmlns="8fe6d124-157e-4db3-accf-90154e53f67d" xsi:nil="true"/>
@@ -5538,19 +5146,7 @@
 </p:properties>
 </file>
 
-<file path=customXml/item4.xml><?xml version="1.0" encoding="utf-8"?>
-<b:Sources xmlns:b="http://schemas.openxmlformats.org/officeDocument/2006/bibliography" xmlns="http://schemas.openxmlformats.org/officeDocument/2006/bibliography" SelectedStyle="\APASixthEditionOfficeOnline.xsl" StyleName="APA" Version="6"/>
-</file>
-
 <file path=customXml/itemProps1.xml><?xml version="1.0" encoding="utf-8"?>
-<ds:datastoreItem xmlns:ds="http://schemas.openxmlformats.org/officeDocument/2006/customXml" ds:itemID="{EDFF1A19-CF3B-453B-90DD-8DB6098673CA}">
-  <ds:schemaRefs>
-    <ds:schemaRef ds:uri="http://schemas.microsoft.com/sharepoint/v3/contenttype/forms"/>
-  </ds:schemaRefs>
-</ds:datastoreItem>
-</file>
-
-<file path=customXml/itemProps2.xml><?xml version="1.0" encoding="utf-8"?>
 <ds:datastoreItem xmlns:ds="http://schemas.openxmlformats.org/officeDocument/2006/customXml" ds:itemID="{6DDEEE11-79A6-4574-8641-1A9991B5F3DC}">
   <ds:schemaRefs>
     <ds:schemaRef ds:uri="http://schemas.microsoft.com/office/2006/metadata/contentType"/>
@@ -5569,7 +5165,23 @@
 </ds:datastoreItem>
 </file>
 
+<file path=customXml/itemProps2.xml><?xml version="1.0" encoding="utf-8"?>
+<ds:datastoreItem xmlns:ds="http://schemas.openxmlformats.org/officeDocument/2006/customXml" ds:itemID="{EDFF1A19-CF3B-453B-90DD-8DB6098673CA}">
+  <ds:schemaRefs>
+    <ds:schemaRef ds:uri="http://schemas.microsoft.com/sharepoint/v3/contenttype/forms"/>
+  </ds:schemaRefs>
+</ds:datastoreItem>
+</file>
+
 <file path=customXml/itemProps3.xml><?xml version="1.0" encoding="utf-8"?>
+<ds:datastoreItem xmlns:ds="http://schemas.openxmlformats.org/officeDocument/2006/customXml" ds:itemID="{2CBC664D-C033-46E0-837E-5F0B5433B25D}">
+  <ds:schemaRefs>
+    <ds:schemaRef ds:uri="http://schemas.openxmlformats.org/officeDocument/2006/bibliography"/>
+  </ds:schemaRefs>
+</ds:datastoreItem>
+</file>
+
+<file path=customXml/itemProps4.xml><?xml version="1.0" encoding="utf-8"?>
 <ds:datastoreItem xmlns:ds="http://schemas.openxmlformats.org/officeDocument/2006/customXml" ds:itemID="{E4E54A23-4D67-4EFB-8AAD-5B381D58AD88}">
   <ds:schemaRefs>
     <ds:schemaRef ds:uri="http://schemas.microsoft.com/office/2006/metadata/properties"/>
@@ -5578,12 +5190,4 @@
     <ds:schemaRef ds:uri="73926186-4678-4be0-9959-e45b63b3b802"/>
   </ds:schemaRefs>
 </ds:datastoreItem>
-</file>
-
-<file path=customXml/itemProps4.xml><?xml version="1.0" encoding="utf-8"?>
-<ds:datastoreItem xmlns:ds="http://schemas.openxmlformats.org/officeDocument/2006/customXml" ds:itemID="{2CBC664D-C033-46E0-837E-5F0B5433B25D}">
-  <ds:schemaRefs>
-    <ds:schemaRef ds:uri="http://schemas.openxmlformats.org/officeDocument/2006/bibliography"/>
-  </ds:schemaRefs>
-</ds:datastoreItem>
 </file>
--- a/templates/SH_Global_Career_Summary_v5.docx
+++ b/templates/SH_Global_Career_Summary_v5.docx
@@ -819,9 +819,6 @@
       </w:pPr>
       <w:r>
         <w:t>{{EDU_2_START}} – {{EDU_2_END}}:</w:t>
-      </w:r>
-      <w:r>
-        <w:tab/>
       </w:r>
       <w:r>
         <w:tab/>
@@ -1548,7 +1545,7 @@
               <v:stroke joinstyle="miter"/>
               <v:path gradientshapeok="t" o:connecttype="rect"/>
             </v:shapetype>
-            <v:shape id="Text Box 20" o:spid="_x0000_s1026" type="#_x0000_t202" style="position:absolute;left:0;text-align:left;margin-left:-.55pt;margin-top:-48.5pt;width:451.85pt;height:80.7pt;z-index:251658243;visibility:visible;mso-wrap-style:square;mso-width-percent:0;mso-height-percent:0;mso-wrap-distance-left:9pt;mso-wrap-distance-top:0;mso-wrap-distance-right:9pt;mso-wrap-distance-bottom:0;mso-position-horizontal:absolute;mso-position-horizontal-relative:margin;mso-position-vertical:absolute;mso-position-vertical-relative:text;mso-width-percent:0;mso-height-percent:0;mso-width-relative:page;mso-height-relative:page;v-text-anchor:top" o:gfxdata="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" filled="f" stroked="f">
+            <v:shape id="Text Box 20" o:spid="_x0000_s1026" type="#_x0000_t202" style="position:absolute;left:0;text-align:left;margin-left:-.55pt;margin-top:-48.5pt;width:451.85pt;height:80.7pt;z-index:251658243;visibility:visible;mso-wrap-style:square;mso-width-percent:0;mso-height-percent:0;mso-wrap-distance-left:9pt;mso-wrap-distance-top:0;mso-wrap-distance-right:9pt;mso-wrap-distance-bottom:0;mso-position-horizontal:absolute;mso-position-horizontal-relative:margin;mso-position-vertical:absolute;mso-position-vertical-relative:text;mso-width-percent:0;mso-height-percent:0;mso-width-relative:page;mso-height-relative:page;v-text-anchor:top" o:gfxdata="UEsDBBQABgAIAAAAIQC2gziS/gAAAOEBAAATAAAAW0NvbnRlbnRfVHlwZXNdLnhtbJSRQU7DMBBF 90jcwfIWJU67QAgl6YK0S0CoHGBkTxKLZGx5TGhvj5O2G0SRWNoz/78nu9wcxkFMGNg6quQqL6RA 0s5Y6ir5vt9lD1JwBDIwOMJKHpHlpr69KfdHjyxSmriSfYz+USnWPY7AufNIadK6MEJMx9ApD/oD OlTrorhX2lFEilmcO2RdNtjC5xDF9pCuTyYBB5bi6bQ4syoJ3g9WQ0ymaiLzg5KdCXlKLjvcW893 SUOqXwnz5DrgnHtJTxOsQfEKIT7DmDSUCaxw7Rqn8787ZsmRM9e2VmPeBN4uqYvTtW7jvijg9N/y JsXecLq0q+WD6m8AAAD//wMAUEsDBBQABgAIAAAAIQA4/SH/1gAAAJQBAAALAAAAX3JlbHMvLnJl bHOkkMFqwzAMhu+DvYPRfXGawxijTi+j0GvpHsDYimMaW0Yy2fr2M4PBMnrbUb/Q94l/f/hMi1qR JVI2sOt6UJgd+ZiDgffL8ekFlFSbvV0oo4EbChzGx4f9GRdb25HMsYhqlCwG5lrLq9biZkxWOiqY 22YiTra2kYMu1l1tQD30/bPm3wwYN0x18gb45AdQl1tp5j/sFB2T0FQ7R0nTNEV3j6o9feQzro1i OWA14Fm+Q8a1a8+Bvu/d/dMb2JY5uiPbhG/ktn4cqGU/er3pcvwCAAD//wMAUEsDBBQABgAIAAAA IQBLvbs53AEAAKIDAAAOAAAAZHJzL2Uyb0RvYy54bWysU8tu2zAQvBfoPxC815Jc5yVYDtIEKQqk DyDNB1AUKRGVuOyStuR+fZeU47jNreiF4JLU7MzsaH09DT3bKfQGbMWLRc6ZshIaY9uKP32/f3fJ mQ/CNqIHqyq+V55fb96+WY+uVEvooG8UMgKxvhxdxbsQXJllXnZqEH4BTlm61ICDCFRimzUoRkIf +myZ5+fZCNg4BKm8p9O7+ZJvEr7WSoavWnsVWF9x4hbSimmt45pt1qJsUbjOyAMN8Q8sBmEsNT1C 3Ykg2BbNK6jBSAQPOiwkDBlobaRKGkhNkf+l5rETTiUtZI53R5v8/4OVX3aP7huyMH2AiQaYRHj3 APKHZxZuO2FbdYMIY6dEQ42LaFk2Ol8ePo1W+9JHkHr8DA0NWWwDJKBJ4xBdIZ2M0GkA+6PpagpM 0uHZxfvL8xXFRNJdkS9XF2dXqYconz936MNHBQOLm4ojTTXBi92DD5GOKJ+fxG4W7k3fp8n29o8D ehhPEv3IeOYepnqi11FGDc2ehCDMQaFg06YD/MXZSCGpuP+5Fag46z9ZMuOqWK1iqk4LPC3q00JY SVAVD5zN29swJ3Hr0LQddZrtt3BDBmqTpL2wOvCmICTFh9DGpJ3W6dXLr7X5DQAA//8DAFBLAwQU AAYACAAAACEASyeiot4AAAAJAQAADwAAAGRycy9kb3ducmV2LnhtbEyPy07DMBBF90j8gzWV2LVO qpK0IU6FivgASiW2TuzGUe1xFDsP+vUMK1iNRnN059zyuDjLJj2EzqOAdJMA09h41WEr4PL5vt4D C1GiktajFvCtAxyrx4dSFsrP+KGnc2wZhWAopAATY19wHhqjnQwb32uk29UPTkZah5arQc4U7izf JknGneyQPhjZ65PRze08OgHNfXzbn7p6mu/5V14vxj5f0QrxtFpeX4BFvcQ/GH71SR0qcqr9iCow K2CdpkTSPOTUiYBDss2A1QKy3Q54VfL/DaofAAAA//8DAFBLAQItABQABgAIAAAAIQC2gziS/gAA AOEBAAATAAAAAAAAAAAAAAAAAAAAAABbQ29udGVudF9UeXBlc10ueG1sUEsBAi0AFAAGAAgAAAAh ADj9If/WAAAAlAEAAAsAAAAAAAAAAAAAAAAALwEAAF9yZWxzLy5yZWxzUEsBAi0AFAAGAAgAAAAh AEu9uzncAQAAogMAAA4AAAAAAAAAAAAAAAAALgIAAGRycy9lMm9Eb2MueG1sUEsBAi0AFAAGAAgA AAAhAEsnoqLeAAAACQEAAA8AAAAAAAAAAAAAAAAANgQAAGRycy9kb3ducmV2LnhtbFBLBQYAAAAA BAAEAPMAAABBBQAAAAA= " filled="f" stroked="f">
               <v:textbox inset=",7.2pt,,7.2pt">
                 <w:txbxContent>
                   <w:p>
@@ -1559,6 +1556,8 @@
                       <w:rPr>
                         <w:rFonts w:ascii="Raleway Medium" w:hAnsi="Raleway Medium"/>
                         <w:color w:val="2F5496" w:themeColor="accent1" w:themeShade="BF"/>
+                        <w:sz w:val="20"/>
+                        <w:szCs w:val="20"/>
                       </w:rPr>
                     </w:pPr>
                     <w:r>
@@ -1566,6 +1565,8 @@
                         <w:rFonts w:ascii="Raleway Medium" w:hAnsi="Raleway Medium"/>
                         <w:i/>
                         <w:color w:val="2F5496" w:themeColor="accent1" w:themeShade="BF"/>
+                        <w:sz w:val="20"/>
+                        <w:szCs w:val="20"/>
                       </w:rPr>
                       <w:t>This profile is submitted in confidence and subject to Sheffield Haworth’s standard terms and conditions. A copy of these can be provided upon request.</w:t>
                     </w:r>
@@ -1587,6 +1588,8 @@
                         <w:rFonts w:ascii="Raleway" w:hAnsi="Raleway"/>
                         <w:noProof/>
                         <w:color w:val="002060"/>
+                        <w:sz w:val="20"/>
+                        <w:szCs w:val="20"/>
                       </w:rPr>
                     </w:pPr>
                   </w:p>
@@ -1607,6 +1610,8 @@
                         <w:rFonts w:ascii="Raleway" w:hAnsi="Raleway"/>
                         <w:noProof/>
                         <w:color w:val="002060"/>
+                        <w:sz w:val="20"/>
+                        <w:szCs w:val="20"/>
                       </w:rPr>
                     </w:pPr>
                   </w:p>
@@ -1628,6 +1633,8 @@
                         <w:rFonts w:ascii="Raleway" w:hAnsi="Raleway"/>
                         <w:noProof/>
                         <w:color w:val="002060"/>
+                        <w:sz w:val="20"/>
+                        <w:szCs w:val="20"/>
                       </w:rPr>
                     </w:pPr>
                     <w:r>
@@ -1635,6 +1642,8 @@
                         <w:rFonts w:ascii="Raleway" w:hAnsi="Raleway"/>
                         <w:noProof/>
                         <w:color w:val="002060"/>
+                        <w:sz w:val="20"/>
+                        <w:szCs w:val="20"/>
                       </w:rPr>
                       <w:t>www.sheffieldhaworth.com</w:t>
                     </w:r>

--- a/templates/SH_Global_Career_Summary_v5.docx
+++ b/templates/SH_Global_Career_Summary_v5.docx
@@ -46,11 +46,13 @@
       <w:pPr>
         <w:pStyle w:val="40DOC-HEADING"/>
         <w:rPr>
-          <w:noProof w:val="0"/>
-        </w:rPr>
-      </w:pPr>
-      <w:r>
-        <w:rPr>
+          <w:rFonts w:ascii="Raleway" w:hAnsi="Raleway"/>
+          <w:noProof w:val="0"/>
+        </w:rPr>
+      </w:pPr>
+      <w:r>
+        <w:rPr>
+          <w:rFonts w:ascii="Raleway" w:hAnsi="Raleway"/>
           <w:noProof w:val="0"/>
         </w:rPr>
         <w:t>Candidate Profile</w:t>
@@ -62,45 +64,73 @@
       <w:pPr>
         <w:pStyle w:val="42DOC-SPACER"/>
         <w:ind w:left="-270"/>
+        <w:rPr>
+          <w:rFonts w:ascii="Raleway" w:hAnsi="Raleway"/>
+        </w:rPr>
       </w:pPr>
     </w:p>
     <w:p>
       <w:pPr>
         <w:pStyle w:val="42DOC-SPACER"/>
         <w:ind w:left="-270"/>
+        <w:rPr>
+          <w:rFonts w:ascii="Raleway" w:hAnsi="Raleway"/>
+        </w:rPr>
       </w:pPr>
     </w:p>
     <w:p>
       <w:pPr>
         <w:pStyle w:val="42DOC-SPACER"/>
         <w:ind w:left="-270"/>
+        <w:rPr>
+          <w:rFonts w:ascii="Raleway" w:hAnsi="Raleway"/>
+        </w:rPr>
       </w:pPr>
     </w:p>
     <w:p>
       <w:pPr>
         <w:pStyle w:val="41DOC-CLIENTJOB"/>
-      </w:pPr>
+        <w:rPr>
+          <w:rFonts w:ascii="Raleway" w:hAnsi="Raleway"/>
+        </w:rPr>
+      </w:pPr>
+      <w:r>
+        <w:rPr>
+          <w:rFonts w:ascii="Raleway" w:hAnsi="Raleway"/>
+        </w:rPr>
+      </w:r>
       <w:bookmarkStart w:id="4" w:name="Text31"/>
       <w:r>
+        <w:rPr>
+          <w:rFonts w:ascii="Raleway" w:hAnsi="Raleway"/>
+        </w:rPr>
         <w:t>{{CANDIDATE_NAME}}</w:t>
       </w:r>
       <w:bookmarkEnd w:id="4"/>
       <w:r>
+        <w:rPr>
+          <w:rFonts w:ascii="Raleway" w:hAnsi="Raleway"/>
+        </w:rPr>
         <w:t xml:space="preserve"> </w:t>
       </w:r>
       <w:r>
         <w:rPr>
+          <w:rFonts w:ascii="Raleway" w:hAnsi="Raleway"/>
           <w:color w:val="00B0F0"/>
         </w:rPr>
         <w:t>|</w:t>
       </w:r>
       <w:r>
         <w:rPr>
+          <w:rFonts w:ascii="Raleway" w:hAnsi="Raleway"/>
           <w:color w:val="808080"/>
         </w:rPr>
         <w:t xml:space="preserve"> </w:t>
       </w:r>
       <w:r>
+        <w:rPr>
+          <w:rFonts w:ascii="Raleway" w:hAnsi="Raleway"/>
+        </w:rPr>
         <w:t>{{CURRENT_EMPLOYER}}</w:t>
       </w:r>
     </w:p>
@@ -108,25 +138,40 @@
       <w:pPr>
         <w:pStyle w:val="42DOC-SPACER"/>
         <w:ind w:left="-270"/>
+        <w:rPr>
+          <w:rFonts w:ascii="Raleway" w:hAnsi="Raleway"/>
+        </w:rPr>
       </w:pPr>
     </w:p>
     <w:p>
       <w:pPr>
         <w:pStyle w:val="42DOC-SPACER"/>
         <w:ind w:left="-270"/>
+        <w:rPr>
+          <w:rFonts w:ascii="Raleway" w:hAnsi="Raleway"/>
+        </w:rPr>
       </w:pPr>
     </w:p>
     <w:p>
       <w:pPr>
         <w:pStyle w:val="42DOC-SPACER"/>
         <w:ind w:left="-270"/>
+        <w:rPr>
+          <w:rFonts w:ascii="Raleway" w:hAnsi="Raleway"/>
+        </w:rPr>
       </w:pPr>
     </w:p>
     <w:p>
       <w:pPr>
         <w:pStyle w:val="41DOC-CLIENTJOB"/>
-      </w:pPr>
-      <w:r>
+        <w:rPr>
+          <w:rFonts w:ascii="Raleway" w:hAnsi="Raleway"/>
+        </w:rPr>
+      </w:pPr>
+      <w:r>
+        <w:rPr>
+          <w:rFonts w:ascii="Raleway" w:hAnsi="Raleway"/>
+        </w:rPr>
         <w:t>{{CLIENT_COMPANY}}</w:t>
       </w:r>
     </w:p>
@@ -136,12 +181,14 @@
         <w:spacing w:after="120"/>
         <w:ind w:left="-270" w:right="-778"/>
         <w:rPr>
+          <w:rFonts w:ascii="Raleway" w:hAnsi="Raleway"/>
           <w:sz w:val="29"/>
           <w:szCs w:val="29"/>
         </w:rPr>
       </w:pPr>
       <w:r>
         <w:rPr>
+          <w:rFonts w:ascii="Raleway" w:hAnsi="Raleway"/>
           <w:sz w:val="29"/>
           <w:szCs w:val="29"/>
         </w:rPr>
@@ -151,16 +198,25 @@
     <w:p>
       <w:pPr>
         <w:pStyle w:val="42DOC-SPACER"/>
+        <w:rPr>
+          <w:rFonts w:ascii="Raleway" w:hAnsi="Raleway"/>
+        </w:rPr>
       </w:pPr>
     </w:p>
     <w:p>
       <w:pPr>
         <w:pStyle w:val="42DOC-SPACER"/>
+        <w:rPr>
+          <w:rFonts w:ascii="Raleway" w:hAnsi="Raleway"/>
+        </w:rPr>
       </w:pPr>
     </w:p>
     <w:p>
       <w:pPr>
         <w:pStyle w:val="42DOC-SPACER"/>
+        <w:rPr>
+          <w:rFonts w:ascii="Raleway" w:hAnsi="Raleway"/>
+        </w:rPr>
       </w:pPr>
     </w:p>
     <w:p>
@@ -175,7 +231,7 @@
       </w:pPr>
       <w:r>
         <w:rPr>
-          <w:rFonts w:ascii="Raleway" w:eastAsia="Calibri" w:hAnsi="Raleway"/>
+          <w:rFonts w:ascii="Raleway" w:eastAsia="Calibri" w:hAnsi="Raleway" w:cs="Raleway"/>
           <w:color w:val="00B0F0"/>
           <w:sz w:val="27"/>
           <w:szCs w:val="27"/>
@@ -188,121 +244,190 @@
       <w:pPr>
         <w:pStyle w:val="42DOC-SPACER"/>
         <w:ind w:left="-270"/>
+        <w:rPr>
+          <w:rFonts w:ascii="Raleway" w:hAnsi="Raleway"/>
+        </w:rPr>
       </w:pPr>
     </w:p>
     <w:p>
       <w:pPr>
         <w:pStyle w:val="42DOC-SPACER"/>
+        <w:rPr>
+          <w:rFonts w:ascii="Raleway" w:hAnsi="Raleway"/>
+        </w:rPr>
       </w:pPr>
     </w:p>
     <w:p>
       <w:pPr>
         <w:pStyle w:val="42DOC-SPACER"/>
+        <w:rPr>
+          <w:rFonts w:ascii="Raleway" w:hAnsi="Raleway"/>
+        </w:rPr>
       </w:pPr>
     </w:p>
     <w:p>
       <w:pPr>
         <w:pStyle w:val="42DOC-SPACER"/>
+        <w:rPr>
+          <w:rFonts w:ascii="Raleway" w:hAnsi="Raleway"/>
+        </w:rPr>
       </w:pPr>
     </w:p>
     <w:p>
       <w:pPr>
         <w:pStyle w:val="42DOC-SPACER"/>
+        <w:rPr>
+          <w:rFonts w:ascii="Raleway" w:hAnsi="Raleway"/>
+        </w:rPr>
       </w:pPr>
     </w:p>
     <w:p>
       <w:pPr>
         <w:pStyle w:val="42DOC-SPACER"/>
         <w:ind w:left="0"/>
+        <w:rPr>
+          <w:rFonts w:ascii="Raleway" w:hAnsi="Raleway"/>
+        </w:rPr>
       </w:pPr>
     </w:p>
     <w:p>
       <w:pPr>
         <w:pStyle w:val="42DOC-SPACER"/>
+        <w:rPr>
+          <w:rFonts w:ascii="Raleway" w:hAnsi="Raleway"/>
+        </w:rPr>
       </w:pPr>
     </w:p>
     <w:p>
       <w:pPr>
         <w:pStyle w:val="42DOC-SPACER"/>
+        <w:rPr>
+          <w:rFonts w:ascii="Raleway" w:hAnsi="Raleway"/>
+        </w:rPr>
       </w:pPr>
     </w:p>
     <w:p>
       <w:pPr>
         <w:pStyle w:val="42DOC-SPACER"/>
+        <w:rPr>
+          <w:rFonts w:ascii="Raleway" w:hAnsi="Raleway"/>
+        </w:rPr>
       </w:pPr>
     </w:p>
     <w:p>
       <w:pPr>
         <w:pStyle w:val="42DOC-SPACER"/>
+        <w:rPr>
+          <w:rFonts w:ascii="Raleway" w:hAnsi="Raleway"/>
+        </w:rPr>
       </w:pPr>
     </w:p>
     <w:p>
       <w:pPr>
         <w:pStyle w:val="42DOC-SPACER"/>
+        <w:rPr>
+          <w:rFonts w:ascii="Raleway" w:hAnsi="Raleway"/>
+        </w:rPr>
       </w:pPr>
     </w:p>
     <w:p>
       <w:pPr>
         <w:pStyle w:val="42DOC-SPACER"/>
+        <w:rPr>
+          <w:rFonts w:ascii="Raleway" w:hAnsi="Raleway"/>
+        </w:rPr>
       </w:pPr>
     </w:p>
     <w:p>
       <w:pPr>
         <w:pStyle w:val="42DOC-SPACER"/>
+        <w:rPr>
+          <w:rFonts w:ascii="Raleway" w:hAnsi="Raleway"/>
+        </w:rPr>
       </w:pPr>
     </w:p>
     <w:p>
       <w:pPr>
         <w:pStyle w:val="42DOC-SPACER"/>
+        <w:rPr>
+          <w:rFonts w:ascii="Raleway" w:hAnsi="Raleway"/>
+        </w:rPr>
       </w:pPr>
     </w:p>
     <w:p>
       <w:pPr>
         <w:pStyle w:val="42DOC-SPACER"/>
+        <w:rPr>
+          <w:rFonts w:ascii="Raleway" w:hAnsi="Raleway"/>
+        </w:rPr>
       </w:pPr>
     </w:p>
     <w:p>
       <w:pPr>
         <w:pStyle w:val="42DOC-SPACER"/>
+        <w:rPr>
+          <w:rFonts w:ascii="Raleway" w:hAnsi="Raleway"/>
+        </w:rPr>
       </w:pPr>
     </w:p>
     <w:p>
       <w:pPr>
         <w:pStyle w:val="42DOC-SPACER"/>
+        <w:rPr>
+          <w:rFonts w:ascii="Raleway" w:hAnsi="Raleway"/>
+        </w:rPr>
       </w:pPr>
     </w:p>
     <w:p>
       <w:pPr>
         <w:pStyle w:val="42DOC-SPACER"/>
+        <w:rPr>
+          <w:rFonts w:ascii="Raleway" w:hAnsi="Raleway"/>
+        </w:rPr>
       </w:pPr>
     </w:p>
     <w:p>
       <w:pPr>
         <w:pStyle w:val="42DOC-SPACER"/>
         <w:ind w:left="-270"/>
+        <w:rPr>
+          <w:rFonts w:ascii="Raleway" w:hAnsi="Raleway"/>
+        </w:rPr>
       </w:pPr>
     </w:p>
     <w:p>
       <w:pPr>
         <w:pStyle w:val="42DOC-SPACER"/>
         <w:ind w:left="-270"/>
+        <w:rPr>
+          <w:rFonts w:ascii="Raleway" w:hAnsi="Raleway"/>
+        </w:rPr>
       </w:pPr>
     </w:p>
     <w:p>
       <w:pPr>
         <w:pStyle w:val="42DOC-SPACER"/>
         <w:ind w:left="-270"/>
+        <w:rPr>
+          <w:rFonts w:ascii="Raleway" w:hAnsi="Raleway"/>
+        </w:rPr>
       </w:pPr>
     </w:p>
     <w:p>
       <w:pPr>
         <w:pStyle w:val="42DOC-SPACER"/>
         <w:ind w:left="-270"/>
+        <w:rPr>
+          <w:rFonts w:ascii="Raleway" w:hAnsi="Raleway"/>
+        </w:rPr>
       </w:pPr>
     </w:p>
     <w:p>
       <w:pPr>
         <w:pStyle w:val="42DOC-SPACER"/>
+        <w:rPr>
+          <w:rFonts w:ascii="Raleway" w:hAnsi="Raleway"/>
+        </w:rPr>
       </w:pPr>
     </w:p>
     <w:p>
@@ -325,6 +450,7 @@
         <w:pStyle w:val="40DOC-HEADING"/>
         <w:rPr>
           <w:rStyle w:val="SubtleReference"/>
+          <w:rFonts w:ascii="Raleway" w:hAnsi="Raleway"/>
           <w:smallCaps w:val="0"/>
           <w:noProof w:val="0"/>
           <w:color w:val="012249"/>
@@ -335,6 +461,7 @@
       <w:bookmarkEnd w:id="1"/>
       <w:r>
         <w:rPr>
+          <w:rFonts w:ascii="Raleway" w:hAnsi="Raleway"/>
           <w:noProof w:val="0"/>
         </w:rPr>
         <w:lastRenderedPageBreak/>
@@ -345,6 +472,7 @@
       <w:pPr>
         <w:pStyle w:val="14CV-BODY"/>
         <w:rPr>
+          <w:rFonts w:ascii="Raleway" w:hAnsi="Raleway"/>
           <w:lang w:bidi="en-US"/>
         </w:rPr>
       </w:pPr>
@@ -353,17 +481,22 @@
     <w:p>
       <w:pPr>
         <w:pStyle w:val="14CV-BODY"/>
+        <w:rPr>
+          <w:rFonts w:ascii="Raleway" w:hAnsi="Raleway"/>
+        </w:rPr>
       </w:pPr>
     </w:p>
     <w:p>
       <w:pPr>
         <w:pStyle w:val="26A-BOD"/>
         <w:rPr>
-          <w:noProof w:val="0"/>
-        </w:rPr>
-      </w:pPr>
-      <w:r>
-        <w:rPr>
+          <w:rFonts w:ascii="Raleway" w:hAnsi="Raleway"/>
+          <w:noProof w:val="0"/>
+        </w:rPr>
+      </w:pPr>
+      <w:r>
+        <w:rPr>
+          <w:rFonts w:ascii="Raleway" w:hAnsi="Raleway"/>
           <w:noProof w:val="0"/>
         </w:rPr>
         <w:t>[INSERT TEXT]</w:t>
@@ -373,6 +506,7 @@
       <w:pPr>
         <w:pStyle w:val="26A-BOD"/>
         <w:rPr>
+          <w:rFonts w:ascii="Raleway" w:hAnsi="Raleway"/>
           <w:noProof w:val="0"/>
         </w:rPr>
       </w:pPr>
@@ -380,12 +514,19 @@
     <w:p>
       <w:pPr>
         <w:pStyle w:val="27A-SUBHEAD"/>
-      </w:pPr>
-      <w:r>
+        <w:rPr>
+          <w:rFonts w:ascii="Raleway" w:hAnsi="Raleway"/>
+        </w:rPr>
+      </w:pPr>
+      <w:r>
+        <w:rPr>
+          <w:rFonts w:ascii="Raleway" w:hAnsi="Raleway"/>
+        </w:rPr>
         <w:t>Motivations</w:t>
       </w:r>
       <w:r>
         <w:rPr>
+          <w:rFonts w:ascii="Raleway" w:hAnsi="Raleway"/>
           <w:b w:val="0"/>
           <w:bCs w:val="0"/>
         </w:rPr>
@@ -397,6 +538,7 @@
         <w:pStyle w:val="20A"/>
         <w:ind w:left="14" w:hanging="288"/>
         <w:rPr>
+          <w:rFonts w:ascii="Raleway" w:hAnsi="Raleway"/>
           <w:noProof w:val="0"/>
         </w:rPr>
       </w:pPr>
@@ -405,6 +547,7 @@
       <w:pPr>
         <w:pStyle w:val="26A-BOD"/>
         <w:rPr>
+          <w:rFonts w:ascii="Raleway" w:hAnsi="Raleway"/>
           <w:noProof w:val="0"/>
         </w:rPr>
       </w:pPr>
@@ -412,8 +555,14 @@
     <w:p>
       <w:pPr>
         <w:pStyle w:val="27A-SUBHEAD"/>
-      </w:pPr>
-      <w:r>
+        <w:rPr>
+          <w:rFonts w:ascii="Raleway" w:hAnsi="Raleway"/>
+        </w:rPr>
+      </w:pPr>
+      <w:r>
+        <w:rPr>
+          <w:rFonts w:ascii="Raleway" w:hAnsi="Raleway"/>
+        </w:rPr>
         <w:t>Client Coverage:</w:t>
       </w:r>
     </w:p>
@@ -422,6 +571,7 @@
         <w:pStyle w:val="20A"/>
         <w:ind w:left="14" w:hanging="288"/>
         <w:rPr>
+          <w:rFonts w:ascii="Raleway" w:hAnsi="Raleway"/>
           <w:noProof w:val="0"/>
         </w:rPr>
       </w:pPr>
@@ -430,6 +580,7 @@
       <w:pPr>
         <w:pStyle w:val="26A-BOD"/>
         <w:rPr>
+          <w:rFonts w:ascii="Raleway" w:hAnsi="Raleway"/>
           <w:noProof w:val="0"/>
         </w:rPr>
       </w:pPr>
@@ -437,8 +588,14 @@
     <w:p>
       <w:pPr>
         <w:pStyle w:val="27A-SUBHEAD"/>
-      </w:pPr>
-      <w:r>
+        <w:rPr>
+          <w:rFonts w:ascii="Raleway" w:hAnsi="Raleway"/>
+        </w:rPr>
+      </w:pPr>
+      <w:r>
+        <w:rPr>
+          <w:rFonts w:ascii="Raleway" w:hAnsi="Raleway"/>
+        </w:rPr>
         <w:t>Strategy Experience:</w:t>
       </w:r>
     </w:p>
@@ -447,6 +604,7 @@
         <w:pStyle w:val="20A"/>
         <w:ind w:left="14" w:hanging="288"/>
         <w:rPr>
+          <w:rFonts w:ascii="Raleway" w:hAnsi="Raleway"/>
           <w:noProof w:val="0"/>
         </w:rPr>
       </w:pPr>
@@ -455,6 +613,7 @@
       <w:pPr>
         <w:pStyle w:val="26A-BOD"/>
         <w:rPr>
+          <w:rFonts w:ascii="Raleway" w:hAnsi="Raleway"/>
           <w:noProof w:val="0"/>
         </w:rPr>
       </w:pPr>
@@ -462,8 +621,14 @@
     <w:p>
       <w:pPr>
         <w:pStyle w:val="27A-SUBHEAD"/>
-      </w:pPr>
-      <w:r>
+        <w:rPr>
+          <w:rFonts w:ascii="Raleway" w:hAnsi="Raleway"/>
+        </w:rPr>
+      </w:pPr>
+      <w:r>
+        <w:rPr>
+          <w:rFonts w:ascii="Raleway" w:hAnsi="Raleway"/>
+        </w:rPr>
         <w:t>Fundraising Track Record:</w:t>
       </w:r>
     </w:p>
@@ -473,6 +638,7 @@
         <w:pStyle w:val="20A"/>
         <w:ind w:left="14" w:hanging="288"/>
         <w:rPr>
+          <w:rFonts w:ascii="Raleway" w:hAnsi="Raleway"/>
           <w:noProof w:val="0"/>
         </w:rPr>
       </w:pPr>
@@ -482,6 +648,7 @@
       <w:pPr>
         <w:pStyle w:val="26A-BOD"/>
         <w:rPr>
+          <w:rFonts w:ascii="Raleway" w:hAnsi="Raleway"/>
           <w:noProof w:val="0"/>
         </w:rPr>
       </w:pPr>
@@ -489,8 +656,14 @@
     <w:p>
       <w:pPr>
         <w:pStyle w:val="27A-SUBHEAD"/>
-      </w:pPr>
-      <w:r>
+        <w:rPr>
+          <w:rFonts w:ascii="Raleway" w:hAnsi="Raleway"/>
+        </w:rPr>
+      </w:pPr>
+      <w:r>
+        <w:rPr>
+          <w:rFonts w:ascii="Raleway" w:hAnsi="Raleway"/>
+        </w:rPr>
         <w:t>Areas of Strength:</w:t>
       </w:r>
     </w:p>
@@ -499,6 +672,7 @@
         <w:pStyle w:val="20A"/>
         <w:ind w:left="14" w:hanging="288"/>
         <w:rPr>
+          <w:rFonts w:ascii="Raleway" w:hAnsi="Raleway"/>
           <w:noProof w:val="0"/>
         </w:rPr>
       </w:pPr>
@@ -507,6 +681,7 @@
       <w:pPr>
         <w:pStyle w:val="26A-BOD"/>
         <w:rPr>
+          <w:rFonts w:ascii="Raleway" w:hAnsi="Raleway"/>
           <w:noProof w:val="0"/>
         </w:rPr>
       </w:pPr>
@@ -514,8 +689,14 @@
     <w:p>
       <w:pPr>
         <w:pStyle w:val="27A-SUBHEAD"/>
-      </w:pPr>
-      <w:r>
+        <w:rPr>
+          <w:rFonts w:ascii="Raleway" w:hAnsi="Raleway"/>
+        </w:rPr>
+      </w:pPr>
+      <w:r>
+        <w:rPr>
+          <w:rFonts w:ascii="Raleway" w:hAnsi="Raleway"/>
+        </w:rPr>
         <w:t>Areas to Explore Further:</w:t>
       </w:r>
     </w:p>
@@ -524,6 +705,7 @@
         <w:pStyle w:val="20A"/>
         <w:ind w:left="14" w:hanging="288"/>
         <w:rPr>
+          <w:rFonts w:ascii="Raleway" w:hAnsi="Raleway"/>
           <w:noProof w:val="0"/>
         </w:rPr>
       </w:pPr>
@@ -532,6 +714,7 @@
       <w:pPr>
         <w:pStyle w:val="26A-BOD"/>
         <w:rPr>
+          <w:rFonts w:ascii="Raleway" w:hAnsi="Raleway"/>
           <w:noProof w:val="0"/>
         </w:rPr>
       </w:pPr>
@@ -539,8 +722,14 @@
     <w:p>
       <w:pPr>
         <w:pStyle w:val="27A-SUBHEAD"/>
-      </w:pPr>
-      <w:r>
+        <w:rPr>
+          <w:rFonts w:ascii="Raleway" w:hAnsi="Raleway"/>
+        </w:rPr>
+      </w:pPr>
+      <w:r>
+        <w:rPr>
+          <w:rFonts w:ascii="Raleway" w:hAnsi="Raleway"/>
+        </w:rPr>
         <w:t>Closing Summary / Preferred Location:</w:t>
       </w:r>
     </w:p>
@@ -679,41 +868,51 @@
       <w:pPr>
         <w:pStyle w:val="40DOC-HEADING"/>
         <w:rPr>
-          <w:noProof w:val="0"/>
-        </w:rPr>
-      </w:pPr>
-      <w:r>
-        <w:rPr>
+          <w:rFonts w:ascii="Raleway" w:hAnsi="Raleway"/>
+          <w:noProof w:val="0"/>
+        </w:rPr>
+      </w:pPr>
+      <w:r>
+        <w:rPr>
+          <w:rFonts w:ascii="Raleway" w:hAnsi="Raleway"/>
           <w:noProof w:val="0"/>
         </w:rPr>
         <w:lastRenderedPageBreak/>
         <w:t>Business Experience</w:t>
       </w:r>
     </w:p>
+{{BUSINESS_EXPERIENCE_BLOCK}}
     <w:p>
       <w:pPr>
         <w:pStyle w:val="40DOC-HEADING"/>
         <w:pageBreakBefore/>
         <w:rPr>
-          <w:noProof w:val="0"/>
-        </w:rPr>
-      </w:pPr>
-      <w:r>
-        <w:rPr>
-          <w:noProof w:val="0"/>
-        </w:rPr>
-        <w:lastRenderedPageBreak/>
+          <w:rFonts w:ascii="Raleway" w:hAnsi="Raleway"/>
+          <w:noProof w:val="0"/>
+        </w:rPr>
+      </w:pPr>
+      <w:r>
+        <w:rPr>
+          <w:rFonts w:ascii="Raleway" w:hAnsi="Raleway"/>
+          <w:noProof w:val="0"/>
+        </w:rPr>
         <w:t>Personal Details</w:t>
       </w:r>
     </w:p>
     <w:p>
       <w:pPr>
         <w:pStyle w:val="14CV-BODY"/>
+        <w:rPr>
+          <w:rFonts w:ascii="Raleway" w:hAnsi="Raleway"/>
+        </w:rPr>
       </w:pPr>
     </w:p>
     <w:p>
       <w:pPr>
         <w:pStyle w:val="14CV-BODY"/>
+        <w:rPr>
+          <w:rFonts w:ascii="Raleway" w:hAnsi="Raleway"/>
+        </w:rPr>
       </w:pPr>
     </w:p>
     <w:p>
@@ -721,6 +920,7 @@
         <w:pStyle w:val="SHText"/>
         <w:ind w:left="-274" w:right="-475"/>
         <w:rPr>
+          <w:rFonts w:ascii="Raleway" w:hAnsi="Raleway"/>
           <w:b/>
           <w:bCs/>
           <w:spacing w:val="6"/>
@@ -728,6 +928,7 @@
       </w:pPr>
       <w:r>
         <w:rPr>
+          <w:rFonts w:ascii="Raleway" w:hAnsi="Raleway"/>
           <w:b/>
           <w:bCs/>
           <w:spacing w:val="6"/>
@@ -739,6 +940,7 @@
       <w:pPr>
         <w:pStyle w:val="30PD-BOD"/>
         <w:rPr>
+          <w:rFonts w:ascii="Raleway" w:hAnsi="Raleway"/>
           <w:noProof w:val="0"/>
         </w:rPr>
       </w:pPr>
@@ -747,32 +949,64 @@
       <w:pPr>
         <w:pStyle w:val="SHText"/>
         <w:ind w:left="-270"/>
-      </w:pPr>
-      <w:bookmarkStart w:id="7" w:name="Text9"/>
-      <w:r>
+        <w:rPr>
+          <w:rFonts w:ascii="Raleway" w:hAnsi="Raleway"/>
+          <w:sz w:val="20"/>
+          <w:szCs w:val="20"/>
+        </w:rPr>
+      </w:pPr>
+      <w:r>
+        <w:rPr>
+          <w:rFonts w:ascii="Raleway" w:hAnsi="Raleway"/>
+          <w:sz w:val="20"/>
+          <w:szCs w:val="20"/>
+        </w:rPr>
+      </w:r>
+      <w:bookmarkStart w:id="8" w:name="Text9"/>
+      <w:r>
+        <w:rPr>
+          <w:rFonts w:ascii="Raleway" w:hAnsi="Raleway"/>
+          <w:sz w:val="20"/>
+          <w:szCs w:val="20"/>
+        </w:rPr>
         <w:t>{{EDU_1_START}}</w:t>
       </w:r>
-      <w:bookmarkEnd w:id="7"/>
-      <w:r>
+      <w:bookmarkEnd w:id="8"/>
+      <w:r>
+        <w:rPr>
+          <w:rFonts w:ascii="Raleway" w:hAnsi="Raleway"/>
+          <w:sz w:val="20"/>
+          <w:szCs w:val="20"/>
+        </w:rPr>
         <w:t xml:space="preserve"> – {{EDU_1_END}}:</w:t>
-      </w:r>
-      <w:r>
         <w:tab/>
-      </w:r>
-      <w:r>
         <w:tab/>
       </w:r>
-      <w:bookmarkStart w:id="8" w:name="Text10"/>
-      <w:r>
-        <w:rPr>
+      <w:r>
+        <w:rPr>
+          <w:rFonts w:ascii="Raleway" w:hAnsi="Raleway"/>
           <w:b/>
+          <w:sz w:val="20"/>
+          <w:szCs w:val="20"/>
+        </w:rPr>
+      </w:r>
+      <w:bookmarkStart w:id="9" w:name="Text10"/>
+      <w:r>
+        <w:rPr>
+          <w:rFonts w:ascii="Raleway" w:hAnsi="Raleway"/>
+          <w:b/>
+          <w:sz w:val="20"/>
+          <w:szCs w:val="20"/>
         </w:rPr>
         <w:t>{{EDU_1_INSTITUTION}}</w:t>
       </w:r>
-      <w:bookmarkEnd w:id="8"/>
-      <w:r>
-        <w:rPr>
+      <w:bookmarkEnd w:id="9"/>
+      <w:r>
+        <w:rPr>
+          <w:rFonts w:ascii="Raleway" w:hAnsi="Raleway"/>
           <w:b/>
+          <w:sz w:val="20"/>
+          <w:szCs w:val="20"/>
         </w:rPr>
         <w:t xml:space="preserve"> – {{EDU_1_LOCATION}}</w:t>
       </w:r>
@@ -781,17 +1015,21 @@
       <w:pPr>
         <w:pStyle w:val="SHText"/>
         <w:ind w:left="-360"/>
-      </w:pPr>
-      <w:r>
+        <w:rPr>
+          <w:rFonts w:ascii="Raleway" w:hAnsi="Raleway"/>
+          <w:sz w:val="20"/>
+          <w:szCs w:val="20"/>
+        </w:rPr>
+      </w:pPr>
+      <w:r>
+        <w:rPr>
+          <w:rFonts w:ascii="Raleway" w:hAnsi="Raleway"/>
+          <w:sz w:val="20"/>
+          <w:szCs w:val="20"/>
+        </w:rPr>
         <w:tab/>
-      </w:r>
-      <w:r>
         <w:tab/>
-      </w:r>
-      <w:r>
         <w:tab/>
-      </w:r>
-      <w:r>
         <w:tab/>
         <w:t>{{EDU_1_DEGREE}}</w:t>
       </w:r>
@@ -799,8 +1037,14 @@
     <w:p>
       <w:pPr>
         <w:pStyle w:val="32PD"/>
-      </w:pPr>
-      <w:r>
+        <w:rPr>
+          <w:rFonts w:ascii="Raleway" w:hAnsi="Raleway"/>
+        </w:rPr>
+      </w:pPr>
+      <w:r>
+        <w:rPr>
+          <w:rFonts w:ascii="Raleway" w:hAnsi="Raleway"/>
+        </w:rPr>
         <w:t>{{EDU_1_EXTRA}}</w:t>
       </w:r>
     </w:p>
@@ -808,6 +1052,7 @@
       <w:pPr>
         <w:pStyle w:val="30PD-BOD"/>
         <w:rPr>
+          <w:rFonts w:ascii="Raleway" w:hAnsi="Raleway"/>
           <w:noProof w:val="0"/>
         </w:rPr>
       </w:pPr>
@@ -816,16 +1061,28 @@
       <w:pPr>
         <w:pStyle w:val="SHText"/>
         <w:ind w:left="-270"/>
-      </w:pPr>
-      <w:r>
+        <w:rPr>
+          <w:rFonts w:ascii="Raleway" w:hAnsi="Raleway"/>
+          <w:sz w:val="20"/>
+          <w:szCs w:val="20"/>
+        </w:rPr>
+      </w:pPr>
+      <w:r>
+        <w:rPr>
+          <w:rFonts w:ascii="Raleway" w:hAnsi="Raleway"/>
+          <w:sz w:val="20"/>
+          <w:szCs w:val="20"/>
+        </w:rPr>
         <w:t>{{EDU_2_START}} – {{EDU_2_END}}:</w:t>
-      </w:r>
-      <w:r>
         <w:tab/>
-      </w:r>
-      <w:r>
-        <w:rPr>
+        <w:tab/>
+      </w:r>
+      <w:r>
+        <w:rPr>
+          <w:rFonts w:ascii="Raleway" w:hAnsi="Raleway"/>
           <w:b/>
+          <w:sz w:val="20"/>
+          <w:szCs w:val="20"/>
         </w:rPr>
         <w:t>{{EDU_2_INSTITUTION}} – {{EDU_2_LOCATION}}</w:t>
       </w:r>
@@ -834,17 +1091,21 @@
       <w:pPr>
         <w:pStyle w:val="SHText"/>
         <w:ind w:left="-360"/>
-      </w:pPr>
-      <w:r>
+        <w:rPr>
+          <w:rFonts w:ascii="Raleway" w:hAnsi="Raleway"/>
+          <w:sz w:val="20"/>
+          <w:szCs w:val="20"/>
+        </w:rPr>
+      </w:pPr>
+      <w:r>
+        <w:rPr>
+          <w:rFonts w:ascii="Raleway" w:hAnsi="Raleway"/>
+          <w:sz w:val="20"/>
+          <w:szCs w:val="20"/>
+        </w:rPr>
         <w:tab/>
-      </w:r>
-      <w:r>
         <w:tab/>
-      </w:r>
-      <w:r>
         <w:tab/>
-      </w:r>
-      <w:r>
         <w:tab/>
         <w:t>{{EDU_2_DEGREE}}</w:t>
       </w:r>
@@ -853,11 +1114,13 @@
       <w:pPr>
         <w:pStyle w:val="32PD"/>
         <w:rPr>
-          <w:noProof w:val="0"/>
-        </w:rPr>
-      </w:pPr>
-      <w:r>
-        <w:rPr>
+          <w:rFonts w:ascii="Raleway" w:hAnsi="Raleway"/>
+          <w:noProof w:val="0"/>
+        </w:rPr>
+      </w:pPr>
+      <w:r>
+        <w:rPr>
+          <w:rFonts w:ascii="Raleway" w:hAnsi="Raleway"/>
           <w:noProof w:val="0"/>
         </w:rPr>
         <w:t>{{EDU_2_EXTRA}}</w:t>
@@ -867,6 +1130,7 @@
       <w:pPr>
         <w:pStyle w:val="30PD-BOD"/>
         <w:rPr>
+          <w:rFonts w:ascii="Raleway" w:hAnsi="Raleway"/>
           <w:noProof w:val="0"/>
         </w:rPr>
       </w:pPr>
@@ -875,6 +1139,7 @@
       <w:pPr>
         <w:pStyle w:val="30PD-BOD"/>
         <w:rPr>
+          <w:rFonts w:ascii="Raleway" w:hAnsi="Raleway"/>
           <w:noProof w:val="0"/>
         </w:rPr>
       </w:pPr>
@@ -885,6 +1150,7 @@
         <w:spacing w:after="280"/>
         <w:ind w:left="-270" w:right="-475"/>
         <w:rPr>
+          <w:rFonts w:ascii="Raleway" w:hAnsi="Raleway"/>
           <w:b/>
           <w:bCs/>
           <w:spacing w:val="6"/>
@@ -892,6 +1158,7 @@
       </w:pPr>
       <w:r>
         <w:rPr>
+          <w:rFonts w:ascii="Raleway" w:hAnsi="Raleway"/>
           <w:b/>
           <w:bCs/>
           <w:spacing w:val="6"/>
@@ -903,22 +1170,30 @@
       <w:pPr>
         <w:pStyle w:val="SHText"/>
         <w:ind w:left="-270"/>
-      </w:pPr>
-      <w:r>
-        <w:rPr>
+        <w:rPr>
+          <w:rFonts w:ascii="Raleway" w:hAnsi="Raleway"/>
+          <w:sz w:val="20"/>
+          <w:szCs w:val="20"/>
+        </w:rPr>
+      </w:pPr>
+      <w:r>
+        <w:rPr>
+          <w:rFonts w:ascii="Raleway" w:hAnsi="Raleway"/>
           <w:bCs/>
         </w:rPr>
         <w:t>Accreditations</w:t>
       </w:r>
       <w:r>
+        <w:rPr>
+          <w:rFonts w:ascii="Raleway" w:hAnsi="Raleway"/>
+        </w:rPr>
         <w:tab/>
-      </w:r>
-      <w:r>
         <w:tab/>
       </w:r>
       <w:r>
         <w:rPr>
           <w:rStyle w:val="31PD-INDENTChar"/>
+          <w:rFonts w:ascii="Raleway" w:hAnsi="Raleway"/>
           <w:noProof w:val="0"/>
         </w:rPr>
         <w:t>{{QUAL_1}}</w:t>
@@ -928,6 +1203,7 @@
       <w:pPr>
         <w:pStyle w:val="30PD-BOD"/>
         <w:rPr>
+          <w:rFonts w:ascii="Raleway" w:hAnsi="Raleway"/>
           <w:noProof w:val="0"/>
         </w:rPr>
       </w:pPr>
@@ -936,6 +1212,7 @@
       <w:pPr>
         <w:pStyle w:val="30PD-BOD"/>
         <w:rPr>
+          <w:rFonts w:ascii="Raleway" w:hAnsi="Raleway"/>
           <w:noProof w:val="0"/>
         </w:rPr>
       </w:pPr>
@@ -945,38 +1222,189 @@
         <w:pStyle w:val="SHText"/>
         <w:ind w:left="-270"/>
         <w:rPr>
+          <w:rFonts w:ascii="Raleway" w:hAnsi="Raleway"/>
           <w:b/>
           <w:bCs/>
-        </w:rPr>
-      </w:pPr>
-      <w:r>
-        <w:rPr>
+          <w:sz w:val="20"/>
+          <w:szCs w:val="20"/>
+        </w:rPr>
+      </w:pPr>
+      <w:r>
+        <w:rPr>
+          <w:rFonts w:ascii="Raleway" w:hAnsi="Raleway"/>
           <w:bCs/>
         </w:rPr>
         <w:t>Technical Skills</w:t>
       </w:r>
       <w:r>
         <w:rPr>
+          <w:rFonts w:ascii="Raleway" w:hAnsi="Raleway"/>
           <w:b/>
           <w:bCs/>
         </w:rPr>
         <w:tab/>
-      </w:r>
-      <w:r>
-        <w:rPr>
+        <w:tab/>
+      </w:r>
+      <w:r>
+        <w:rPr>
+          <w:rFonts w:ascii="Raleway" w:hAnsi="Raleway"/>
+          <w:sz w:val="20"/>
+          <w:szCs w:val="20"/>
+        </w:rPr>
+        <w:t>{{TECH_SKILLS}}</w:t>
+      </w:r>
+    </w:p>
+    <w:p>
+      <w:pPr>
+        <w:pStyle w:val="30PD-BOD"/>
+        <w:rPr>
+          <w:rFonts w:ascii="Raleway" w:hAnsi="Raleway"/>
+          <w:noProof w:val="0"/>
+        </w:rPr>
+      </w:pPr>
+    </w:p>
+    <w:p>
+      <w:pPr>
+        <w:pStyle w:val="30PD-BOD"/>
+        <w:rPr>
+          <w:rFonts w:ascii="Raleway" w:hAnsi="Raleway"/>
+          <w:noProof w:val="0"/>
+        </w:rPr>
+      </w:pPr>
+    </w:p>
+    <w:p>
+      <w:pPr>
+        <w:pStyle w:val="SHText"/>
+        <w:ind w:left="-270"/>
+        <w:rPr>
+          <w:rFonts w:ascii="Raleway" w:hAnsi="Raleway"/>
+          <w:sz w:val="20"/>
+          <w:szCs w:val="20"/>
+        </w:rPr>
+      </w:pPr>
+      <w:r>
+        <w:rPr>
+          <w:rFonts w:ascii="Raleway" w:hAnsi="Raleway"/>
+          <w:bCs/>
+        </w:rPr>
+        <w:t>Affiliations</w:t>
+        <w:tab/>
+        <w:tab/>
+      </w:r>
+      <w:r>
+        <w:rPr>
+          <w:rFonts w:ascii="Raleway" w:hAnsi="Raleway"/>
+          <w:sz w:val="20"/>
+          <w:szCs w:val="20"/>
+        </w:rPr>
+        <w:t>{{AFFILIATION_1}}</w:t>
+      </w:r>
+    </w:p>
+    <w:p>
+      <w:pPr>
+        <w:pStyle w:val="30PD-BOD"/>
+        <w:rPr>
+          <w:rFonts w:ascii="Raleway" w:hAnsi="Raleway"/>
+          <w:noProof w:val="0"/>
+        </w:rPr>
+      </w:pPr>
+    </w:p>
+    <w:p>
+      <w:pPr>
+        <w:pStyle w:val="30PD-BOD"/>
+        <w:rPr>
+          <w:rFonts w:ascii="Raleway" w:hAnsi="Raleway"/>
+          <w:noProof w:val="0"/>
+        </w:rPr>
+      </w:pPr>
+    </w:p>
+    <w:p>
+      <w:pPr>
+        <w:pStyle w:val="SHText"/>
+        <w:ind w:left="-270" w:right="-475"/>
+        <w:rPr>
+          <w:rFonts w:ascii="Raleway" w:hAnsi="Raleway"/>
+          <w:sz w:val="20"/>
+          <w:szCs w:val="20"/>
+        </w:rPr>
+      </w:pPr>
+      <w:r>
+        <w:rPr>
+          <w:rFonts w:ascii="Raleway" w:hAnsi="Raleway"/>
+          <w:bCs/>
+        </w:rPr>
+        <w:t>Media</w:t>
+        <w:tab/>
+      </w:r>
+      <w:r>
+        <w:rPr>
+          <w:rFonts w:ascii="Raleway" w:hAnsi="Raleway"/>
+          <w:sz w:val="20"/>
+          <w:szCs w:val="20"/>
+        </w:rPr>
+        <w:tab/>
+        <w:tab/>
+        <w:t>{{MEDIA_1}}</w:t>
+      </w:r>
+    </w:p>
+    <w:p>
+      <w:pPr>
+        <w:pStyle w:val="30PD-BOD"/>
+        <w:rPr>
+          <w:rFonts w:ascii="Raleway" w:hAnsi="Raleway"/>
+          <w:noProof w:val="0"/>
+        </w:rPr>
+      </w:pPr>
+    </w:p>
+    <w:p>
+      <w:pPr>
+        <w:pStyle w:val="30PD-BOD"/>
+        <w:rPr>
+          <w:rFonts w:ascii="Raleway" w:hAnsi="Raleway"/>
+          <w:noProof w:val="0"/>
+        </w:rPr>
+      </w:pPr>
+    </w:p>
+    <w:p>
+      <w:pPr>
+        <w:pStyle w:val="SHText"/>
+        <w:ind w:left="-270"/>
+        <w:rPr>
+          <w:rFonts w:ascii="Raleway" w:hAnsi="Raleway"/>
+          <w:sz w:val="20"/>
+          <w:szCs w:val="20"/>
+        </w:rPr>
+      </w:pPr>
+      <w:r>
+        <w:rPr>
+          <w:rFonts w:ascii="Raleway" w:hAnsi="Raleway"/>
+          <w:bCs/>
+        </w:rPr>
+        <w:t>Publications</w:t>
+      </w:r>
+      <w:r>
+        <w:rPr>
+          <w:rFonts w:ascii="Raleway" w:hAnsi="Raleway"/>
           <w:b/>
           <w:bCs/>
         </w:rPr>
         <w:tab/>
-      </w:r>
-      <w:r>
-        <w:t>{{TECH_SKILLS}}</w:t>
+        <w:tab/>
+      </w:r>
+      <w:r>
+        <w:rPr>
+          <w:rFonts w:ascii="Raleway" w:hAnsi="Raleway"/>
+          <w:sz w:val="20"/>
+          <w:szCs w:val="20"/>
+        </w:rPr>
+        <w:t>{{PUBLICATIONS}}</w:t>
       </w:r>
     </w:p>
     <w:p>
       <w:pPr>
         <w:pStyle w:val="30PD-BOD"/>
         <w:rPr>
+          <w:rFonts w:ascii="Raleway" w:hAnsi="Raleway"/>
           <w:noProof w:val="0"/>
         </w:rPr>
       </w:pPr>
@@ -985,6 +1413,7 @@
       <w:pPr>
         <w:pStyle w:val="30PD-BOD"/>
         <w:rPr>
+          <w:rFonts w:ascii="Raleway" w:hAnsi="Raleway"/>
           <w:noProof w:val="0"/>
         </w:rPr>
       </w:pPr>
@@ -993,39 +1422,40 @@
       <w:pPr>
         <w:pStyle w:val="SHText"/>
         <w:ind w:left="-270"/>
-      </w:pPr>
-      <w:r>
-        <w:rPr>
+        <w:rPr>
+          <w:rFonts w:ascii="Raleway" w:hAnsi="Raleway"/>
+          <w:sz w:val="20"/>
+          <w:szCs w:val="20"/>
+        </w:rPr>
+      </w:pPr>
+      <w:r>
+        <w:rPr>
+          <w:rFonts w:ascii="Raleway" w:hAnsi="Raleway"/>
           <w:bCs/>
         </w:rPr>
-        <w:t>Affiliations</w:t>
-      </w:r>
-      <w:r>
-        <w:rPr>
-          <w:bCs/>
+        <w:t>Nationality</w:t>
+      </w:r>
+      <w:r>
+        <w:rPr>
+          <w:rFonts w:ascii="Raleway" w:hAnsi="Raleway"/>
         </w:rPr>
         <w:tab/>
-      </w:r>
-      <w:r>
-        <w:rPr>
-          <w:bCs/>
-        </w:rPr>
         <w:tab/>
       </w:r>
       <w:r>
         <w:rPr>
-          <w:bCs/>
-        </w:rPr>
-        <w:tab/>
-      </w:r>
-      <w:r>
-        <w:t>{{AFFILIATION_1}}</w:t>
+          <w:rFonts w:ascii="Raleway" w:hAnsi="Raleway"/>
+          <w:sz w:val="20"/>
+          <w:szCs w:val="20"/>
+        </w:rPr>
+        <w:t>{{NATIONALITY}}</w:t>
       </w:r>
     </w:p>
     <w:p>
       <w:pPr>
         <w:pStyle w:val="30PD-BOD"/>
         <w:rPr>
+          <w:rFonts w:ascii="Raleway" w:hAnsi="Raleway"/>
           <w:noProof w:val="0"/>
         </w:rPr>
       </w:pPr>
@@ -1034,47 +1464,7 @@
       <w:pPr>
         <w:pStyle w:val="30PD-BOD"/>
         <w:rPr>
-          <w:noProof w:val="0"/>
-        </w:rPr>
-      </w:pPr>
-    </w:p>
-    <w:p>
-      <w:pPr>
-        <w:pStyle w:val="SHText"/>
-        <w:ind w:left="-270" w:right="-475"/>
-      </w:pPr>
-      <w:r>
-        <w:rPr>
-          <w:bCs/>
-        </w:rPr>
-        <w:t>Media</w:t>
-      </w:r>
-      <w:r>
-        <w:rPr>
-          <w:bCs/>
-        </w:rPr>
-        <w:tab/>
-      </w:r>
-      <w:r>
-        <w:tab/>
-      </w:r>
-      <w:r>
-        <w:tab/>
-        <w:t>{{MEDIA_1}}</w:t>
-      </w:r>
-    </w:p>
-    <w:p>
-      <w:pPr>
-        <w:pStyle w:val="30PD-BOD"/>
-        <w:rPr>
-          <w:noProof w:val="0"/>
-        </w:rPr>
-      </w:pPr>
-    </w:p>
-    <w:p>
-      <w:pPr>
-        <w:pStyle w:val="30PD-BOD"/>
-        <w:rPr>
+          <w:rFonts w:ascii="Raleway" w:hAnsi="Raleway"/>
           <w:noProof w:val="0"/>
         </w:rPr>
       </w:pPr>
@@ -1083,156 +1473,89 @@
       <w:pPr>
         <w:pStyle w:val="SHText"/>
         <w:ind w:left="-270"/>
-      </w:pPr>
-      <w:r>
-        <w:rPr>
+        <w:rPr>
+          <w:rFonts w:ascii="Raleway" w:hAnsi="Raleway"/>
+          <w:sz w:val="20"/>
+          <w:szCs w:val="20"/>
+        </w:rPr>
+      </w:pPr>
+      <w:r>
+        <w:rPr>
+          <w:rFonts w:ascii="Raleway" w:hAnsi="Raleway"/>
           <w:bCs/>
         </w:rPr>
-        <w:t>Publications</w:t>
-      </w:r>
-      <w:r>
-        <w:rPr>
+        <w:t>Languages</w:t>
+      </w:r>
+      <w:r>
+        <w:rPr>
+          <w:rFonts w:ascii="Raleway" w:hAnsi="Raleway"/>
+        </w:rPr>
+        <w:tab/>
+        <w:tab/>
+      </w:r>
+      <w:r>
+        <w:rPr>
+          <w:rFonts w:ascii="Raleway" w:hAnsi="Raleway"/>
+          <w:sz w:val="20"/>
+          <w:szCs w:val="20"/>
+        </w:rPr>
+        <w:t>{{LANGUAGES}}</w:t>
+        <w:tab/>
+        <w:tab/>
+        <w:t>{{LANGUAGES_LEVEL}}</w:t>
+      </w:r>
+    </w:p>
+    <w:p>
+      <w:pPr>
+        <w:pStyle w:val="31PD-INDENT"/>
+        <w:rPr>
+          <w:rFonts w:ascii="Raleway" w:hAnsi="Raleway"/>
+          <w:noProof w:val="0"/>
+        </w:rPr>
+      </w:pPr>
+    </w:p>
+    <w:p>
+      <w:pPr>
+        <w:pStyle w:val="30PD-BOD"/>
+        <w:rPr>
+          <w:rFonts w:ascii="Raleway" w:hAnsi="Raleway"/>
+          <w:noProof w:val="0"/>
+        </w:rPr>
+      </w:pPr>
+    </w:p>
+    <w:p>
+      <w:pPr>
+        <w:pStyle w:val="SHText"/>
+        <w:ind w:left="-270"/>
+        <w:rPr>
+          <w:rFonts w:ascii="Raleway" w:hAnsi="Raleway"/>
+          <w:sz w:val="20"/>
+          <w:szCs w:val="20"/>
+        </w:rPr>
+      </w:pPr>
+      <w:r>
+        <w:rPr>
+          <w:rFonts w:ascii="Raleway" w:hAnsi="Raleway"/>
+          <w:bCs/>
+        </w:rPr>
+        <w:t>Interests</w:t>
+        <w:tab/>
+      </w:r>
+      <w:r>
+        <w:rPr>
+          <w:rFonts w:ascii="Raleway" w:hAnsi="Raleway"/>
           <w:b/>
           <w:bCs/>
         </w:rPr>
         <w:tab/>
-      </w:r>
-      <w:r>
-        <w:rPr>
-          <w:b/>
-          <w:bCs/>
-        </w:rPr>
         <w:tab/>
       </w:r>
       <w:r>
-        <w:t>{{PUBLICATIONS}}</w:t>
-      </w:r>
-    </w:p>
-    <w:p>
-      <w:pPr>
-        <w:pStyle w:val="30PD-BOD"/>
-        <w:rPr>
-          <w:noProof w:val="0"/>
-        </w:rPr>
-      </w:pPr>
-    </w:p>
-    <w:p>
-      <w:pPr>
-        <w:pStyle w:val="30PD-BOD"/>
-        <w:rPr>
-          <w:noProof w:val="0"/>
-        </w:rPr>
-      </w:pPr>
-    </w:p>
-    <w:p>
-      <w:pPr>
-        <w:pStyle w:val="SHText"/>
-        <w:ind w:left="-270"/>
-      </w:pPr>
-      <w:r>
-        <w:rPr>
-          <w:bCs/>
-        </w:rPr>
-        <w:t>Nationality</w:t>
-      </w:r>
-      <w:r>
-        <w:tab/>
-      </w:r>
-      <w:r>
-        <w:tab/>
-        <w:t>{{NATIONALITY}}</w:t>
-      </w:r>
-    </w:p>
-    <w:p>
-      <w:pPr>
-        <w:pStyle w:val="30PD-BOD"/>
-        <w:rPr>
-          <w:noProof w:val="0"/>
-        </w:rPr>
-      </w:pPr>
-    </w:p>
-    <w:p>
-      <w:pPr>
-        <w:pStyle w:val="30PD-BOD"/>
-        <w:rPr>
-          <w:noProof w:val="0"/>
-        </w:rPr>
-      </w:pPr>
-    </w:p>
-    <w:p>
-      <w:pPr>
-        <w:pStyle w:val="SHText"/>
-        <w:ind w:left="-270"/>
-      </w:pPr>
-      <w:r>
-        <w:rPr>
-          <w:bCs/>
-        </w:rPr>
-        <w:t>Languages</w:t>
-      </w:r>
-      <w:r>
-        <w:tab/>
-      </w:r>
-      <w:r>
-        <w:tab/>
-        <w:t>{{LANGUAGES}}</w:t>
-      </w:r>
-      <w:r>
-        <w:tab/>
-      </w:r>
-      <w:r>
-        <w:tab/>
-        <w:t>{{LANGUAGES_LEVEL}}</w:t>
-      </w:r>
-    </w:p>
-    <w:p>
-      <w:pPr>
-        <w:pStyle w:val="31PD-INDENT"/>
-        <w:rPr>
-          <w:noProof w:val="0"/>
-        </w:rPr>
-      </w:pPr>
-    </w:p>
-    <w:p>
-      <w:pPr>
-        <w:pStyle w:val="30PD-BOD"/>
-        <w:rPr>
-          <w:noProof w:val="0"/>
-        </w:rPr>
-      </w:pPr>
-    </w:p>
-    <w:p>
-      <w:pPr>
-        <w:pStyle w:val="SHText"/>
-        <w:ind w:left="-270"/>
-      </w:pPr>
-      <w:r>
-        <w:rPr>
-          <w:bCs/>
-        </w:rPr>
-        <w:t>Interests</w:t>
-      </w:r>
-      <w:r>
-        <w:rPr>
-          <w:bCs/>
-        </w:rPr>
-        <w:tab/>
-      </w:r>
-      <w:r>
-        <w:rPr>
-          <w:b/>
-          <w:bCs/>
-        </w:rPr>
-        <w:tab/>
-      </w:r>
-      <w:r>
-        <w:rPr>
-          <w:b/>
-          <w:bCs/>
-        </w:rPr>
-        <w:tab/>
-      </w:r>
-      <w:r>
+        <w:rPr>
+          <w:rFonts w:ascii="Raleway" w:hAnsi="Raleway"/>
+          <w:sz w:val="20"/>
+          <w:szCs w:val="20"/>
+        </w:rPr>
         <w:t>{{INTERESTS}}</w:t>
       </w:r>
     </w:p>
@@ -1241,6 +1564,9 @@
       <w:pPr>
         <w:pStyle w:val="30PD-BOD"/>
         <w:jc w:val="left"/>
+        <w:rPr>
+          <w:rFonts w:ascii="Raleway" w:hAnsi="Raleway"/>
+        </w:rPr>
       </w:pPr>
     </w:p>
     <w:sectPr>
@@ -1430,6 +1756,8 @@
                             <w:rPr>
                               <w:rFonts w:ascii="Raleway Medium" w:hAnsi="Raleway Medium"/>
                               <w:color w:val="2F5496" w:themeColor="accent1" w:themeShade="BF"/>
+                              <w:sz w:val="20"/>
+                              <w:szCs w:val="20"/>
                             </w:rPr>
                           </w:pPr>
                           <w:r>
@@ -1437,6 +1765,8 @@
                               <w:rFonts w:ascii="Raleway Medium" w:hAnsi="Raleway Medium"/>
                               <w:i/>
                               <w:color w:val="2F5496" w:themeColor="accent1" w:themeShade="BF"/>
+                              <w:sz w:val="20"/>
+                              <w:szCs w:val="20"/>
                             </w:rPr>
                             <w:t>This profile is submitted in confidence and subject to Sheffield Haworth’s standard terms and conditions. A copy of these can be provided upon request.</w:t>
                           </w:r>
@@ -1458,6 +1788,8 @@
                               <w:rFonts w:ascii="Raleway" w:hAnsi="Raleway"/>
                               <w:noProof/>
                               <w:color w:val="002060"/>
+                              <w:sz w:val="20"/>
+                              <w:szCs w:val="20"/>
                             </w:rPr>
                           </w:pPr>
                         </w:p>
@@ -1478,6 +1810,8 @@
                               <w:rFonts w:ascii="Raleway" w:hAnsi="Raleway"/>
                               <w:noProof/>
                               <w:color w:val="002060"/>
+                              <w:sz w:val="20"/>
+                              <w:szCs w:val="20"/>
                             </w:rPr>
                           </w:pPr>
                         </w:p>
@@ -1499,6 +1833,8 @@
                               <w:rFonts w:ascii="Raleway" w:hAnsi="Raleway"/>
                               <w:noProof/>
                               <w:color w:val="002060"/>
+                              <w:sz w:val="20"/>
+                              <w:szCs w:val="20"/>
                             </w:rPr>
                           </w:pPr>
                           <w:r>
@@ -1506,6 +1842,8 @@
                               <w:rFonts w:ascii="Raleway" w:hAnsi="Raleway"/>
                               <w:noProof/>
                               <w:color w:val="002060"/>
+                              <w:sz w:val="20"/>
+                              <w:szCs w:val="20"/>
                             </w:rPr>
                             <w:t>www.sheffieldhaworth.com</w:t>
                           </w:r>
@@ -2060,12 +2398,14 @@
       <w:ind w:right="-514"/>
       <w:jc w:val="right"/>
       <w:rPr>
+        <w:rFonts w:ascii="Raleway" w:hAnsi="Raleway"/>
         <w:sz w:val="29"/>
         <w:szCs w:val="29"/>
       </w:rPr>
     </w:pPr>
     <w:r>
       <w:rPr>
+        <w:rFonts w:ascii="Raleway" w:hAnsi="Raleway"/>
         <w:sz w:val="29"/>
         <w:szCs w:val="29"/>
       </w:rPr>
@@ -3143,8 +3483,10 @@
   <w:docDefaults>
     <w:rPrDefault>
       <w:rPr>
-        <w:rFonts w:ascii="Raleway" w:eastAsia="Times New Roman" w:hAnsi="Raleway" w:cs="Raleway"/>
+        <w:rFonts w:ascii="Raleway" w:hAnsi="Raleway" w:cs="Raleway"/>
         <w:kern w:val="2"/>
+        <w:sz w:val="20"/>
+        <w:szCs w:val="20"/>
         <w:lang w:val="en-US" w:eastAsia="en-US" w:bidi="ar-SA"/>
         <w14:ligatures w14:val="standardContextual"/>
       </w:rPr>
@@ -3695,6 +4037,8 @@
       <w:ind w:right="-784"/>
     </w:pPr>
     <w:rPr>
+      <w:rFonts w:ascii="Raleway" w:hAnsi="Raleway"/>
+      <w:color w:val="012249"/>
       <w:sz w:val="28"/>
       <w:szCs w:val="28"/>
       <w:lang w:bidi="en-US"/>
@@ -3745,6 +4089,9 @@
         <w:tab w:val="right" w:pos="9498"/>
       </w:tabs>
     </w:pPr>
+    <w:rPr>
+      <w:rFonts w:ascii="Raleway" w:hAnsi="Raleway"/>
+    </w:rPr>
   </w:style>
   <w:style w:type="character" w:customStyle="1" w:styleId="SHTextBoldChar">
     <w:name w:val="SH Text (Bold) Char"/>
@@ -3821,6 +4168,8 @@
       <w:rFonts w:ascii="Raleway" w:eastAsia="Calibri" w:hAnsi="Raleway" w:cs="Times New Roman"/>
       <w:noProof/>
       <w:color w:val="012249"/>
+      <w:sz w:val="20"/>
+      <w:szCs w:val="20"/>
       <w:lang w:val="en-US" w:eastAsia="en-GB"/>
     </w:rPr>
   </w:style>
@@ -3840,7 +4189,8 @@
       <w:ind w:left="374" w:hanging="288"/>
     </w:pPr>
     <w:rPr>
-      <w:rFonts w:cs="Raleway"/>
+      <w:color w:val="012249"/>
+      <w:rFonts w:ascii="Raleway" w:hAnsi="Raleway" w:cs="Raleway"/>
     </w:rPr>
   </w:style>
   <w:style w:type="paragraph" w:customStyle="1" w:styleId="12CV">
@@ -3858,6 +4208,10 @@
       </w:tabs>
       <w:ind w:left="810"/>
     </w:pPr>
+    <w:rPr>
+      <w:color w:val="012249"/>
+      <w:rFonts w:ascii="Raleway" w:hAnsi="Raleway" w:cs="Raleway"/>
+    </w:rPr>
   </w:style>
   <w:style w:type="character" w:customStyle="1" w:styleId="11CVChar">
     <w:name w:val="1.1 CV Char"/>
@@ -3893,6 +4247,8 @@
       <w:rFonts w:ascii="Raleway" w:eastAsia="Calibri" w:hAnsi="Raleway" w:cs="Times New Roman"/>
       <w:noProof/>
       <w:color w:val="012249"/>
+      <w:sz w:val="20"/>
+      <w:szCs w:val="20"/>
       <w:lang w:val="en-US" w:eastAsia="en-GB"/>
     </w:rPr>
   </w:style>
@@ -4021,6 +4377,8 @@
     </w:pPr>
     <w:rPr>
       <w:noProof/>
+      <w:sz w:val="20"/>
+      <w:szCs w:val="20"/>
     </w:rPr>
   </w:style>
   <w:style w:type="paragraph" w:customStyle="1" w:styleId="27A-SUBHEAD">
@@ -4088,7 +4446,10 @@
       <w:ind w:left="-270"/>
     </w:pPr>
     <w:rPr>
-      <w:rFonts w:cs="Raleway"/>
+      <w:color w:val="012249"/>
+      <w:rFonts w:ascii="Raleway" w:hAnsi="Raleway" w:cs="Raleway"/>
+      <w:sz w:val="20"/>
+      <w:szCs w:val="20"/>
     </w:rPr>
   </w:style>
   <w:style w:type="character" w:customStyle="1" w:styleId="14CV-BODYChar">
@@ -4113,6 +4474,8 @@
     <w:rsid w:val="00C238A1"/>
     <w:rPr>
       <w:noProof/>
+      <w:sz w:val="20"/>
+      <w:szCs w:val="20"/>
     </w:rPr>
   </w:style>
   <w:style w:type="character" w:customStyle="1" w:styleId="31PD-BODChar">
@@ -4142,6 +4505,8 @@
     </w:pPr>
     <w:rPr>
       <w:noProof/>
+      <w:sz w:val="20"/>
+      <w:szCs w:val="20"/>
     </w:rPr>
   </w:style>
   <w:style w:type="character" w:customStyle="1" w:styleId="31PD-INDENTChar">
@@ -4169,6 +4534,10 @@
     <w:pPr>
       <w:ind w:left="1080" w:hanging="288"/>
     </w:pPr>
+    <w:rPr>
+      <w:color w:val="012249"/>
+      <w:rFonts w:ascii="Raleway" w:hAnsi="Raleway" w:cs="Raleway"/>
+    </w:rPr>
   </w:style>
   <w:style w:type="character" w:customStyle="1" w:styleId="13CVChar">
     <w:name w:val="1.3 CV Char"/>
@@ -4197,6 +4566,7 @@
       <w:ind w:left="-274" w:right="-475"/>
     </w:pPr>
     <w:rPr>
+      <w:rFonts w:ascii="Raleway" w:hAnsi="Raleway"/>
       <w:noProof/>
       <w:sz w:val="21"/>
       <w:szCs w:val="21"/>
@@ -4434,6 +4804,8 @@
       <w:rFonts w:ascii="Raleway" w:eastAsia="Calibri" w:hAnsi="Raleway" w:cs="Times New Roman"/>
       <w:noProof/>
       <w:color w:val="012249"/>
+      <w:sz w:val="20"/>
+      <w:szCs w:val="20"/>
       <w:lang w:eastAsia="en-GB"/>
     </w:rPr>
   </w:style>
@@ -4449,7 +4821,8 @@
       </w:numPr>
     </w:pPr>
     <w:rPr>
-      <w:rFonts w:cs="Raleway"/>
+      <w:color w:val="012249"/>
+      <w:rFonts w:ascii="Raleway" w:hAnsi="Raleway" w:cs="Raleway"/>
     </w:rPr>
   </w:style>
   <w:style w:type="paragraph" w:customStyle="1" w:styleId="3CV">
@@ -4458,6 +4831,10 @@
     <w:link w:val="3CVChar"/>
     <w:qFormat/>
     <w:rsid w:val="00D20C3A"/>
+    <w:rPr>
+      <w:color w:val="012249"/>
+      <w:rFonts w:ascii="Raleway" w:hAnsi="Raleway" w:cs="Raleway"/>
+    </w:rPr>
   </w:style>
   <w:style w:type="character" w:customStyle="1" w:styleId="2CVChar">
     <w:name w:val="2 CV Char"/>
@@ -4493,6 +4870,8 @@
       <w:rFonts w:ascii="Raleway" w:eastAsia="Calibri" w:hAnsi="Raleway" w:cs="Times New Roman"/>
       <w:noProof/>
       <w:color w:val="012249"/>
+      <w:sz w:val="20"/>
+      <w:szCs w:val="20"/>
       <w:lang w:eastAsia="en-GB"/>
     </w:rPr>
   </w:style>
@@ -4877,6 +5256,15 @@
 </file>
 
 <file path=customXml/item1.xml><?xml version="1.0" encoding="utf-8"?>
+<?mso-contentType ?>
+<FormTemplates xmlns="http://schemas.microsoft.com/sharepoint/v3/contenttype/forms">
+  <Display>DocumentLibraryForm</Display>
+  <Edit>DocumentLibraryForm</Edit>
+  <New>DocumentLibraryForm</New>
+</FormTemplates>
+</file>
+
+<file path=customXml/item2.xml><?xml version="1.0" encoding="utf-8"?>
 <ct:contentTypeSchema xmlns:ct="http://schemas.microsoft.com/office/2006/metadata/contentType" xmlns:ma="http://schemas.microsoft.com/office/2006/metadata/properties/metaAttributes" ct:_="" ma:_="" ma:contentTypeName="Document" ma:contentTypeID="0x0101008F53A95BB45A1943AAE590E5142CE3F5" ma:contentTypeVersion="23" ma:contentTypeDescription="Create a new document." ma:contentTypeScope="" ma:versionID="d48639c435e92db2ae0c5523832ef200">
   <xsd:schema xmlns:xsd="http://www.w3.org/2001/XMLSchema" xmlns:xs="http://www.w3.org/2001/XMLSchema" xmlns:p="http://schemas.microsoft.com/office/2006/metadata/properties" xmlns:ns2="8fe6d124-157e-4db3-accf-90154e53f67d" xmlns:ns3="73926186-4678-4be0-9959-e45b63b3b802" targetNamespace="http://schemas.microsoft.com/office/2006/metadata/properties" ma:root="true" ma:fieldsID="d7d563db477a324b4802383da70580ec" ns2:_="" ns3:_="">
     <xsd:import namespace="8fe6d124-157e-4db3-accf-90154e53f67d"/>
@@ -5131,20 +5519,7 @@
 </ct:contentTypeSchema>
 </file>
 
-<file path=customXml/item2.xml><?xml version="1.0" encoding="utf-8"?>
-<?mso-contentType ?>
-<FormTemplates xmlns="http://schemas.microsoft.com/sharepoint/v3/contenttype/forms">
-  <Display>DocumentLibraryForm</Display>
-  <Edit>DocumentLibraryForm</Edit>
-  <New>DocumentLibraryForm</New>
-</FormTemplates>
-</file>
-
 <file path=customXml/item3.xml><?xml version="1.0" encoding="utf-8"?>
-<b:Sources xmlns:b="http://schemas.openxmlformats.org/officeDocument/2006/bibliography" xmlns="http://schemas.openxmlformats.org/officeDocument/2006/bibliography" SelectedStyle="\APASixthEditionOfficeOnline.xsl" StyleName="APA" Version="6"/>
-</file>
-
-<file path=customXml/item4.xml><?xml version="1.0" encoding="utf-8"?>
 <p:properties xmlns:p="http://schemas.microsoft.com/office/2006/metadata/properties" xmlns:xsi="http://www.w3.org/2001/XMLSchema-instance" xmlns:pc="http://schemas.microsoft.com/office/infopath/2007/PartnerControls">
   <documentManagement>
     <TaxCatchAll xmlns="8fe6d124-157e-4db3-accf-90154e53f67d" xsi:nil="true"/>
@@ -5155,7 +5530,19 @@
 </p:properties>
 </file>
 
+<file path=customXml/item4.xml><?xml version="1.0" encoding="utf-8"?>
+<b:Sources xmlns:b="http://schemas.openxmlformats.org/officeDocument/2006/bibliography" xmlns="http://schemas.openxmlformats.org/officeDocument/2006/bibliography" SelectedStyle="\APASixthEditionOfficeOnline.xsl" StyleName="APA" Version="6"/>
+</file>
+
 <file path=customXml/itemProps1.xml><?xml version="1.0" encoding="utf-8"?>
+<ds:datastoreItem xmlns:ds="http://schemas.openxmlformats.org/officeDocument/2006/customXml" ds:itemID="{EDFF1A19-CF3B-453B-90DD-8DB6098673CA}">
+  <ds:schemaRefs>
+    <ds:schemaRef ds:uri="http://schemas.microsoft.com/sharepoint/v3/contenttype/forms"/>
+  </ds:schemaRefs>
+</ds:datastoreItem>
+</file>
+
+<file path=customXml/itemProps2.xml><?xml version="1.0" encoding="utf-8"?>
 <ds:datastoreItem xmlns:ds="http://schemas.openxmlformats.org/officeDocument/2006/customXml" ds:itemID="{6DDEEE11-79A6-4574-8641-1A9991B5F3DC}">
   <ds:schemaRefs>
     <ds:schemaRef ds:uri="http://schemas.microsoft.com/office/2006/metadata/contentType"/>
@@ -5174,23 +5561,7 @@
 </ds:datastoreItem>
 </file>
 
-<file path=customXml/itemProps2.xml><?xml version="1.0" encoding="utf-8"?>
-<ds:datastoreItem xmlns:ds="http://schemas.openxmlformats.org/officeDocument/2006/customXml" ds:itemID="{EDFF1A19-CF3B-453B-90DD-8DB6098673CA}">
-  <ds:schemaRefs>
-    <ds:schemaRef ds:uri="http://schemas.microsoft.com/sharepoint/v3/contenttype/forms"/>
-  </ds:schemaRefs>
-</ds:datastoreItem>
-</file>
-
 <file path=customXml/itemProps3.xml><?xml version="1.0" encoding="utf-8"?>
-<ds:datastoreItem xmlns:ds="http://schemas.openxmlformats.org/officeDocument/2006/customXml" ds:itemID="{2CBC664D-C033-46E0-837E-5F0B5433B25D}">
-  <ds:schemaRefs>
-    <ds:schemaRef ds:uri="http://schemas.openxmlformats.org/officeDocument/2006/bibliography"/>
-  </ds:schemaRefs>
-</ds:datastoreItem>
-</file>
-
-<file path=customXml/itemProps4.xml><?xml version="1.0" encoding="utf-8"?>
 <ds:datastoreItem xmlns:ds="http://schemas.openxmlformats.org/officeDocument/2006/customXml" ds:itemID="{E4E54A23-4D67-4EFB-8AAD-5B381D58AD88}">
   <ds:schemaRefs>
     <ds:schemaRef ds:uri="http://schemas.microsoft.com/office/2006/metadata/properties"/>
@@ -5199,4 +5570,12 @@
     <ds:schemaRef ds:uri="73926186-4678-4be0-9959-e45b63b3b802"/>
   </ds:schemaRefs>
 </ds:datastoreItem>
+</file>
+
+<file path=customXml/itemProps4.xml><?xml version="1.0" encoding="utf-8"?>
+<ds:datastoreItem xmlns:ds="http://schemas.openxmlformats.org/officeDocument/2006/customXml" ds:itemID="{2CBC664D-C033-46E0-837E-5F0B5433B25D}">
+  <ds:schemaRefs>
+    <ds:schemaRef ds:uri="http://schemas.openxmlformats.org/officeDocument/2006/bibliography"/>
+  </ds:schemaRefs>
+</ds:datastoreItem>
 </file>
--- a/templates/SH_Global_Career_Summary_v5.docx
+++ b/templates/SH_Global_Career_Summary_v5.docx
@@ -1124,6 +1124,84 @@
           <w:noProof w:val="0"/>
         </w:rPr>
         <w:t>{{EDU_2_EXTRA}}</w:t>
+      </w:r>
+    </w:p>
+    <w:p>
+      <w:pPr>
+        <w:pStyle w:val="30PD-BOD"/>
+        <w:rPr>
+          <w:rFonts w:ascii="Raleway" w:hAnsi="Raleway"/>
+          <w:noProof w:val="0"/>
+        </w:rPr>
+      </w:pPr>
+    </w:p>
+    <w:p>
+      <w:pPr>
+        <w:pStyle w:val="SHText"/>
+        <w:ind w:left="-270"/>
+        <w:rPr>
+          <w:rFonts w:ascii="Raleway" w:hAnsi="Raleway"/>
+          <w:sz w:val="20"/>
+          <w:szCs w:val="20"/>
+        </w:rPr>
+      </w:pPr>
+      <w:r>
+        <w:rPr>
+          <w:rFonts w:ascii="Raleway" w:hAnsi="Raleway"/>
+          <w:sz w:val="20"/>
+          <w:szCs w:val="20"/>
+        </w:rPr>
+        <w:t>{{EDU_3_START}} – {{EDU_3_END}}:</w:t>
+        <w:tab/>
+        <w:tab/>
+      </w:r>
+      <w:r>
+        <w:rPr>
+          <w:rFonts w:ascii="Raleway" w:hAnsi="Raleway"/>
+          <w:b/>
+          <w:sz w:val="20"/>
+          <w:szCs w:val="20"/>
+        </w:rPr>
+        <w:t>{{EDU_3_INSTITUTION}} – {{EDU_3_LOCATION}}</w:t>
+      </w:r>
+    </w:p>
+    <w:p>
+      <w:pPr>
+        <w:pStyle w:val="SHText"/>
+        <w:ind w:left="-360"/>
+        <w:rPr>
+          <w:rFonts w:ascii="Raleway" w:hAnsi="Raleway"/>
+          <w:sz w:val="20"/>
+          <w:szCs w:val="20"/>
+        </w:rPr>
+      </w:pPr>
+      <w:r>
+        <w:rPr>
+          <w:rFonts w:ascii="Raleway" w:hAnsi="Raleway"/>
+          <w:sz w:val="20"/>
+          <w:szCs w:val="20"/>
+        </w:rPr>
+        <w:tab/>
+        <w:tab/>
+        <w:tab/>
+        <w:tab/>
+        <w:t>{{EDU_3_DEGREE}}</w:t>
+      </w:r>
+    </w:p>
+    <w:p>
+      <w:pPr>
+        <w:pStyle w:val="32PD"/>
+        <w:rPr>
+          <w:rFonts w:ascii="Raleway" w:hAnsi="Raleway"/>
+          <w:noProof w:val="0"/>
+        </w:rPr>
+      </w:pPr>
+      <w:r>
+        <w:rPr>
+          <w:rFonts w:ascii="Raleway" w:hAnsi="Raleway"/>
+          <w:noProof w:val="0"/>
+        </w:rPr>
+        <w:t>{{EDU_3_EXTRA}}</w:t>
       </w:r>
     </w:p>
     <w:p>
